--- a/out/INTX_report.docx
+++ b/out/INTX_report.docx
@@ -5983,7 +5983,15 @@
                 <w:b w:val="0"/>
                 <w:sz w:val="17"/>
               </w:rPr>
-              <w:t>환자당 RNA 총량</w:t>
+              <w:t xml:space="preserve">환자당 RNA 총량 </w:t>
+            </w:r>
+            <w:r>
+              <w:rPr>
+                <w:rFonts w:ascii="D2Coding" w:hAnsi="D2Coding" w:eastAsia="D2Coding" w:cs="D2Coding"/>
+                <w:color w:val="A32020"/>
+                <w:sz w:val="16"/>
+              </w:rPr>
+              <w:t>[EST]</w:t>
             </w:r>
           </w:p>
         </w:tc>
@@ -11146,7 +11154,223 @@
                 <w:b w:val="0"/>
                 <w:sz w:val="17"/>
               </w:rPr>
-              <w:t>무익성 중단</w:t>
+              <w:t>무익성 중단 (1차평가변수 미달성)</w:t>
+            </w:r>
+          </w:p>
+        </w:tc>
+        <w:tc>
+          <w:tcPr>
+            <w:tcW w:type="dxa" w:w="2436"/>
+          </w:tcPr>
+          <w:p>
+            <w:pPr>
+              <w:spacing w:before="20" w:after="20"/>
+            </w:pPr>
+            <w:r/>
+            <w:r>
+              <w:rPr>
+                <w:sz w:val="15"/>
+              </w:rPr>
+              <w:t>[</w:t>
+            </w:r>
+            <w:hyperlink r:id="rId136">
+              <w:r>
+                <w:rPr>
+                  <w:rFonts w:ascii="D2Coding" w:hAnsi="D2Coding" w:eastAsia="D2Coding"/>
+                  <w:color w:val="1D4ED8"/>
+                  <w:sz w:val="15"/>
+                </w:rPr>
+                <w:t xml:space="preserve">R534</w:t>
+              </w:r>
+            </w:hyperlink>
+            <w:r>
+              <w:rPr>
+                <w:sz w:val="15"/>
+              </w:rPr>
+              <w:t>]</w:t>
+            </w:r>
+          </w:p>
+        </w:tc>
+      </w:tr>
+      <w:tr>
+        <w:tc>
+          <w:tcPr>
+            <w:tcW w:type="dxa" w:w="2436"/>
+          </w:tcPr>
+          <w:p>
+            <w:pPr>
+              <w:spacing w:before="20" w:after="20"/>
+            </w:pPr>
+            <w:r/>
+            <w:r>
+              <w:rPr>
+                <w:rFonts w:ascii="맑은 고딕" w:hAnsi="맑은 고딕" w:eastAsia="맑은 고딕" w:cs="맑은 고딕"/>
+                <w:b w:val="0"/>
+                <w:sz w:val="17"/>
+              </w:rPr>
+              <w:t>IMPRINT (IMA901, RCC)</w:t>
+            </w:r>
+          </w:p>
+        </w:tc>
+        <w:tc>
+          <w:tcPr>
+            <w:tcW w:type="dxa" w:w="2436"/>
+          </w:tcPr>
+          <w:p>
+            <w:pPr>
+              <w:spacing w:before="20" w:after="20"/>
+            </w:pPr>
+            <w:r/>
+            <w:r>
+              <w:rPr>
+                <w:rFonts w:ascii="맑은 고딕" w:hAnsi="맑은 고딕" w:eastAsia="맑은 고딕" w:cs="맑은 고딕"/>
+                <w:b w:val="0"/>
+                <w:sz w:val="17"/>
+              </w:rPr>
+              <w:t>339</w:t>
+            </w:r>
+          </w:p>
+        </w:tc>
+        <w:tc>
+          <w:tcPr>
+            <w:tcW w:type="dxa" w:w="2436"/>
+          </w:tcPr>
+          <w:p>
+            <w:pPr>
+              <w:spacing w:before="20" w:after="20"/>
+            </w:pPr>
+            <w:r/>
+            <w:r>
+              <w:rPr>
+                <w:rFonts w:ascii="맑은 고딕" w:hAnsi="맑은 고딕" w:eastAsia="맑은 고딕" w:cs="맑은 고딕"/>
+                <w:b w:val="0"/>
+                <w:sz w:val="17"/>
+              </w:rPr>
+              <w:t xml:space="preserve">OS HR </w:t>
+            </w:r>
+            <w:r>
+              <w:rPr>
+                <w:rFonts w:ascii="맑은 고딕" w:hAnsi="맑은 고딕" w:eastAsia="맑은 고딕" w:cs="맑은 고딕"/>
+                <w:b/>
+                <w:sz w:val="17"/>
+              </w:rPr>
+              <w:t>1.34</w:t>
+            </w:r>
+            <w:r>
+              <w:rPr>
+                <w:rFonts w:ascii="맑은 고딕" w:hAnsi="맑은 고딕" w:eastAsia="맑은 고딕" w:cs="맑은 고딕"/>
+                <w:b w:val="0"/>
+                <w:sz w:val="17"/>
+              </w:rPr>
+              <w:t xml:space="preserve"> (0.96–1.86) — 수치상 악화</w:t>
+            </w:r>
+          </w:p>
+        </w:tc>
+        <w:tc>
+          <w:tcPr>
+            <w:tcW w:type="dxa" w:w="2436"/>
+          </w:tcPr>
+          <w:p>
+            <w:pPr>
+              <w:spacing w:before="20" w:after="20"/>
+            </w:pPr>
+            <w:r/>
+            <w:r>
+              <w:rPr>
+                <w:sz w:val="15"/>
+              </w:rPr>
+              <w:t>[</w:t>
+            </w:r>
+            <w:hyperlink r:id="rId137">
+              <w:r>
+                <w:rPr>
+                  <w:rFonts w:ascii="D2Coding" w:hAnsi="D2Coding" w:eastAsia="D2Coding"/>
+                  <w:color w:val="1D4ED8"/>
+                  <w:sz w:val="15"/>
+                </w:rPr>
+                <w:t xml:space="preserve">R532</w:t>
+              </w:r>
+            </w:hyperlink>
+            <w:r>
+              <w:rPr>
+                <w:sz w:val="15"/>
+              </w:rPr>
+              <w:t>]</w:t>
+            </w:r>
+          </w:p>
+        </w:tc>
+      </w:tr>
+      <w:tr>
+        <w:tc>
+          <w:tcPr>
+            <w:tcW w:type="dxa" w:w="2436"/>
+          </w:tcPr>
+          <w:p>
+            <w:pPr>
+              <w:spacing w:before="20" w:after="20"/>
+            </w:pPr>
+            <w:r/>
+            <w:r>
+              <w:rPr>
+                <w:rFonts w:ascii="맑은 고딕" w:hAnsi="맑은 고딕" w:eastAsia="맑은 고딕" w:cs="맑은 고딕"/>
+                <w:b/>
+                <w:sz w:val="17"/>
+              </w:rPr>
+              <w:t>합계</w:t>
+            </w:r>
+            <w:r>
+              <w:rPr>
+                <w:rFonts w:ascii="맑은 고딕" w:hAnsi="맑은 고딕" w:eastAsia="맑은 고딕" w:cs="맑은 고딕"/>
+                <w:b w:val="0"/>
+                <w:sz w:val="17"/>
+              </w:rPr>
+              <w:t xml:space="preserve"> </w:t>
+            </w:r>
+            <w:r>
+              <w:rPr>
+                <w:rFonts w:ascii="D2Coding" w:hAnsi="D2Coding" w:eastAsia="D2Coding" w:cs="D2Coding"/>
+                <w:color w:val="A32020"/>
+                <w:sz w:val="16"/>
+              </w:rPr>
+              <w:t>[EST]</w:t>
+            </w:r>
+          </w:p>
+        </w:tc>
+        <w:tc>
+          <w:tcPr>
+            <w:tcW w:type="dxa" w:w="2436"/>
+          </w:tcPr>
+          <w:p>
+            <w:pPr>
+              <w:spacing w:before="20" w:after="20"/>
+            </w:pPr>
+            <w:r/>
+            <w:r>
+              <w:rPr>
+                <w:rFonts w:ascii="맑은 고딕" w:hAnsi="맑은 고딕" w:eastAsia="맑은 고딕" w:cs="맑은 고딕"/>
+                <w:b/>
+                <w:sz w:val="17"/>
+              </w:rPr>
+              <w:t>7,650+</w:t>
+            </w:r>
+          </w:p>
+        </w:tc>
+        <w:tc>
+          <w:tcPr>
+            <w:tcW w:type="dxa" w:w="2436"/>
+          </w:tcPr>
+          <w:p>
+            <w:pPr>
+              <w:spacing w:before="20" w:after="20"/>
+            </w:pPr>
+            <w:r/>
+            <w:r>
+              <w:rPr>
+                <w:rFonts w:ascii="맑은 고딕" w:hAnsi="맑은 고딕" w:eastAsia="맑은 고딕" w:cs="맑은 고딕"/>
+                <w:b/>
+                <w:sz w:val="17"/>
+              </w:rPr>
+              <w:t>1차 평가변수 달성 0건</w:t>
             </w:r>
           </w:p>
         </w:tc>
@@ -11184,206 +11408,6 @@
           </w:p>
         </w:tc>
       </w:tr>
-      <w:tr>
-        <w:tc>
-          <w:tcPr>
-            <w:tcW w:type="dxa" w:w="2436"/>
-          </w:tcPr>
-          <w:p>
-            <w:pPr>
-              <w:spacing w:before="20" w:after="20"/>
-            </w:pPr>
-            <w:r/>
-            <w:r>
-              <w:rPr>
-                <w:rFonts w:ascii="맑은 고딕" w:hAnsi="맑은 고딕" w:eastAsia="맑은 고딕" w:cs="맑은 고딕"/>
-                <w:b w:val="0"/>
-                <w:sz w:val="17"/>
-              </w:rPr>
-              <w:t>IMPRINT (IMA901, RCC)</w:t>
-            </w:r>
-          </w:p>
-        </w:tc>
-        <w:tc>
-          <w:tcPr>
-            <w:tcW w:type="dxa" w:w="2436"/>
-          </w:tcPr>
-          <w:p>
-            <w:pPr>
-              <w:spacing w:before="20" w:after="20"/>
-            </w:pPr>
-            <w:r/>
-            <w:r>
-              <w:rPr>
-                <w:rFonts w:ascii="맑은 고딕" w:hAnsi="맑은 고딕" w:eastAsia="맑은 고딕" w:cs="맑은 고딕"/>
-                <w:b w:val="0"/>
-                <w:sz w:val="17"/>
-              </w:rPr>
-              <w:t>339</w:t>
-            </w:r>
-          </w:p>
-        </w:tc>
-        <w:tc>
-          <w:tcPr>
-            <w:tcW w:type="dxa" w:w="2436"/>
-          </w:tcPr>
-          <w:p>
-            <w:pPr>
-              <w:spacing w:before="20" w:after="20"/>
-            </w:pPr>
-            <w:r/>
-            <w:r>
-              <w:rPr>
-                <w:rFonts w:ascii="맑은 고딕" w:hAnsi="맑은 고딕" w:eastAsia="맑은 고딕" w:cs="맑은 고딕"/>
-                <w:b w:val="0"/>
-                <w:sz w:val="17"/>
-              </w:rPr>
-              <w:t xml:space="preserve">OS HR </w:t>
-            </w:r>
-            <w:r>
-              <w:rPr>
-                <w:rFonts w:ascii="맑은 고딕" w:hAnsi="맑은 고딕" w:eastAsia="맑은 고딕" w:cs="맑은 고딕"/>
-                <w:b/>
-                <w:sz w:val="17"/>
-              </w:rPr>
-              <w:t>1.34</w:t>
-            </w:r>
-            <w:r>
-              <w:rPr>
-                <w:rFonts w:ascii="맑은 고딕" w:hAnsi="맑은 고딕" w:eastAsia="맑은 고딕" w:cs="맑은 고딕"/>
-                <w:b w:val="0"/>
-                <w:sz w:val="17"/>
-              </w:rPr>
-              <w:t xml:space="preserve"> (0.96–1.86) — 수치상 악화</w:t>
-            </w:r>
-          </w:p>
-        </w:tc>
-        <w:tc>
-          <w:tcPr>
-            <w:tcW w:type="dxa" w:w="2436"/>
-          </w:tcPr>
-          <w:p>
-            <w:pPr>
-              <w:spacing w:before="20" w:after="20"/>
-            </w:pPr>
-            <w:r/>
-            <w:r>
-              <w:rPr>
-                <w:sz w:val="15"/>
-              </w:rPr>
-              <w:t>[</w:t>
-            </w:r>
-            <w:hyperlink r:id="rId136">
-              <w:r>
-                <w:rPr>
-                  <w:rFonts w:ascii="D2Coding" w:hAnsi="D2Coding" w:eastAsia="D2Coding"/>
-                  <w:color w:val="1D4ED8"/>
-                  <w:sz w:val="15"/>
-                </w:rPr>
-                <w:t xml:space="preserve">R532</w:t>
-              </w:r>
-            </w:hyperlink>
-            <w:r>
-              <w:rPr>
-                <w:sz w:val="15"/>
-              </w:rPr>
-              <w:t>]</w:t>
-            </w:r>
-          </w:p>
-        </w:tc>
-      </w:tr>
-      <w:tr>
-        <w:tc>
-          <w:tcPr>
-            <w:tcW w:type="dxa" w:w="2436"/>
-          </w:tcPr>
-          <w:p>
-            <w:pPr>
-              <w:spacing w:before="20" w:after="20"/>
-            </w:pPr>
-            <w:r/>
-            <w:r>
-              <w:rPr>
-                <w:rFonts w:ascii="맑은 고딕" w:hAnsi="맑은 고딕" w:eastAsia="맑은 고딕" w:cs="맑은 고딕"/>
-                <w:b/>
-                <w:sz w:val="17"/>
-              </w:rPr>
-              <w:t>합계</w:t>
-            </w:r>
-          </w:p>
-        </w:tc>
-        <w:tc>
-          <w:tcPr>
-            <w:tcW w:type="dxa" w:w="2436"/>
-          </w:tcPr>
-          <w:p>
-            <w:pPr>
-              <w:spacing w:before="20" w:after="20"/>
-            </w:pPr>
-            <w:r/>
-            <w:r>
-              <w:rPr>
-                <w:rFonts w:ascii="맑은 고딕" w:hAnsi="맑은 고딕" w:eastAsia="맑은 고딕" w:cs="맑은 고딕"/>
-                <w:b/>
-                <w:sz w:val="17"/>
-              </w:rPr>
-              <w:t>7,650+</w:t>
-            </w:r>
-          </w:p>
-        </w:tc>
-        <w:tc>
-          <w:tcPr>
-            <w:tcW w:type="dxa" w:w="2436"/>
-          </w:tcPr>
-          <w:p>
-            <w:pPr>
-              <w:spacing w:before="20" w:after="20"/>
-            </w:pPr>
-            <w:r/>
-            <w:r>
-              <w:rPr>
-                <w:rFonts w:ascii="맑은 고딕" w:hAnsi="맑은 고딕" w:eastAsia="맑은 고딕" w:cs="맑은 고딕"/>
-                <w:b/>
-                <w:sz w:val="17"/>
-              </w:rPr>
-              <w:t>1차 평가변수 달성 0건</w:t>
-            </w:r>
-          </w:p>
-        </w:tc>
-        <w:tc>
-          <w:tcPr>
-            <w:tcW w:type="dxa" w:w="2436"/>
-          </w:tcPr>
-          <w:p>
-            <w:pPr>
-              <w:spacing w:before="20" w:after="20"/>
-            </w:pPr>
-            <w:r/>
-            <w:r>
-              <w:rPr>
-                <w:sz w:val="15"/>
-              </w:rPr>
-              <w:t>[</w:t>
-            </w:r>
-            <w:hyperlink r:id="rId54">
-              <w:r>
-                <w:rPr>
-                  <w:rFonts w:ascii="D2Coding" w:hAnsi="D2Coding" w:eastAsia="D2Coding"/>
-                  <w:color w:val="1D4ED8"/>
-                  <w:sz w:val="15"/>
-                </w:rPr>
-                <w:t xml:space="preserve">R562</w:t>
-              </w:r>
-            </w:hyperlink>
-            <w:r>
-              <w:rPr>
-                <w:sz w:val="15"/>
-              </w:rPr>
-              <w:t>]</w:t>
-            </w:r>
-          </w:p>
-        </w:tc>
-      </w:tr>
     </w:tbl>
     <w:p>
       <w:pPr>
@@ -11408,7 +11432,7 @@
         </w:rPr>
         <w:t>[</w:t>
       </w:r>
-      <w:hyperlink r:id="rId137">
+      <w:hyperlink r:id="rId136">
         <w:r>
           <w:rPr>
             <w:rFonts w:ascii="D2Coding" w:hAnsi="D2Coding" w:eastAsia="D2Coding"/>
@@ -11548,6 +11572,14 @@
       </w:r>
       <w:r>
         <w:rPr>
+          <w:rFonts w:ascii="D2Coding" w:hAnsi="D2Coding" w:eastAsia="D2Coding" w:cs="D2Coding"/>
+          <w:color w:val="A32020"/>
+          <w:sz w:val="20"/>
+        </w:rPr>
+        <w:t>[EST]</w:t>
+      </w:r>
+      <w:r>
+        <w:rPr>
           <w:sz w:val="19"/>
         </w:rPr>
         <w:t>[</w:t>
@@ -11579,6 +11611,35 @@
     </w:p>
     <w:p>
       <w:pPr>
+        <w:spacing w:after="120" w:line="324" w:lineRule="auto"/>
+      </w:pPr>
+      <w:r>
+        <w:rPr>
+          <w:rFonts w:ascii="맑은 고딕" w:hAnsi="맑은 고딕" w:eastAsia="맑은 고딕" w:cs="맑은 고딕"/>
+          <w:b w:val="0"/>
+          <w:sz w:val="21"/>
+        </w:rPr>
+        <w:t xml:space="preserve">(누적 피험자 7,650명은 위 표 7건의 합산이며 </w:t>
+      </w:r>
+      <w:r>
+        <w:rPr>
+          <w:rFonts w:ascii="D2Coding" w:hAnsi="D2Coding" w:eastAsia="D2Coding" w:cs="D2Coding"/>
+          <w:color w:val="A32020"/>
+          <w:sz w:val="20"/>
+        </w:rPr>
+        <w:t>[EST]</w:t>
+      </w:r>
+      <w:r>
+        <w:rPr>
+          <w:rFonts w:ascii="맑은 고딕" w:hAnsi="맑은 고딕" w:eastAsia="맑은 고딕" w:cs="맑은 고딕"/>
+          <w:b w:val="0"/>
+          <w:sz w:val="21"/>
+        </w:rPr>
+        <w:t>로 표기한다.)</w:t>
+      </w:r>
+    </w:p>
+    <w:p>
+      <w:pPr>
         <w:keepNext/>
         <w:spacing w:before="200" w:after="80"/>
       </w:pPr>
@@ -11664,6 +11725,2152 @@
           <w:sz w:val="21"/>
         </w:rPr>
         <w:t>).</w:t>
+      </w:r>
+    </w:p>
+    <w:tbl>
+      <w:tblPr>
+        <w:tblStyle w:val="TableGrid"/>
+        <w:tblW w:type="auto" w:w="0"/>
+        <w:jc w:val="center"/>
+        <w:tblLayout w:type="autofit"/>
+        <w:tblLook w:firstColumn="1" w:firstRow="1" w:lastColumn="0" w:lastRow="0" w:noHBand="0" w:noVBand="1" w:val="04A0"/>
+      </w:tblPr>
+      <w:tblGrid>
+        <w:gridCol w:w="2436"/>
+        <w:gridCol w:w="2436"/>
+        <w:gridCol w:w="2436"/>
+        <w:gridCol w:w="2436"/>
+      </w:tblGrid>
+      <w:tr>
+        <w:tc>
+          <w:tcPr>
+            <w:tcW w:type="dxa" w:w="2436"/>
+            <w:shd w:val="clear" w:fill="EDF0F3"/>
+          </w:tcPr>
+          <w:p>
+            <w:pPr>
+              <w:spacing w:before="20" w:after="20"/>
+            </w:pPr>
+            <w:r/>
+            <w:r>
+              <w:rPr>
+                <w:rFonts w:ascii="맑은 고딕" w:hAnsi="맑은 고딕" w:eastAsia="맑은 고딕" w:cs="맑은 고딕"/>
+                <w:b/>
+                <w:sz w:val="17"/>
+              </w:rPr>
+              <w:t>중단 사유</w:t>
+            </w:r>
+          </w:p>
+        </w:tc>
+        <w:tc>
+          <w:tcPr>
+            <w:tcW w:type="dxa" w:w="2436"/>
+            <w:shd w:val="clear" w:fill="EDF0F3"/>
+          </w:tcPr>
+          <w:p>
+            <w:pPr>
+              <w:spacing w:before="20" w:after="20"/>
+            </w:pPr>
+            <w:r/>
+            <w:r>
+              <w:rPr>
+                <w:rFonts w:ascii="맑은 고딕" w:hAnsi="맑은 고딕" w:eastAsia="맑은 고딕" w:cs="맑은 고딕"/>
+                <w:b/>
+                <w:sz w:val="17"/>
+              </w:rPr>
+              <w:t>건수</w:t>
+            </w:r>
+          </w:p>
+        </w:tc>
+        <w:tc>
+          <w:tcPr>
+            <w:tcW w:type="dxa" w:w="2436"/>
+            <w:shd w:val="clear" w:fill="EDF0F3"/>
+          </w:tcPr>
+          <w:p>
+            <w:pPr>
+              <w:spacing w:before="20" w:after="20"/>
+            </w:pPr>
+            <w:r/>
+            <w:r>
+              <w:rPr>
+                <w:rFonts w:ascii="맑은 고딕" w:hAnsi="맑은 고딕" w:eastAsia="맑은 고딕" w:cs="맑은 고딕"/>
+                <w:b/>
+                <w:sz w:val="17"/>
+              </w:rPr>
+              <w:t>비중</w:t>
+            </w:r>
+          </w:p>
+        </w:tc>
+        <w:tc>
+          <w:tcPr>
+            <w:tcW w:type="dxa" w:w="2436"/>
+            <w:shd w:val="clear" w:fill="EDF0F3"/>
+          </w:tcPr>
+          <w:p>
+            <w:pPr>
+              <w:spacing w:before="20" w:after="20"/>
+            </w:pPr>
+            <w:r/>
+            <w:r>
+              <w:rPr>
+                <w:rFonts w:ascii="맑은 고딕" w:hAnsi="맑은 고딕" w:eastAsia="맑은 고딕" w:cs="맑은 고딕"/>
+                <w:b/>
+                <w:sz w:val="17"/>
+              </w:rPr>
+              <w:t>근거</w:t>
+            </w:r>
+          </w:p>
+        </w:tc>
+      </w:tr>
+      <w:tr>
+        <w:tc>
+          <w:tcPr>
+            <w:tcW w:type="dxa" w:w="2436"/>
+          </w:tcPr>
+          <w:p>
+            <w:pPr>
+              <w:spacing w:before="20" w:after="20"/>
+            </w:pPr>
+            <w:r/>
+            <w:r>
+              <w:rPr>
+                <w:rFonts w:ascii="맑은 고딕" w:hAnsi="맑은 고딕" w:eastAsia="맑은 고딕" w:cs="맑은 고딕"/>
+                <w:b w:val="0"/>
+                <w:sz w:val="17"/>
+              </w:rPr>
+              <w:t>모집 실패·저조</w:t>
+            </w:r>
+          </w:p>
+        </w:tc>
+        <w:tc>
+          <w:tcPr>
+            <w:tcW w:type="dxa" w:w="2436"/>
+          </w:tcPr>
+          <w:p>
+            <w:pPr>
+              <w:spacing w:before="20" w:after="20"/>
+            </w:pPr>
+            <w:r/>
+            <w:r>
+              <w:rPr>
+                <w:rFonts w:ascii="맑은 고딕" w:hAnsi="맑은 고딕" w:eastAsia="맑은 고딕" w:cs="맑은 고딕"/>
+                <w:b w:val="0"/>
+                <w:sz w:val="17"/>
+              </w:rPr>
+              <w:t>6</w:t>
+            </w:r>
+          </w:p>
+        </w:tc>
+        <w:tc>
+          <w:tcPr>
+            <w:tcW w:type="dxa" w:w="2436"/>
+          </w:tcPr>
+          <w:p>
+            <w:pPr>
+              <w:spacing w:before="20" w:after="20"/>
+            </w:pPr>
+            <w:r/>
+            <w:r>
+              <w:rPr>
+                <w:rFonts w:ascii="맑은 고딕" w:hAnsi="맑은 고딕" w:eastAsia="맑은 고딕" w:cs="맑은 고딕"/>
+                <w:b w:val="0"/>
+                <w:sz w:val="17"/>
+              </w:rPr>
+              <w:t>26%</w:t>
+            </w:r>
+          </w:p>
+        </w:tc>
+        <w:tc>
+          <w:tcPr>
+            <w:tcW w:type="dxa" w:w="2436"/>
+          </w:tcPr>
+          <w:p>
+            <w:pPr>
+              <w:spacing w:before="20" w:after="20"/>
+            </w:pPr>
+            <w:r/>
+            <w:r>
+              <w:rPr>
+                <w:sz w:val="15"/>
+              </w:rPr>
+              <w:t>[</w:t>
+            </w:r>
+            <w:hyperlink r:id="rId19">
+              <w:r>
+                <w:rPr>
+                  <w:rFonts w:ascii="D2Coding" w:hAnsi="D2Coding" w:eastAsia="D2Coding"/>
+                  <w:color w:val="1D4ED8"/>
+                  <w:sz w:val="15"/>
+                </w:rPr>
+                <w:t xml:space="preserve">R013</w:t>
+              </w:r>
+            </w:hyperlink>
+            <w:r>
+              <w:rPr>
+                <w:sz w:val="15"/>
+              </w:rPr>
+              <w:t>]</w:t>
+            </w:r>
+          </w:p>
+        </w:tc>
+      </w:tr>
+      <w:tr>
+        <w:tc>
+          <w:tcPr>
+            <w:tcW w:type="dxa" w:w="2436"/>
+          </w:tcPr>
+          <w:p>
+            <w:pPr>
+              <w:spacing w:before="20" w:after="20"/>
+            </w:pPr>
+            <w:r/>
+            <w:r>
+              <w:rPr>
+                <w:rFonts w:ascii="맑은 고딕" w:hAnsi="맑은 고딕" w:eastAsia="맑은 고딕" w:cs="맑은 고딕"/>
+                <w:b w:val="0"/>
+                <w:sz w:val="17"/>
+              </w:rPr>
+              <w:t>자금 중단</w:t>
+            </w:r>
+          </w:p>
+        </w:tc>
+        <w:tc>
+          <w:tcPr>
+            <w:tcW w:type="dxa" w:w="2436"/>
+          </w:tcPr>
+          <w:p>
+            <w:pPr>
+              <w:spacing w:before="20" w:after="20"/>
+            </w:pPr>
+            <w:r/>
+            <w:r>
+              <w:rPr>
+                <w:rFonts w:ascii="맑은 고딕" w:hAnsi="맑은 고딕" w:eastAsia="맑은 고딕" w:cs="맑은 고딕"/>
+                <w:b w:val="0"/>
+                <w:sz w:val="17"/>
+              </w:rPr>
+              <w:t>5</w:t>
+            </w:r>
+          </w:p>
+        </w:tc>
+        <w:tc>
+          <w:tcPr>
+            <w:tcW w:type="dxa" w:w="2436"/>
+          </w:tcPr>
+          <w:p>
+            <w:pPr>
+              <w:spacing w:before="20" w:after="20"/>
+            </w:pPr>
+            <w:r/>
+            <w:r>
+              <w:rPr>
+                <w:rFonts w:ascii="맑은 고딕" w:hAnsi="맑은 고딕" w:eastAsia="맑은 고딕" w:cs="맑은 고딕"/>
+                <w:b w:val="0"/>
+                <w:sz w:val="17"/>
+              </w:rPr>
+              <w:t>22%</w:t>
+            </w:r>
+          </w:p>
+        </w:tc>
+        <w:tc>
+          <w:tcPr>
+            <w:tcW w:type="dxa" w:w="2436"/>
+          </w:tcPr>
+          <w:p>
+            <w:pPr>
+              <w:spacing w:before="20" w:after="20"/>
+            </w:pPr>
+            <w:r/>
+            <w:r>
+              <w:rPr>
+                <w:sz w:val="15"/>
+              </w:rPr>
+              <w:t>[</w:t>
+            </w:r>
+            <w:hyperlink r:id="rId19">
+              <w:r>
+                <w:rPr>
+                  <w:rFonts w:ascii="D2Coding" w:hAnsi="D2Coding" w:eastAsia="D2Coding"/>
+                  <w:color w:val="1D4ED8"/>
+                  <w:sz w:val="15"/>
+                </w:rPr>
+                <w:t xml:space="preserve">R013</w:t>
+              </w:r>
+            </w:hyperlink>
+            <w:r>
+              <w:rPr>
+                <w:sz w:val="15"/>
+              </w:rPr>
+              <w:t>]</w:t>
+            </w:r>
+          </w:p>
+        </w:tc>
+      </w:tr>
+      <w:tr>
+        <w:tc>
+          <w:tcPr>
+            <w:tcW w:type="dxa" w:w="2436"/>
+          </w:tcPr>
+          <w:p>
+            <w:pPr>
+              <w:spacing w:before="20" w:after="20"/>
+            </w:pPr>
+            <w:r/>
+            <w:r>
+              <w:rPr>
+                <w:rFonts w:ascii="맑은 고딕" w:hAnsi="맑은 고딕" w:eastAsia="맑은 고딕" w:cs="맑은 고딕"/>
+                <w:b w:val="0"/>
+                <w:sz w:val="17"/>
+              </w:rPr>
+              <w:t>제조 실패·중단</w:t>
+            </w:r>
+          </w:p>
+        </w:tc>
+        <w:tc>
+          <w:tcPr>
+            <w:tcW w:type="dxa" w:w="2436"/>
+          </w:tcPr>
+          <w:p>
+            <w:pPr>
+              <w:spacing w:before="20" w:after="20"/>
+            </w:pPr>
+            <w:r/>
+            <w:r>
+              <w:rPr>
+                <w:rFonts w:ascii="맑은 고딕" w:hAnsi="맑은 고딕" w:eastAsia="맑은 고딕" w:cs="맑은 고딕"/>
+                <w:b w:val="0"/>
+                <w:sz w:val="17"/>
+              </w:rPr>
+              <w:t>3</w:t>
+            </w:r>
+          </w:p>
+        </w:tc>
+        <w:tc>
+          <w:tcPr>
+            <w:tcW w:type="dxa" w:w="2436"/>
+          </w:tcPr>
+          <w:p>
+            <w:pPr>
+              <w:spacing w:before="20" w:after="20"/>
+            </w:pPr>
+            <w:r/>
+            <w:r>
+              <w:rPr>
+                <w:rFonts w:ascii="맑은 고딕" w:hAnsi="맑은 고딕" w:eastAsia="맑은 고딕" w:cs="맑은 고딕"/>
+                <w:b w:val="0"/>
+                <w:sz w:val="17"/>
+              </w:rPr>
+              <w:t>13%</w:t>
+            </w:r>
+          </w:p>
+        </w:tc>
+        <w:tc>
+          <w:tcPr>
+            <w:tcW w:type="dxa" w:w="2436"/>
+          </w:tcPr>
+          <w:p>
+            <w:pPr>
+              <w:spacing w:before="20" w:after="20"/>
+            </w:pPr>
+            <w:r/>
+            <w:r>
+              <w:rPr>
+                <w:sz w:val="15"/>
+              </w:rPr>
+              <w:t>[</w:t>
+            </w:r>
+            <w:hyperlink r:id="rId19">
+              <w:r>
+                <w:rPr>
+                  <w:rFonts w:ascii="D2Coding" w:hAnsi="D2Coding" w:eastAsia="D2Coding"/>
+                  <w:color w:val="1D4ED8"/>
+                  <w:sz w:val="15"/>
+                </w:rPr>
+                <w:t xml:space="preserve">R013</w:t>
+              </w:r>
+            </w:hyperlink>
+            <w:r>
+              <w:rPr>
+                <w:sz w:val="15"/>
+              </w:rPr>
+              <w:t>]</w:t>
+            </w:r>
+            <w:r>
+              <w:rPr>
+                <w:sz w:val="15"/>
+              </w:rPr>
+              <w:t>[</w:t>
+            </w:r>
+            <w:hyperlink r:id="rId139">
+              <w:r>
+                <w:rPr>
+                  <w:rFonts w:ascii="D2Coding" w:hAnsi="D2Coding" w:eastAsia="D2Coding"/>
+                  <w:color w:val="1D4ED8"/>
+                  <w:sz w:val="15"/>
+                </w:rPr>
+                <w:t xml:space="preserve">R014</w:t>
+              </w:r>
+            </w:hyperlink>
+            <w:r>
+              <w:rPr>
+                <w:sz w:val="15"/>
+              </w:rPr>
+              <w:t>]</w:t>
+            </w:r>
+          </w:p>
+        </w:tc>
+      </w:tr>
+      <w:tr>
+        <w:tc>
+          <w:tcPr>
+            <w:tcW w:type="dxa" w:w="2436"/>
+          </w:tcPr>
+          <w:p>
+            <w:pPr>
+              <w:spacing w:before="20" w:after="20"/>
+            </w:pPr>
+            <w:r/>
+            <w:r>
+              <w:rPr>
+                <w:rFonts w:ascii="맑은 고딕" w:hAnsi="맑은 고딕" w:eastAsia="맑은 고딕" w:cs="맑은 고딕"/>
+                <w:b w:val="0"/>
+                <w:sz w:val="17"/>
+              </w:rPr>
+              <w:t>사업적 판단·우선순위</w:t>
+            </w:r>
+          </w:p>
+        </w:tc>
+        <w:tc>
+          <w:tcPr>
+            <w:tcW w:type="dxa" w:w="2436"/>
+          </w:tcPr>
+          <w:p>
+            <w:pPr>
+              <w:spacing w:before="20" w:after="20"/>
+            </w:pPr>
+            <w:r/>
+            <w:r>
+              <w:rPr>
+                <w:rFonts w:ascii="맑은 고딕" w:hAnsi="맑은 고딕" w:eastAsia="맑은 고딕" w:cs="맑은 고딕"/>
+                <w:b w:val="0"/>
+                <w:sz w:val="17"/>
+              </w:rPr>
+              <w:t>3</w:t>
+            </w:r>
+          </w:p>
+        </w:tc>
+        <w:tc>
+          <w:tcPr>
+            <w:tcW w:type="dxa" w:w="2436"/>
+          </w:tcPr>
+          <w:p>
+            <w:pPr>
+              <w:spacing w:before="20" w:after="20"/>
+            </w:pPr>
+            <w:r/>
+            <w:r>
+              <w:rPr>
+                <w:rFonts w:ascii="맑은 고딕" w:hAnsi="맑은 고딕" w:eastAsia="맑은 고딕" w:cs="맑은 고딕"/>
+                <w:b w:val="0"/>
+                <w:sz w:val="17"/>
+              </w:rPr>
+              <w:t>13%</w:t>
+            </w:r>
+          </w:p>
+        </w:tc>
+        <w:tc>
+          <w:tcPr>
+            <w:tcW w:type="dxa" w:w="2436"/>
+          </w:tcPr>
+          <w:p>
+            <w:pPr>
+              <w:spacing w:before="20" w:after="20"/>
+            </w:pPr>
+            <w:r/>
+            <w:r>
+              <w:rPr>
+                <w:sz w:val="15"/>
+              </w:rPr>
+              <w:t>[</w:t>
+            </w:r>
+            <w:hyperlink r:id="rId19">
+              <w:r>
+                <w:rPr>
+                  <w:rFonts w:ascii="D2Coding" w:hAnsi="D2Coding" w:eastAsia="D2Coding"/>
+                  <w:color w:val="1D4ED8"/>
+                  <w:sz w:val="15"/>
+                </w:rPr>
+                <w:t xml:space="preserve">R013</w:t>
+              </w:r>
+            </w:hyperlink>
+            <w:r>
+              <w:rPr>
+                <w:sz w:val="15"/>
+              </w:rPr>
+              <w:t>]</w:t>
+            </w:r>
+            <w:r>
+              <w:rPr>
+                <w:sz w:val="15"/>
+              </w:rPr>
+              <w:t>[</w:t>
+            </w:r>
+            <w:hyperlink r:id="rId140">
+              <w:r>
+                <w:rPr>
+                  <w:rFonts w:ascii="D2Coding" w:hAnsi="D2Coding" w:eastAsia="D2Coding"/>
+                  <w:color w:val="1D4ED8"/>
+                  <w:sz w:val="15"/>
+                </w:rPr>
+                <w:t xml:space="preserve">R009</w:t>
+              </w:r>
+            </w:hyperlink>
+            <w:r>
+              <w:rPr>
+                <w:sz w:val="15"/>
+              </w:rPr>
+              <w:t>]</w:t>
+            </w:r>
+          </w:p>
+        </w:tc>
+      </w:tr>
+      <w:tr>
+        <w:tc>
+          <w:tcPr>
+            <w:tcW w:type="dxa" w:w="2436"/>
+          </w:tcPr>
+          <w:p>
+            <w:pPr>
+              <w:spacing w:before="20" w:after="20"/>
+            </w:pPr>
+            <w:r/>
+            <w:r>
+              <w:rPr>
+                <w:rFonts w:ascii="맑은 고딕" w:hAnsi="맑은 고딕" w:eastAsia="맑은 고딕" w:cs="맑은 고딕"/>
+                <w:b w:val="0"/>
+                <w:sz w:val="17"/>
+              </w:rPr>
+              <w:t>운영·인력·규제절차</w:t>
+            </w:r>
+          </w:p>
+        </w:tc>
+        <w:tc>
+          <w:tcPr>
+            <w:tcW w:type="dxa" w:w="2436"/>
+          </w:tcPr>
+          <w:p>
+            <w:pPr>
+              <w:spacing w:before="20" w:after="20"/>
+            </w:pPr>
+            <w:r/>
+            <w:r>
+              <w:rPr>
+                <w:rFonts w:ascii="맑은 고딕" w:hAnsi="맑은 고딕" w:eastAsia="맑은 고딕" w:cs="맑은 고딕"/>
+                <w:b w:val="0"/>
+                <w:sz w:val="17"/>
+              </w:rPr>
+              <w:t>2</w:t>
+            </w:r>
+          </w:p>
+        </w:tc>
+        <w:tc>
+          <w:tcPr>
+            <w:tcW w:type="dxa" w:w="2436"/>
+          </w:tcPr>
+          <w:p>
+            <w:pPr>
+              <w:spacing w:before="20" w:after="20"/>
+            </w:pPr>
+            <w:r/>
+            <w:r>
+              <w:rPr>
+                <w:rFonts w:ascii="맑은 고딕" w:hAnsi="맑은 고딕" w:eastAsia="맑은 고딕" w:cs="맑은 고딕"/>
+                <w:b w:val="0"/>
+                <w:sz w:val="17"/>
+              </w:rPr>
+              <w:t>9%</w:t>
+            </w:r>
+          </w:p>
+        </w:tc>
+        <w:tc>
+          <w:tcPr>
+            <w:tcW w:type="dxa" w:w="2436"/>
+          </w:tcPr>
+          <w:p>
+            <w:pPr>
+              <w:spacing w:before="20" w:after="20"/>
+            </w:pPr>
+            <w:r/>
+            <w:r>
+              <w:rPr>
+                <w:sz w:val="15"/>
+              </w:rPr>
+              <w:t>[</w:t>
+            </w:r>
+            <w:hyperlink r:id="rId19">
+              <w:r>
+                <w:rPr>
+                  <w:rFonts w:ascii="D2Coding" w:hAnsi="D2Coding" w:eastAsia="D2Coding"/>
+                  <w:color w:val="1D4ED8"/>
+                  <w:sz w:val="15"/>
+                </w:rPr>
+                <w:t xml:space="preserve">R013</w:t>
+              </w:r>
+            </w:hyperlink>
+            <w:r>
+              <w:rPr>
+                <w:sz w:val="15"/>
+              </w:rPr>
+              <w:t>]</w:t>
+            </w:r>
+          </w:p>
+        </w:tc>
+      </w:tr>
+      <w:tr>
+        <w:tc>
+          <w:tcPr>
+            <w:tcW w:type="dxa" w:w="2436"/>
+          </w:tcPr>
+          <w:p>
+            <w:pPr>
+              <w:spacing w:before="20" w:after="20"/>
+            </w:pPr>
+            <w:r/>
+            <w:r>
+              <w:rPr>
+                <w:rFonts w:ascii="맑은 고딕" w:hAnsi="맑은 고딕" w:eastAsia="맑은 고딕" w:cs="맑은 고딕"/>
+                <w:b w:val="0"/>
+                <w:sz w:val="17"/>
+              </w:rPr>
+              <w:t>기타·불명</w:t>
+            </w:r>
+          </w:p>
+        </w:tc>
+        <w:tc>
+          <w:tcPr>
+            <w:tcW w:type="dxa" w:w="2436"/>
+          </w:tcPr>
+          <w:p>
+            <w:pPr>
+              <w:spacing w:before="20" w:after="20"/>
+            </w:pPr>
+            <w:r/>
+            <w:r>
+              <w:rPr>
+                <w:rFonts w:ascii="맑은 고딕" w:hAnsi="맑은 고딕" w:eastAsia="맑은 고딕" w:cs="맑은 고딕"/>
+                <w:b w:val="0"/>
+                <w:sz w:val="17"/>
+              </w:rPr>
+              <w:t>4</w:t>
+            </w:r>
+          </w:p>
+        </w:tc>
+        <w:tc>
+          <w:tcPr>
+            <w:tcW w:type="dxa" w:w="2436"/>
+          </w:tcPr>
+          <w:p>
+            <w:pPr>
+              <w:spacing w:before="20" w:after="20"/>
+            </w:pPr>
+            <w:r/>
+            <w:r>
+              <w:rPr>
+                <w:rFonts w:ascii="맑은 고딕" w:hAnsi="맑은 고딕" w:eastAsia="맑은 고딕" w:cs="맑은 고딕"/>
+                <w:b w:val="0"/>
+                <w:sz w:val="17"/>
+              </w:rPr>
+              <w:t>17%</w:t>
+            </w:r>
+          </w:p>
+        </w:tc>
+        <w:tc>
+          <w:tcPr>
+            <w:tcW w:type="dxa" w:w="2436"/>
+          </w:tcPr>
+          <w:p>
+            <w:pPr>
+              <w:spacing w:before="20" w:after="20"/>
+            </w:pPr>
+            <w:r/>
+            <w:r>
+              <w:rPr>
+                <w:sz w:val="15"/>
+              </w:rPr>
+              <w:t>[</w:t>
+            </w:r>
+            <w:hyperlink r:id="rId19">
+              <w:r>
+                <w:rPr>
+                  <w:rFonts w:ascii="D2Coding" w:hAnsi="D2Coding" w:eastAsia="D2Coding"/>
+                  <w:color w:val="1D4ED8"/>
+                  <w:sz w:val="15"/>
+                </w:rPr>
+                <w:t xml:space="preserve">R013</w:t>
+              </w:r>
+            </w:hyperlink>
+            <w:r>
+              <w:rPr>
+                <w:sz w:val="15"/>
+              </w:rPr>
+              <w:t>]</w:t>
+            </w:r>
+          </w:p>
+        </w:tc>
+      </w:tr>
+      <w:tr>
+        <w:tc>
+          <w:tcPr>
+            <w:tcW w:type="dxa" w:w="2436"/>
+          </w:tcPr>
+          <w:p>
+            <w:pPr>
+              <w:spacing w:before="20" w:after="20"/>
+            </w:pPr>
+            <w:r/>
+            <w:r>
+              <w:rPr>
+                <w:rFonts w:ascii="맑은 고딕" w:hAnsi="맑은 고딕" w:eastAsia="맑은 고딕" w:cs="맑은 고딕"/>
+                <w:b/>
+                <w:sz w:val="17"/>
+              </w:rPr>
+              <w:t>안전성</w:t>
+            </w:r>
+          </w:p>
+        </w:tc>
+        <w:tc>
+          <w:tcPr>
+            <w:tcW w:type="dxa" w:w="2436"/>
+          </w:tcPr>
+          <w:p>
+            <w:pPr>
+              <w:spacing w:before="20" w:after="20"/>
+            </w:pPr>
+            <w:r/>
+            <w:r>
+              <w:rPr>
+                <w:rFonts w:ascii="맑은 고딕" w:hAnsi="맑은 고딕" w:eastAsia="맑은 고딕" w:cs="맑은 고딕"/>
+                <w:b/>
+                <w:sz w:val="17"/>
+              </w:rPr>
+              <w:t>0</w:t>
+            </w:r>
+          </w:p>
+        </w:tc>
+        <w:tc>
+          <w:tcPr>
+            <w:tcW w:type="dxa" w:w="2436"/>
+          </w:tcPr>
+          <w:p>
+            <w:pPr>
+              <w:spacing w:before="20" w:after="20"/>
+            </w:pPr>
+            <w:r/>
+            <w:r>
+              <w:rPr>
+                <w:rFonts w:ascii="맑은 고딕" w:hAnsi="맑은 고딕" w:eastAsia="맑은 고딕" w:cs="맑은 고딕"/>
+                <w:b/>
+                <w:sz w:val="17"/>
+              </w:rPr>
+              <w:t>0%</w:t>
+            </w:r>
+          </w:p>
+        </w:tc>
+        <w:tc>
+          <w:tcPr>
+            <w:tcW w:type="dxa" w:w="2436"/>
+          </w:tcPr>
+          <w:p>
+            <w:pPr>
+              <w:spacing w:before="20" w:after="20"/>
+            </w:pPr>
+            <w:r/>
+            <w:r>
+              <w:rPr>
+                <w:sz w:val="15"/>
+              </w:rPr>
+              <w:t>[</w:t>
+            </w:r>
+            <w:hyperlink r:id="rId19">
+              <w:r>
+                <w:rPr>
+                  <w:rFonts w:ascii="D2Coding" w:hAnsi="D2Coding" w:eastAsia="D2Coding"/>
+                  <w:color w:val="1D4ED8"/>
+                  <w:sz w:val="15"/>
+                </w:rPr>
+                <w:t xml:space="preserve">R013</w:t>
+              </w:r>
+            </w:hyperlink>
+            <w:r>
+              <w:rPr>
+                <w:sz w:val="15"/>
+              </w:rPr>
+              <w:t>]</w:t>
+            </w:r>
+          </w:p>
+        </w:tc>
+      </w:tr>
+      <w:tr>
+        <w:tc>
+          <w:tcPr>
+            <w:tcW w:type="dxa" w:w="2436"/>
+          </w:tcPr>
+          <w:p>
+            <w:pPr>
+              <w:spacing w:before="20" w:after="20"/>
+            </w:pPr>
+            <w:r/>
+            <w:r>
+              <w:rPr>
+                <w:rFonts w:ascii="맑은 고딕" w:hAnsi="맑은 고딕" w:eastAsia="맑은 고딕" w:cs="맑은 고딕"/>
+                <w:b/>
+                <w:sz w:val="17"/>
+              </w:rPr>
+              <w:t>효능부족·무효</w:t>
+            </w:r>
+          </w:p>
+        </w:tc>
+        <w:tc>
+          <w:tcPr>
+            <w:tcW w:type="dxa" w:w="2436"/>
+          </w:tcPr>
+          <w:p>
+            <w:pPr>
+              <w:spacing w:before="20" w:after="20"/>
+            </w:pPr>
+            <w:r/>
+            <w:r>
+              <w:rPr>
+                <w:rFonts w:ascii="맑은 고딕" w:hAnsi="맑은 고딕" w:eastAsia="맑은 고딕" w:cs="맑은 고딕"/>
+                <w:b/>
+                <w:sz w:val="17"/>
+              </w:rPr>
+              <w:t>0</w:t>
+            </w:r>
+          </w:p>
+        </w:tc>
+        <w:tc>
+          <w:tcPr>
+            <w:tcW w:type="dxa" w:w="2436"/>
+          </w:tcPr>
+          <w:p>
+            <w:pPr>
+              <w:spacing w:before="20" w:after="20"/>
+            </w:pPr>
+            <w:r/>
+            <w:r>
+              <w:rPr>
+                <w:rFonts w:ascii="맑은 고딕" w:hAnsi="맑은 고딕" w:eastAsia="맑은 고딕" w:cs="맑은 고딕"/>
+                <w:b/>
+                <w:sz w:val="17"/>
+              </w:rPr>
+              <w:t>0%</w:t>
+            </w:r>
+          </w:p>
+        </w:tc>
+        <w:tc>
+          <w:tcPr>
+            <w:tcW w:type="dxa" w:w="2436"/>
+          </w:tcPr>
+          <w:p>
+            <w:pPr>
+              <w:spacing w:before="20" w:after="20"/>
+            </w:pPr>
+            <w:r/>
+            <w:r>
+              <w:rPr>
+                <w:sz w:val="15"/>
+              </w:rPr>
+              <w:t>[</w:t>
+            </w:r>
+            <w:hyperlink r:id="rId19">
+              <w:r>
+                <w:rPr>
+                  <w:rFonts w:ascii="D2Coding" w:hAnsi="D2Coding" w:eastAsia="D2Coding"/>
+                  <w:color w:val="1D4ED8"/>
+                  <w:sz w:val="15"/>
+                </w:rPr>
+                <w:t xml:space="preserve">R013</w:t>
+              </w:r>
+            </w:hyperlink>
+            <w:r>
+              <w:rPr>
+                <w:sz w:val="15"/>
+              </w:rPr>
+              <w:t>]</w:t>
+            </w:r>
+          </w:p>
+        </w:tc>
+      </w:tr>
+      <w:tr>
+        <w:tc>
+          <w:tcPr>
+            <w:tcW w:type="dxa" w:w="2436"/>
+          </w:tcPr>
+          <w:p>
+            <w:pPr>
+              <w:spacing w:before="20" w:after="20"/>
+            </w:pPr>
+            <w:r/>
+            <w:r>
+              <w:rPr>
+                <w:rFonts w:ascii="맑은 고딕" w:hAnsi="맑은 고딕" w:eastAsia="맑은 고딕" w:cs="맑은 고딕"/>
+                <w:b/>
+                <w:sz w:val="17"/>
+              </w:rPr>
+              <w:t>합계</w:t>
+            </w:r>
+          </w:p>
+        </w:tc>
+        <w:tc>
+          <w:tcPr>
+            <w:tcW w:type="dxa" w:w="2436"/>
+          </w:tcPr>
+          <w:p>
+            <w:pPr>
+              <w:spacing w:before="20" w:after="20"/>
+            </w:pPr>
+            <w:r/>
+            <w:r>
+              <w:rPr>
+                <w:rFonts w:ascii="맑은 고딕" w:hAnsi="맑은 고딕" w:eastAsia="맑은 고딕" w:cs="맑은 고딕"/>
+                <w:b/>
+                <w:sz w:val="17"/>
+              </w:rPr>
+              <w:t>23</w:t>
+            </w:r>
+          </w:p>
+        </w:tc>
+        <w:tc>
+          <w:tcPr>
+            <w:tcW w:type="dxa" w:w="2436"/>
+          </w:tcPr>
+          <w:p>
+            <w:pPr>
+              <w:spacing w:before="20" w:after="20"/>
+            </w:pPr>
+            <w:r/>
+            <w:r>
+              <w:rPr>
+                <w:rFonts w:ascii="맑은 고딕" w:hAnsi="맑은 고딕" w:eastAsia="맑은 고딕" w:cs="맑은 고딕"/>
+                <w:b w:val="0"/>
+                <w:sz w:val="17"/>
+              </w:rPr>
+              <w:t>100%</w:t>
+            </w:r>
+          </w:p>
+        </w:tc>
+        <w:tc>
+          <w:tcPr>
+            <w:tcW w:type="dxa" w:w="2436"/>
+          </w:tcPr>
+          <w:p>
+            <w:pPr>
+              <w:spacing w:before="20" w:after="20"/>
+            </w:pPr>
+            <w:r/>
+            <w:r>
+              <w:rPr>
+                <w:sz w:val="15"/>
+              </w:rPr>
+              <w:t>[</w:t>
+            </w:r>
+            <w:hyperlink r:id="rId19">
+              <w:r>
+                <w:rPr>
+                  <w:rFonts w:ascii="D2Coding" w:hAnsi="D2Coding" w:eastAsia="D2Coding"/>
+                  <w:color w:val="1D4ED8"/>
+                  <w:sz w:val="15"/>
+                </w:rPr>
+                <w:t xml:space="preserve">R013</w:t>
+              </w:r>
+            </w:hyperlink>
+            <w:r>
+              <w:rPr>
+                <w:sz w:val="15"/>
+              </w:rPr>
+              <w:t>]</w:t>
+            </w:r>
+          </w:p>
+        </w:tc>
+      </w:tr>
+    </w:tbl>
+    <w:p>
+      <w:pPr>
+        <w:spacing w:after="80"/>
+      </w:pPr>
+    </w:p>
+    <w:p>
+      <w:pPr>
+        <w:spacing w:after="120" w:line="324" w:lineRule="auto"/>
+      </w:pPr>
+      <w:r>
+        <w:rPr>
+          <w:rFonts w:ascii="맑은 고딕" w:hAnsi="맑은 고딕" w:eastAsia="맑은 고딕" w:cs="맑은 고딕"/>
+          <w:b w:val="0"/>
+          <w:sz w:val="21"/>
+        </w:rPr>
+        <w:t xml:space="preserve">전거: </w:t>
+      </w:r>
+      <w:r>
+        <w:rPr>
+          <w:sz w:val="19"/>
+        </w:rPr>
+        <w:t>[</w:t>
+      </w:r>
+      <w:hyperlink r:id="rId19">
+        <w:r>
+          <w:rPr>
+            <w:rFonts w:ascii="D2Coding" w:hAnsi="D2Coding" w:eastAsia="D2Coding"/>
+            <w:color w:val="1D4ED8"/>
+            <w:sz w:val="19"/>
+          </w:rPr>
+          <w:t xml:space="preserve">R013</w:t>
+        </w:r>
+      </w:hyperlink>
+      <w:r>
+        <w:rPr>
+          <w:sz w:val="19"/>
+        </w:rPr>
+        <w:t>]</w:t>
+      </w:r>
+      <w:r>
+        <w:rPr>
+          <w:rFonts w:ascii="맑은 고딕" w:hAnsi="맑은 고딕" w:eastAsia="맑은 고딕" w:cs="맑은 고딕"/>
+          <w:b w:val="0"/>
+          <w:sz w:val="21"/>
+        </w:rPr>
+        <w:t xml:space="preserve">. 개별 사례로는 WashU NCT03121677이 </w:t>
+      </w:r>
+      <w:r>
+        <w:rPr>
+          <w:rFonts w:ascii="맑은 고딕" w:hAnsi="맑은 고딕" w:eastAsia="맑은 고딕" w:cs="맑은 고딕"/>
+          <w:b/>
+          <w:sz w:val="21"/>
+        </w:rPr>
+        <w:t>"백신 제조가 중단되었다"</w:t>
+      </w:r>
+      <w:r>
+        <w:rPr>
+          <w:rFonts w:ascii="맑은 고딕" w:hAnsi="맑은 고딕" w:eastAsia="맑은 고딕" w:cs="맑은 고딕"/>
+          <w:b w:val="0"/>
+          <w:sz w:val="21"/>
+        </w:rPr>
+        <w:t>를 사유로 등록</w:t>
+      </w:r>
+    </w:p>
+    <w:p>
+      <w:pPr>
+        <w:spacing w:after="120" w:line="324" w:lineRule="auto"/>
+      </w:pPr>
+      <w:r>
+        <w:rPr>
+          <w:rFonts w:ascii="맑은 고딕" w:hAnsi="맑은 고딕" w:eastAsia="맑은 고딕" w:cs="맑은 고딕"/>
+          <w:b w:val="0"/>
+          <w:sz w:val="21"/>
+        </w:rPr>
+        <w:t xml:space="preserve">4명 시점에 종료되었고 </w:t>
+      </w:r>
+      <w:r>
+        <w:rPr>
+          <w:sz w:val="19"/>
+        </w:rPr>
+        <w:t>[</w:t>
+      </w:r>
+      <w:hyperlink r:id="rId139">
+        <w:r>
+          <w:rPr>
+            <w:rFonts w:ascii="D2Coding" w:hAnsi="D2Coding" w:eastAsia="D2Coding"/>
+            <w:color w:val="1D4ED8"/>
+            <w:sz w:val="19"/>
+          </w:rPr>
+          <w:t xml:space="preserve">R014</w:t>
+        </w:r>
+      </w:hyperlink>
+      <w:r>
+        <w:rPr>
+          <w:sz w:val="19"/>
+        </w:rPr>
+        <w:t>]</w:t>
+      </w:r>
+      <w:r>
+        <w:rPr>
+          <w:sz w:val="19"/>
+        </w:rPr>
+        <w:t>[</w:t>
+      </w:r>
+      <w:hyperlink r:id="rId141">
+        <w:r>
+          <w:rPr>
+            <w:rFonts w:ascii="D2Coding" w:hAnsi="D2Coding" w:eastAsia="D2Coding"/>
+            <w:color w:val="1D4ED8"/>
+            <w:sz w:val="19"/>
+          </w:rPr>
+          <w:t xml:space="preserve">R512</w:t>
+        </w:r>
+      </w:hyperlink>
+      <w:r>
+        <w:rPr>
+          <w:sz w:val="19"/>
+        </w:rPr>
+        <w:t>]</w:t>
+      </w:r>
+      <w:r>
+        <w:rPr>
+          <w:rFonts w:ascii="맑은 고딕" w:hAnsi="맑은 고딕" w:eastAsia="맑은 고딕" w:cs="맑은 고딕"/>
+          <w:b w:val="0"/>
+          <w:sz w:val="21"/>
+        </w:rPr>
+        <w:t xml:space="preserve">, BioNTech 플랫폼의 IVAC-RCC-001은 </w:t>
+      </w:r>
+      <w:r>
+        <w:rPr>
+          <w:rFonts w:ascii="맑은 고딕" w:hAnsi="맑은 고딕" w:eastAsia="맑은 고딕" w:cs="맑은 고딕"/>
+          <w:b/>
+          <w:sz w:val="21"/>
+        </w:rPr>
+        <w:t>등록 1명</w:t>
+      </w:r>
+      <w:r>
+        <w:rPr>
+          <w:rFonts w:ascii="맑은 고딕" w:hAnsi="맑은 고딕" w:eastAsia="맑은 고딕" w:cs="맑은 고딕"/>
+          <w:b w:val="0"/>
+          <w:sz w:val="21"/>
+        </w:rPr>
+        <w:t>에서 모집</w:t>
+      </w:r>
+    </w:p>
+    <w:p>
+      <w:pPr>
+        <w:spacing w:after="120" w:line="324" w:lineRule="auto"/>
+      </w:pPr>
+      <w:r>
+        <w:rPr>
+          <w:rFonts w:ascii="맑은 고딕" w:hAnsi="맑은 고딕" w:eastAsia="맑은 고딕" w:cs="맑은 고딕"/>
+          <w:b w:val="0"/>
+          <w:sz w:val="21"/>
+        </w:rPr>
+        <w:t xml:space="preserve">저조로 조기 중단되었으며 </w:t>
+      </w:r>
+      <w:r>
+        <w:rPr>
+          <w:sz w:val="19"/>
+        </w:rPr>
+        <w:t>[</w:t>
+      </w:r>
+      <w:hyperlink r:id="rId142">
+        <w:r>
+          <w:rPr>
+            <w:rFonts w:ascii="D2Coding" w:hAnsi="D2Coding" w:eastAsia="D2Coding"/>
+            <w:color w:val="1D4ED8"/>
+            <w:sz w:val="19"/>
+          </w:rPr>
+          <w:t xml:space="preserve">R015</w:t>
+        </w:r>
+      </w:hyperlink>
+      <w:r>
+        <w:rPr>
+          <w:sz w:val="19"/>
+        </w:rPr>
+        <w:t>]</w:t>
+      </w:r>
+      <w:r>
+        <w:rPr>
+          <w:rFonts w:ascii="맑은 고딕" w:hAnsi="맑은 고딕" w:eastAsia="맑은 고딕" w:cs="맑은 고딕"/>
+          <w:b w:val="0"/>
+          <w:sz w:val="21"/>
+        </w:rPr>
+        <w:t>, NCT03422094는 "제조사가 세포치료로 방향 전환"을 사유로</w:t>
+      </w:r>
+    </w:p>
+    <w:p>
+      <w:pPr>
+        <w:spacing w:after="120" w:line="324" w:lineRule="auto"/>
+      </w:pPr>
+      <w:r>
+        <w:rPr>
+          <w:rFonts w:ascii="맑은 고딕" w:hAnsi="맑은 고딕" w:eastAsia="맑은 고딕" w:cs="맑은 고딕"/>
+          <w:b w:val="0"/>
+          <w:sz w:val="21"/>
+        </w:rPr>
+        <w:t xml:space="preserve">종료되었다 </w:t>
+      </w:r>
+      <w:r>
+        <w:rPr>
+          <w:sz w:val="19"/>
+        </w:rPr>
+        <w:t>[</w:t>
+      </w:r>
+      <w:hyperlink r:id="rId141">
+        <w:r>
+          <w:rPr>
+            <w:rFonts w:ascii="D2Coding" w:hAnsi="D2Coding" w:eastAsia="D2Coding"/>
+            <w:color w:val="1D4ED8"/>
+            <w:sz w:val="19"/>
+          </w:rPr>
+          <w:t xml:space="preserve">R512</w:t>
+        </w:r>
+      </w:hyperlink>
+      <w:r>
+        <w:rPr>
+          <w:sz w:val="19"/>
+        </w:rPr>
+        <w:t>]</w:t>
+      </w:r>
+      <w:r>
+        <w:rPr>
+          <w:rFonts w:ascii="맑은 고딕" w:hAnsi="맑은 고딕" w:eastAsia="맑은 고딕" w:cs="맑은 고딕"/>
+          <w:b w:val="0"/>
+          <w:sz w:val="21"/>
+        </w:rPr>
+        <w:t>.</w:t>
+      </w:r>
+    </w:p>
+    <w:p>
+      <w:pPr>
+        <w:spacing w:after="80"/>
+        <w:ind w:left="340"/>
+      </w:pPr>
+      <w:r>
+        <w:rPr>
+          <w:rFonts w:ascii="맑은 고딕" w:hAnsi="맑은 고딕" w:eastAsia="맑은 고딕" w:cs="맑은 고딕"/>
+          <w:b/>
+          <w:color w:val="5C6570"/>
+          <w:sz w:val="20"/>
+        </w:rPr>
+        <w:t>해석 시 반드시 병기할 한계</w:t>
+      </w:r>
+      <w:r>
+        <w:rPr>
+          <w:rFonts w:ascii="맑은 고딕" w:hAnsi="맑은 고딕" w:eastAsia="맑은 고딕" w:cs="맑은 고딕"/>
+          <w:b w:val="0"/>
+          <w:color w:val="5C6570"/>
+          <w:sz w:val="20"/>
+        </w:rPr>
+        <w:t xml:space="preserve"> — 중단 사유는 스폰서가 자발적으로 기재하며, **효능 부족을</w:t>
+      </w:r>
+    </w:p>
+    <w:p>
+      <w:pPr>
+        <w:spacing w:after="80"/>
+        <w:ind w:left="340"/>
+      </w:pPr>
+      <w:r>
+        <w:rPr>
+          <w:rFonts w:ascii="맑은 고딕" w:hAnsi="맑은 고딕" w:eastAsia="맑은 고딕" w:cs="맑은 고딕"/>
+          <w:b w:val="0"/>
+          <w:color w:val="5C6570"/>
+          <w:sz w:val="20"/>
+        </w:rPr>
+        <w:t>"사업적 판단"으로 기재할 유인이 존재한다**. 따라서 "안전성·무효 0건"을 "안전하고 효과 있다"로</w:t>
+      </w:r>
+    </w:p>
+    <w:p>
+      <w:pPr>
+        <w:spacing w:after="80"/>
+        <w:ind w:left="340"/>
+      </w:pPr>
+      <w:r>
+        <w:rPr>
+          <w:rFonts w:ascii="맑은 고딕" w:hAnsi="맑은 고딕" w:eastAsia="맑은 고딕" w:cs="맑은 고딕"/>
+          <w:b w:val="0"/>
+          <w:color w:val="5C6570"/>
+          <w:sz w:val="20"/>
+        </w:rPr>
+        <w:t xml:space="preserve">읽어서는 안 된다. 실제로 IMcode004는 안전성 사건으로 8주간 임상보류되었으나 </w:t>
+      </w:r>
+      <w:r>
+        <w:rPr>
+          <w:sz w:val="18"/>
+        </w:rPr>
+        <w:t>[</w:t>
+      </w:r>
+      <w:hyperlink r:id="rId143">
+        <w:r>
+          <w:rPr>
+            <w:rFonts w:ascii="D2Coding" w:hAnsi="D2Coding" w:eastAsia="D2Coding"/>
+            <w:color w:val="1D4ED8"/>
+            <w:sz w:val="18"/>
+          </w:rPr>
+          <w:t xml:space="preserve">R241</w:t>
+        </w:r>
+      </w:hyperlink>
+      <w:r>
+        <w:rPr>
+          <w:sz w:val="18"/>
+        </w:rPr>
+        <w:t>]</w:t>
+      </w:r>
+      <w:r>
+        <w:rPr>
+          <w:rFonts w:ascii="맑은 고딕" w:hAnsi="맑은 고딕" w:eastAsia="맑은 고딕" w:cs="맑은 고딕"/>
+          <w:b w:val="0"/>
+          <w:color w:val="5C6570"/>
+          <w:sz w:val="20"/>
+        </w:rPr>
+        <w:t xml:space="preserve"> 등록정보상</w:t>
+      </w:r>
+    </w:p>
+    <w:p>
+      <w:pPr>
+        <w:spacing w:after="80"/>
+        <w:ind w:left="340"/>
+      </w:pPr>
+      <w:r>
+        <w:rPr>
+          <w:rFonts w:ascii="맑은 고딕" w:hAnsi="맑은 고딕" w:eastAsia="맑은 고딕" w:cs="맑은 고딕"/>
+          <w:b w:val="0"/>
+          <w:color w:val="5C6570"/>
+          <w:sz w:val="20"/>
+        </w:rPr>
+        <w:t xml:space="preserve">TERMINATED가 아니어서 이 집계에 잡히지 않는다 </w:t>
+      </w:r>
+      <w:r>
+        <w:rPr>
+          <w:sz w:val="18"/>
+        </w:rPr>
+        <w:t>[</w:t>
+      </w:r>
+      <w:hyperlink r:id="rId144">
+        <w:r>
+          <w:rPr>
+            <w:rFonts w:ascii="D2Coding" w:hAnsi="D2Coding" w:eastAsia="D2Coding"/>
+            <w:color w:val="1D4ED8"/>
+            <w:sz w:val="18"/>
+          </w:rPr>
+          <w:t xml:space="preserve">R245</w:t>
+        </w:r>
+      </w:hyperlink>
+      <w:r>
+        <w:rPr>
+          <w:sz w:val="18"/>
+        </w:rPr>
+        <w:t>]</w:t>
+      </w:r>
+      <w:r>
+        <w:rPr>
+          <w:rFonts w:ascii="맑은 고딕" w:hAnsi="맑은 고딕" w:eastAsia="맑은 고딕" w:cs="맑은 고딕"/>
+          <w:b w:val="0"/>
+          <w:color w:val="5C6570"/>
+          <w:sz w:val="20"/>
+        </w:rPr>
+        <w:t>. **상태 필드만으로 실패를 집계하면</w:t>
+      </w:r>
+    </w:p>
+    <w:p>
+      <w:pPr>
+        <w:spacing w:after="80"/>
+        <w:ind w:left="340"/>
+      </w:pPr>
+      <w:r>
+        <w:rPr>
+          <w:rFonts w:ascii="맑은 고딕" w:hAnsi="맑은 고딕" w:eastAsia="맑은 고딕" w:cs="맑은 고딕"/>
+          <w:b w:val="0"/>
+          <w:color w:val="5C6570"/>
+          <w:sz w:val="20"/>
+        </w:rPr>
+        <w:t xml:space="preserve">누락이 발생한다**는 것이 방법론상 중요한 함정이다 </w:t>
+      </w:r>
+      <w:r>
+        <w:rPr>
+          <w:sz w:val="18"/>
+        </w:rPr>
+        <w:t>[</w:t>
+      </w:r>
+      <w:hyperlink r:id="rId144">
+        <w:r>
+          <w:rPr>
+            <w:rFonts w:ascii="D2Coding" w:hAnsi="D2Coding" w:eastAsia="D2Coding"/>
+            <w:color w:val="1D4ED8"/>
+            <w:sz w:val="18"/>
+          </w:rPr>
+          <w:t xml:space="preserve">R245</w:t>
+        </w:r>
+      </w:hyperlink>
+      <w:r>
+        <w:rPr>
+          <w:sz w:val="18"/>
+        </w:rPr>
+        <w:t>]</w:t>
+      </w:r>
+      <w:r>
+        <w:rPr>
+          <w:rFonts w:ascii="맑은 고딕" w:hAnsi="맑은 고딕" w:eastAsia="맑은 고딕" w:cs="맑은 고딕"/>
+          <w:b w:val="0"/>
+          <w:color w:val="5C6570"/>
+          <w:sz w:val="20"/>
+        </w:rPr>
+        <w:t>.</w:t>
+      </w:r>
+    </w:p>
+    <w:p>
+      <w:pPr>
+        <w:spacing w:after="120" w:line="324" w:lineRule="auto"/>
+      </w:pPr>
+      <w:r>
+        <w:rPr>
+          <w:rFonts w:ascii="맑은 고딕" w:hAnsi="맑은 고딕" w:eastAsia="맑은 고딕" w:cs="맑은 고딕"/>
+          <w:b w:val="0"/>
+          <w:sz w:val="21"/>
+        </w:rPr>
+        <w:t xml:space="preserve">기업 층위의 소멸은 더 웅변적이다. </w:t>
+      </w:r>
+      <w:r>
+        <w:rPr>
+          <w:rFonts w:ascii="맑은 고딕" w:hAnsi="맑은 고딕" w:eastAsia="맑은 고딕" w:cs="맑은 고딕"/>
+          <w:b/>
+          <w:sz w:val="21"/>
+        </w:rPr>
+        <w:t>Gritstone bio</w:t>
+      </w:r>
+      <w:r>
+        <w:rPr>
+          <w:rFonts w:ascii="맑은 고딕" w:hAnsi="맑은 고딕" w:eastAsia="맑은 고딕" w:cs="맑은 고딕"/>
+          <w:b w:val="0"/>
+          <w:sz w:val="21"/>
+        </w:rPr>
+        <w:t>는 GRANITE 2상이 1차 평가변수(ctDNA 분자반응)를</w:t>
+      </w:r>
+    </w:p>
+    <w:p>
+      <w:pPr>
+        <w:spacing w:after="120" w:line="324" w:lineRule="auto"/>
+      </w:pPr>
+      <w:r>
+        <w:rPr>
+          <w:rFonts w:ascii="맑은 고딕" w:hAnsi="맑은 고딕" w:eastAsia="맑은 고딕" w:cs="맑은 고딕"/>
+          <w:b w:val="0"/>
+          <w:sz w:val="21"/>
+        </w:rPr>
+        <w:t>달성하지 못하고 PFS 90% CI가 1을 포함한 뒤 2024-10-10 Chapter 11을 신청했고, EDGE AI 플랫폼을</w:t>
+      </w:r>
+    </w:p>
+    <w:p>
+      <w:pPr>
+        <w:spacing w:after="120" w:line="324" w:lineRule="auto"/>
+      </w:pPr>
+      <w:r>
+        <w:rPr>
+          <w:rFonts w:ascii="맑은 고딕" w:hAnsi="맑은 고딕" w:eastAsia="맑은 고딕" w:cs="맑은 고딕"/>
+          <w:b w:val="0"/>
+          <w:sz w:val="21"/>
+        </w:rPr>
+        <w:t xml:space="preserve">포함한 </w:t>
+      </w:r>
+      <w:r>
+        <w:rPr>
+          <w:rFonts w:ascii="맑은 고딕" w:hAnsi="맑은 고딕" w:eastAsia="맑은 고딕" w:cs="맑은 고딕"/>
+          <w:b/>
+          <w:sz w:val="21"/>
+        </w:rPr>
+        <w:t>전체 자산이 2,125만 달러</w:t>
+      </w:r>
+      <w:r>
+        <w:rPr>
+          <w:rFonts w:ascii="맑은 고딕" w:hAnsi="맑은 고딕" w:eastAsia="맑은 고딕" w:cs="맑은 고딕"/>
+          <w:b w:val="0"/>
+          <w:sz w:val="21"/>
+        </w:rPr>
+        <w:t xml:space="preserve">에 매각되었다 </w:t>
+      </w:r>
+      <w:r>
+        <w:rPr>
+          <w:sz w:val="19"/>
+        </w:rPr>
+        <w:t>[</w:t>
+      </w:r>
+      <w:hyperlink r:id="rId145">
+        <w:r>
+          <w:rPr>
+            <w:rFonts w:ascii="D2Coding" w:hAnsi="D2Coding" w:eastAsia="D2Coding"/>
+            <w:color w:val="1D4ED8"/>
+            <w:sz w:val="19"/>
+          </w:rPr>
+          <w:t xml:space="preserve">R519</w:t>
+        </w:r>
+      </w:hyperlink>
+      <w:r>
+        <w:rPr>
+          <w:sz w:val="19"/>
+        </w:rPr>
+        <w:t>]</w:t>
+      </w:r>
+      <w:r>
+        <w:rPr>
+          <w:sz w:val="19"/>
+        </w:rPr>
+        <w:t>[</w:t>
+      </w:r>
+      <w:hyperlink r:id="rId146">
+        <w:r>
+          <w:rPr>
+            <w:rFonts w:ascii="D2Coding" w:hAnsi="D2Coding" w:eastAsia="D2Coding"/>
+            <w:color w:val="1D4ED8"/>
+            <w:sz w:val="19"/>
+          </w:rPr>
+          <w:t xml:space="preserve">R517</w:t>
+        </w:r>
+      </w:hyperlink>
+      <w:r>
+        <w:rPr>
+          <w:sz w:val="19"/>
+        </w:rPr>
+        <w:t>]</w:t>
+      </w:r>
+      <w:r>
+        <w:rPr>
+          <w:sz w:val="19"/>
+        </w:rPr>
+        <w:t>[</w:t>
+      </w:r>
+      <w:hyperlink r:id="rId147">
+        <w:r>
+          <w:rPr>
+            <w:rFonts w:ascii="D2Coding" w:hAnsi="D2Coding" w:eastAsia="D2Coding"/>
+            <w:color w:val="1D4ED8"/>
+            <w:sz w:val="19"/>
+          </w:rPr>
+          <w:t xml:space="preserve">R518</w:t>
+        </w:r>
+      </w:hyperlink>
+      <w:r>
+        <w:rPr>
+          <w:sz w:val="19"/>
+        </w:rPr>
+        <w:t>]</w:t>
+      </w:r>
+      <w:r>
+        <w:rPr>
+          <w:rFonts w:ascii="맑은 고딕" w:hAnsi="맑은 고딕" w:eastAsia="맑은 고딕" w:cs="맑은 고딕"/>
+          <w:b w:val="0"/>
+          <w:sz w:val="21"/>
+        </w:rPr>
+        <w:t>. 인력은 119명 → 6명으로</w:t>
+      </w:r>
+    </w:p>
+    <w:p>
+      <w:pPr>
+        <w:spacing w:after="120" w:line="324" w:lineRule="auto"/>
+      </w:pPr>
+      <w:r>
+        <w:rPr>
+          <w:rFonts w:ascii="맑은 고딕" w:hAnsi="맑은 고딕" w:eastAsia="맑은 고딕" w:cs="맑은 고딕"/>
+          <w:b w:val="0"/>
+          <w:sz w:val="21"/>
+        </w:rPr>
+        <w:t xml:space="preserve">축소되었다 </w:t>
+      </w:r>
+      <w:r>
+        <w:rPr>
+          <w:sz w:val="19"/>
+        </w:rPr>
+        <w:t>[</w:t>
+      </w:r>
+      <w:hyperlink r:id="rId148">
+        <w:r>
+          <w:rPr>
+            <w:rFonts w:ascii="D2Coding" w:hAnsi="D2Coding" w:eastAsia="D2Coding"/>
+            <w:color w:val="1D4ED8"/>
+            <w:sz w:val="19"/>
+          </w:rPr>
+          <w:t xml:space="preserve">R1133</w:t>
+        </w:r>
+      </w:hyperlink>
+      <w:r>
+        <w:rPr>
+          <w:sz w:val="19"/>
+        </w:rPr>
+        <w:t>]</w:t>
+      </w:r>
+      <w:r>
+        <w:rPr>
+          <w:rFonts w:ascii="맑은 고딕" w:hAnsi="맑은 고딕" w:eastAsia="맑은 고딕" w:cs="맑은 고딕"/>
+          <w:b w:val="0"/>
+          <w:sz w:val="21"/>
+        </w:rPr>
+        <w:t xml:space="preserve">. </w:t>
+      </w:r>
+      <w:r>
+        <w:rPr>
+          <w:rFonts w:ascii="맑은 고딕" w:hAnsi="맑은 고딕" w:eastAsia="맑은 고딕" w:cs="맑은 고딕"/>
+          <w:b/>
+          <w:sz w:val="21"/>
+        </w:rPr>
+        <w:t>Achilles Therapeutics</w:t>
+      </w:r>
+      <w:r>
+        <w:rPr>
+          <w:rFonts w:ascii="맑은 고딕" w:hAnsi="맑은 고딕" w:eastAsia="맑은 고딕" w:cs="맑은 고딕"/>
+          <w:b w:val="0"/>
+          <w:sz w:val="21"/>
+        </w:rPr>
+        <w:t xml:space="preserve">는 현금 </w:t>
+      </w:r>
+      <w:r>
+        <w:rPr>
+          <w:rFonts w:ascii="맑은 고딕" w:hAnsi="맑은 고딕" w:eastAsia="맑은 고딕" w:cs="맑은 고딕"/>
+          <w:b/>
+          <w:sz w:val="21"/>
+        </w:rPr>
+        <w:t>9,510만 달러를 보유한 상태에서 자발적으로</w:t>
+      </w:r>
+    </w:p>
+    <w:p>
+      <w:pPr>
+        <w:spacing w:after="120" w:line="324" w:lineRule="auto"/>
+      </w:pPr>
+      <w:r>
+        <w:rPr>
+          <w:rFonts w:ascii="맑은 고딕" w:hAnsi="맑은 고딕" w:eastAsia="맑은 고딕" w:cs="맑은 고딕"/>
+          <w:b w:val="0"/>
+          <w:sz w:val="21"/>
+        </w:rPr>
+        <w:t>프로그램을 중단하며 "폐암·흑색종 연구가 상업적 성립 목표를 충족하지 못했다"고 명시했다 —</w:t>
+      </w:r>
+    </w:p>
+    <w:p>
+      <w:pPr>
+        <w:spacing w:after="120" w:line="324" w:lineRule="auto"/>
+      </w:pPr>
+      <w:r>
+        <w:rPr>
+          <w:rFonts w:ascii="맑은 고딕" w:hAnsi="맑은 고딕" w:eastAsia="맑은 고딕" w:cs="맑은 고딕"/>
+          <w:b w:val="0"/>
+          <w:sz w:val="21"/>
+        </w:rPr>
+        <w:t xml:space="preserve">자금이 아니라 </w:t>
+      </w:r>
+      <w:r>
+        <w:rPr>
+          <w:rFonts w:ascii="맑은 고딕" w:hAnsi="맑은 고딕" w:eastAsia="맑은 고딕" w:cs="맑은 고딕"/>
+          <w:b/>
+          <w:sz w:val="21"/>
+        </w:rPr>
+        <w:t>효능</w:t>
+      </w:r>
+      <w:r>
+        <w:rPr>
+          <w:rFonts w:ascii="맑은 고딕" w:hAnsi="맑은 고딕" w:eastAsia="맑은 고딕" w:cs="맑은 고딕"/>
+          <w:b w:val="0"/>
+          <w:sz w:val="21"/>
+        </w:rPr>
+        <w:t xml:space="preserve">이 원인이다 </w:t>
+      </w:r>
+      <w:r>
+        <w:rPr>
+          <w:sz w:val="19"/>
+        </w:rPr>
+        <w:t>[</w:t>
+      </w:r>
+      <w:hyperlink r:id="rId149">
+        <w:r>
+          <w:rPr>
+            <w:rFonts w:ascii="D2Coding" w:hAnsi="D2Coding" w:eastAsia="D2Coding"/>
+            <w:color w:val="1D4ED8"/>
+            <w:sz w:val="19"/>
+          </w:rPr>
+          <w:t xml:space="preserve">R521</w:t>
+        </w:r>
+      </w:hyperlink>
+      <w:r>
+        <w:rPr>
+          <w:sz w:val="19"/>
+        </w:rPr>
+        <w:t>]</w:t>
+      </w:r>
+      <w:r>
+        <w:rPr>
+          <w:sz w:val="19"/>
+        </w:rPr>
+        <w:t>[</w:t>
+      </w:r>
+      <w:hyperlink r:id="rId150">
+        <w:r>
+          <w:rPr>
+            <w:rFonts w:ascii="D2Coding" w:hAnsi="D2Coding" w:eastAsia="D2Coding"/>
+            <w:color w:val="1D4ED8"/>
+            <w:sz w:val="19"/>
+          </w:rPr>
+          <w:t xml:space="preserve">R522</w:t>
+        </w:r>
+      </w:hyperlink>
+      <w:r>
+        <w:rPr>
+          <w:sz w:val="19"/>
+        </w:rPr>
+        <w:t>]</w:t>
+      </w:r>
+      <w:r>
+        <w:rPr>
+          <w:rFonts w:ascii="맑은 고딕" w:hAnsi="맑은 고딕" w:eastAsia="맑은 고딕" w:cs="맑은 고딕"/>
+          <w:b w:val="0"/>
+          <w:sz w:val="21"/>
+        </w:rPr>
+        <w:t xml:space="preserve">. </w:t>
+      </w:r>
+      <w:r>
+        <w:rPr>
+          <w:rFonts w:ascii="맑은 고딕" w:hAnsi="맑은 고딕" w:eastAsia="맑은 고딕" w:cs="맑은 고딕"/>
+          <w:b/>
+          <w:sz w:val="21"/>
+        </w:rPr>
+        <w:t>Genocea</w:t>
+      </w:r>
+      <w:r>
+        <w:rPr>
+          <w:rFonts w:ascii="맑은 고딕" w:hAnsi="맑은 고딕" w:eastAsia="맑은 고딕" w:cs="맑은 고딕"/>
+          <w:b w:val="0"/>
+          <w:sz w:val="21"/>
+        </w:rPr>
+        <w:t>는 예측 알고리즘 대신 환자 T세포</w:t>
+      </w:r>
+    </w:p>
+    <w:p>
+      <w:pPr>
+        <w:spacing w:after="120" w:line="324" w:lineRule="auto"/>
+      </w:pPr>
+      <w:r>
+        <w:rPr>
+          <w:rFonts w:ascii="맑은 고딕" w:hAnsi="맑은 고딕" w:eastAsia="맑은 고딕" w:cs="맑은 고딕"/>
+          <w:b w:val="0"/>
+          <w:sz w:val="21"/>
+        </w:rPr>
+        <w:t xml:space="preserve">실증 스크리닝(ATLAS)을 썼음에도 49명에서 종료되고 청산되었다 </w:t>
+      </w:r>
+      <w:r>
+        <w:rPr>
+          <w:sz w:val="19"/>
+        </w:rPr>
+        <w:t>[</w:t>
+      </w:r>
+      <w:hyperlink r:id="rId151">
+        <w:r>
+          <w:rPr>
+            <w:rFonts w:ascii="D2Coding" w:hAnsi="D2Coding" w:eastAsia="D2Coding"/>
+            <w:color w:val="1D4ED8"/>
+            <w:sz w:val="19"/>
+          </w:rPr>
+          <w:t xml:space="preserve">R565</w:t>
+        </w:r>
+      </w:hyperlink>
+      <w:r>
+        <w:rPr>
+          <w:sz w:val="19"/>
+        </w:rPr>
+        <w:t>]</w:t>
+      </w:r>
+      <w:r>
+        <w:rPr>
+          <w:rFonts w:ascii="맑은 고딕" w:hAnsi="맑은 고딕" w:eastAsia="맑은 고딕" w:cs="맑은 고딕"/>
+          <w:b w:val="0"/>
+          <w:sz w:val="21"/>
+        </w:rPr>
+        <w:t xml:space="preserve"> — "더 나은 예측"이 해답이라는</w:t>
+      </w:r>
+    </w:p>
+    <w:p>
+      <w:pPr>
+        <w:spacing w:after="120" w:line="324" w:lineRule="auto"/>
+      </w:pPr>
+      <w:r>
+        <w:rPr>
+          <w:rFonts w:ascii="맑은 고딕" w:hAnsi="맑은 고딕" w:eastAsia="맑은 고딕" w:cs="맑은 고딕"/>
+          <w:b w:val="0"/>
+          <w:sz w:val="21"/>
+        </w:rPr>
+        <w:t>가설의 반례다.</w:t>
+      </w:r>
+    </w:p>
+    <w:p>
+      <w:pPr>
+        <w:spacing w:after="120" w:line="324" w:lineRule="auto"/>
+      </w:pPr>
+      <w:r>
+        <w:rPr>
+          <w:rFonts w:ascii="맑은 고딕" w:hAnsi="맑은 고딕" w:eastAsia="맑은 고딕" w:cs="맑은 고딕"/>
+          <w:b w:val="0"/>
+          <w:sz w:val="21"/>
+        </w:rPr>
+        <w:t xml:space="preserve">대형 제약사의 베팅도 축소되고 있다. Genentech는 Nykode VB10.NEO 라이선스를 해지했고 </w:t>
+      </w:r>
+      <w:r>
+        <w:rPr>
+          <w:sz w:val="19"/>
+        </w:rPr>
+        <w:t>[</w:t>
+      </w:r>
+      <w:hyperlink r:id="rId152">
+        <w:r>
+          <w:rPr>
+            <w:rFonts w:ascii="D2Coding" w:hAnsi="D2Coding" w:eastAsia="D2Coding"/>
+            <w:color w:val="1D4ED8"/>
+            <w:sz w:val="19"/>
+          </w:rPr>
+          <w:t xml:space="preserve">R523</w:t>
+        </w:r>
+      </w:hyperlink>
+      <w:r>
+        <w:rPr>
+          <w:sz w:val="19"/>
+        </w:rPr>
+        <w:t>]</w:t>
+      </w:r>
+      <w:r>
+        <w:rPr>
+          <w:rFonts w:ascii="맑은 고딕" w:hAnsi="맑은 고딕" w:eastAsia="맑은 고딕" w:cs="맑은 고딕"/>
+          <w:b w:val="0"/>
+          <w:sz w:val="21"/>
+        </w:rPr>
+        <w:t>,</w:t>
+      </w:r>
+    </w:p>
+    <w:p>
+      <w:pPr>
+        <w:spacing w:after="120" w:line="324" w:lineRule="auto"/>
+      </w:pPr>
+      <w:r>
+        <w:rPr>
+          <w:rFonts w:ascii="맑은 고딕" w:hAnsi="맑은 고딕" w:eastAsia="맑은 고딕" w:cs="맑은 고딕"/>
+          <w:b w:val="0"/>
+          <w:sz w:val="21"/>
+        </w:rPr>
+        <w:t xml:space="preserve">Roche는 ctDNA 양성 NSCLC 2상을 </w:t>
+      </w:r>
+      <w:r>
+        <w:rPr>
+          <w:rFonts w:ascii="맑은 고딕" w:hAnsi="맑은 고딕" w:eastAsia="맑은 고딕" w:cs="맑은 고딕"/>
+          <w:b/>
+          <w:sz w:val="21"/>
+        </w:rPr>
+        <w:t>등록 0명 상태에서</w:t>
+      </w:r>
+      <w:r>
+        <w:rPr>
+          <w:rFonts w:ascii="맑은 고딕" w:hAnsi="맑은 고딕" w:eastAsia="맑은 고딕" w:cs="맑은 고딕"/>
+          <w:b w:val="0"/>
+          <w:sz w:val="21"/>
+        </w:rPr>
+        <w:t xml:space="preserve"> 철회했으며 </w:t>
+      </w:r>
+      <w:r>
+        <w:rPr>
+          <w:sz w:val="19"/>
+        </w:rPr>
+        <w:t>[</w:t>
+      </w:r>
+      <w:hyperlink r:id="rId153">
+        <w:r>
+          <w:rPr>
+            <w:rFonts w:ascii="D2Coding" w:hAnsi="D2Coding" w:eastAsia="D2Coding"/>
+            <w:color w:val="1D4ED8"/>
+            <w:sz w:val="19"/>
+          </w:rPr>
+          <w:t xml:space="preserve">R504</w:t>
+        </w:r>
+      </w:hyperlink>
+      <w:r>
+        <w:rPr>
+          <w:sz w:val="19"/>
+        </w:rPr>
+        <w:t>]</w:t>
+      </w:r>
+      <w:r>
+        <w:rPr>
+          <w:rFonts w:ascii="맑은 고딕" w:hAnsi="맑은 고딕" w:eastAsia="맑은 고딕" w:cs="맑은 고딕"/>
+          <w:b w:val="0"/>
+          <w:sz w:val="21"/>
+        </w:rPr>
+        <w:t>, BioNTech은 2026년 JPM</w:t>
+      </w:r>
+    </w:p>
+    <w:p>
+      <w:pPr>
+        <w:spacing w:after="120" w:line="324" w:lineRule="auto"/>
+      </w:pPr>
+      <w:r>
+        <w:rPr>
+          <w:rFonts w:ascii="맑은 고딕" w:hAnsi="맑은 고딕" w:eastAsia="맑은 고딕" w:cs="맑은 고딕"/>
+          <w:b w:val="0"/>
+          <w:sz w:val="21"/>
+        </w:rPr>
+        <w:t xml:space="preserve">최우선 프로그램에서 창업 정체성이던 BNT122를 제외했다 </w:t>
+      </w:r>
+      <w:r>
+        <w:rPr>
+          <w:sz w:val="19"/>
+        </w:rPr>
+        <w:t>[</w:t>
+      </w:r>
+      <w:hyperlink r:id="rId154">
+        <w:r>
+          <w:rPr>
+            <w:rFonts w:ascii="D2Coding" w:hAnsi="D2Coding" w:eastAsia="D2Coding"/>
+            <w:color w:val="1D4ED8"/>
+            <w:sz w:val="19"/>
+          </w:rPr>
+          <w:t xml:space="preserve">R553</w:t>
+        </w:r>
+      </w:hyperlink>
+      <w:r>
+        <w:rPr>
+          <w:sz w:val="19"/>
+        </w:rPr>
+        <w:t>]</w:t>
+      </w:r>
+      <w:r>
+        <w:rPr>
+          <w:rFonts w:ascii="맑은 고딕" w:hAnsi="맑은 고딕" w:eastAsia="맑은 고딕" w:cs="맑은 고딕"/>
+          <w:b w:val="0"/>
+          <w:sz w:val="21"/>
+        </w:rPr>
+        <w:t>.</w:t>
+      </w:r>
+    </w:p>
+    <w:p>
+      <w:pPr>
+        <w:keepNext/>
+        <w:spacing w:before="200" w:after="80"/>
+      </w:pPr>
+      <w:r>
+        <w:rPr>
+          <w:rFonts w:ascii="맑은 고딕" w:hAnsi="맑은 고딕" w:eastAsia="맑은 고딕" w:cs="맑은 고딕"/>
+          <w:b/>
+          <w:color w:val="16191D"/>
+          <w:sz w:val="25"/>
+        </w:rPr>
+        <w:t>2.8 국내 현황 — 개발국이 아니라 임상 사이트 공급국</w:t>
+      </w:r>
+    </w:p>
+    <w:p>
+      <w:pPr>
+        <w:spacing w:after="120" w:line="324" w:lineRule="auto"/>
+      </w:pPr>
+      <w:r>
+        <w:rPr>
+          <w:rFonts w:ascii="맑은 고딕" w:hAnsi="맑은 고딕" w:eastAsia="맑은 고딕" w:cs="맑은 고딕"/>
+          <w:b/>
+          <w:sz w:val="21"/>
+        </w:rPr>
+        <w:t>확인된 사실은 명확하다.</w:t>
+      </w:r>
+      <w:r>
+        <w:rPr>
+          <w:rFonts w:ascii="맑은 고딕" w:hAnsi="맑은 고딕" w:eastAsia="맑은 고딕" w:cs="맑은 고딕"/>
+          <w:b w:val="0"/>
+          <w:sz w:val="21"/>
+        </w:rPr>
+        <w:t xml:space="preserve"> ClinicalTrials.gov 전수 조회 결과 **한국 기업·기관이 스폰서인</w:t>
+      </w:r>
+    </w:p>
+    <w:p>
+      <w:pPr>
+        <w:spacing w:after="120" w:line="324" w:lineRule="auto"/>
+      </w:pPr>
+      <w:r>
+        <w:rPr>
+          <w:rFonts w:ascii="맑은 고딕" w:hAnsi="맑은 고딕" w:eastAsia="맑은 고딕" w:cs="맑은 고딕"/>
+          <w:b w:val="0"/>
+          <w:sz w:val="21"/>
+        </w:rPr>
+        <w:t xml:space="preserve">개인맞춤형 신항원 mRNA 항암백신 임상시험은 0건**이다 </w:t>
+      </w:r>
+      <w:r>
+        <w:rPr>
+          <w:sz w:val="19"/>
+        </w:rPr>
+        <w:t>[</w:t>
+      </w:r>
+      <w:hyperlink r:id="rId155">
+        <w:r>
+          <w:rPr>
+            <w:rFonts w:ascii="D2Coding" w:hAnsi="D2Coding" w:eastAsia="D2Coding"/>
+            <w:color w:val="1D4ED8"/>
+            <w:sz w:val="19"/>
+          </w:rPr>
+          <w:t xml:space="preserve">R419</w:t>
+        </w:r>
+      </w:hyperlink>
+      <w:r>
+        <w:rPr>
+          <w:sz w:val="19"/>
+        </w:rPr>
+        <w:t>]</w:t>
+      </w:r>
+      <w:r>
+        <w:rPr>
+          <w:rFonts w:ascii="맑은 고딕" w:hAnsi="맑은 고딕" w:eastAsia="맑은 고딕" w:cs="맑은 고딕"/>
+          <w:b w:val="0"/>
+          <w:sz w:val="21"/>
+        </w:rPr>
+        <w:t>. 반면 한국은 글로벌 시험의 사이트로는</w:t>
+      </w:r>
+    </w:p>
+    <w:p>
+      <w:pPr>
+        <w:spacing w:after="120" w:line="324" w:lineRule="auto"/>
+      </w:pPr>
+      <w:r>
+        <w:rPr>
+          <w:rFonts w:ascii="맑은 고딕" w:hAnsi="맑은 고딕" w:eastAsia="맑은 고딕" w:cs="맑은 고딕"/>
+          <w:b w:val="0"/>
+          <w:sz w:val="21"/>
+        </w:rPr>
+        <w:t xml:space="preserve">깊이 편입되어 있어, intismeran·cevumeran 관련 12건에 국내 기관이 참여하고 </w:t>
+      </w:r>
+      <w:r>
+        <w:rPr>
+          <w:sz w:val="19"/>
+        </w:rPr>
+        <w:t>[</w:t>
+      </w:r>
+      <w:hyperlink r:id="rId44">
+        <w:r>
+          <w:rPr>
+            <w:rFonts w:ascii="D2Coding" w:hAnsi="D2Coding" w:eastAsia="D2Coding"/>
+            <w:color w:val="1D4ED8"/>
+            <w:sz w:val="19"/>
+          </w:rPr>
+          <w:t xml:space="preserve">R012</w:t>
+        </w:r>
+      </w:hyperlink>
+      <w:r>
+        <w:rPr>
+          <w:sz w:val="19"/>
+        </w:rPr>
+        <w:t>]</w:t>
+      </w:r>
+      <w:r>
+        <w:rPr>
+          <w:rFonts w:ascii="맑은 고딕" w:hAnsi="맑은 고딕" w:eastAsia="맑은 고딕" w:cs="맑은 고딕"/>
+          <w:b w:val="0"/>
+          <w:sz w:val="21"/>
+        </w:rPr>
+        <w:t xml:space="preserve"> INTerpath</w:t>
+      </w:r>
+    </w:p>
+    <w:p>
+      <w:pPr>
+        <w:spacing w:after="120" w:line="324" w:lineRule="auto"/>
+      </w:pPr>
+      <w:r>
+        <w:rPr>
+          <w:rFonts w:ascii="맑은 고딕" w:hAnsi="맑은 고딕" w:eastAsia="맑은 고딕" w:cs="맑은 고딕"/>
+          <w:b w:val="0"/>
+          <w:sz w:val="21"/>
+        </w:rPr>
+        <w:t xml:space="preserve">계열에만 </w:t>
+      </w:r>
+      <w:r>
+        <w:rPr>
+          <w:rFonts w:ascii="맑은 고딕" w:hAnsi="맑은 고딕" w:eastAsia="맑은 고딕" w:cs="맑은 고딕"/>
+          <w:b/>
+          <w:sz w:val="21"/>
+        </w:rPr>
+        <w:t>32개 기관</w:t>
+      </w:r>
+      <w:r>
+        <w:rPr>
+          <w:rFonts w:ascii="맑은 고딕" w:hAnsi="맑은 고딕" w:eastAsia="맑은 고딕" w:cs="맑은 고딕"/>
+          <w:b w:val="0"/>
+          <w:sz w:val="21"/>
+        </w:rPr>
+        <w:t xml:space="preserve">이 들어가 있다(일본 33, 대만 35와 유사 규모) </w:t>
+      </w:r>
+      <w:r>
+        <w:rPr>
+          <w:sz w:val="19"/>
+        </w:rPr>
+        <w:t>[</w:t>
+      </w:r>
+      <w:hyperlink r:id="rId45">
+        <w:r>
+          <w:rPr>
+            <w:rFonts w:ascii="D2Coding" w:hAnsi="D2Coding" w:eastAsia="D2Coding"/>
+            <w:color w:val="1D4ED8"/>
+            <w:sz w:val="19"/>
+          </w:rPr>
+          <w:t xml:space="preserve">R151</w:t>
+        </w:r>
+      </w:hyperlink>
+      <w:r>
+        <w:rPr>
+          <w:sz w:val="19"/>
+        </w:rPr>
+        <w:t>]</w:t>
+      </w:r>
+      <w:r>
+        <w:rPr>
+          <w:rFonts w:ascii="맑은 고딕" w:hAnsi="맑은 고딕" w:eastAsia="맑은 고딕" w:cs="맑은 고딕"/>
+          <w:b w:val="0"/>
+          <w:sz w:val="21"/>
+        </w:rPr>
+        <w:t>. 서울대병원(6개 중 5개)과</w:t>
+      </w:r>
+    </w:p>
+    <w:p>
+      <w:pPr>
+        <w:spacing w:after="120" w:line="324" w:lineRule="auto"/>
+      </w:pPr>
+      <w:r>
+        <w:rPr>
+          <w:rFonts w:ascii="맑은 고딕" w:hAnsi="맑은 고딕" w:eastAsia="맑은 고딕" w:cs="맑은 고딕"/>
+          <w:b w:val="0"/>
+          <w:sz w:val="21"/>
+        </w:rPr>
+        <w:t xml:space="preserve">삼성서울병원(5개)에 집중된다 </w:t>
+      </w:r>
+      <w:r>
+        <w:rPr>
+          <w:sz w:val="19"/>
+        </w:rPr>
+        <w:t>[</w:t>
+      </w:r>
+      <w:hyperlink r:id="rId156">
+        <w:r>
+          <w:rPr>
+            <w:rFonts w:ascii="D2Coding" w:hAnsi="D2Coding" w:eastAsia="D2Coding"/>
+            <w:color w:val="1D4ED8"/>
+            <w:sz w:val="19"/>
+          </w:rPr>
+          <w:t xml:space="preserve">R152</w:t>
+        </w:r>
+      </w:hyperlink>
+      <w:r>
+        <w:rPr>
+          <w:sz w:val="19"/>
+        </w:rPr>
+        <w:t>]</w:t>
+      </w:r>
+      <w:r>
+        <w:rPr>
+          <w:sz w:val="19"/>
+        </w:rPr>
+        <w:t>[</w:t>
+      </w:r>
+      <w:hyperlink r:id="rId157">
+        <w:r>
+          <w:rPr>
+            <w:rFonts w:ascii="D2Coding" w:hAnsi="D2Coding" w:eastAsia="D2Coding"/>
+            <w:color w:val="1D4ED8"/>
+            <w:sz w:val="19"/>
+          </w:rPr>
+          <w:t xml:space="preserve">R153</w:t>
+        </w:r>
+      </w:hyperlink>
+      <w:r>
+        <w:rPr>
+          <w:sz w:val="19"/>
+        </w:rPr>
+        <w:t>]</w:t>
+      </w:r>
+      <w:r>
+        <w:rPr>
+          <w:rFonts w:ascii="맑은 고딕" w:hAnsi="맑은 고딕" w:eastAsia="맑은 고딕" w:cs="맑은 고딕"/>
+          <w:b w:val="0"/>
+          <w:sz w:val="21"/>
+        </w:rPr>
+        <w:t>.</w:t>
       </w:r>
     </w:p>
     <w:tbl>
@@ -11696,7 +13903,7 @@
                 <w:b/>
                 <w:sz w:val="17"/>
               </w:rPr>
-              <w:t>중단 사유</w:t>
+              <w:t>국내 주체</w:t>
             </w:r>
           </w:p>
         </w:tc>
@@ -11716,7 +13923,7 @@
                 <w:b/>
                 <w:sz w:val="17"/>
               </w:rPr>
-              <w:t>건수</w:t>
+              <w:t>실체</w:t>
             </w:r>
           </w:p>
         </w:tc>
@@ -11736,7 +13943,7 @@
                 <w:b/>
                 <w:sz w:val="17"/>
               </w:rPr>
-              <w:t>비중</w:t>
+              <w:t>평가</w:t>
             </w:r>
           </w:p>
         </w:tc>
@@ -11757,7 +13964,23 @@
                 <w:b w:val="0"/>
                 <w:sz w:val="17"/>
               </w:rPr>
-              <w:t>모집 실패·저조</w:t>
+              <w:t xml:space="preserve">ARPA-H </w:t>
+            </w:r>
+            <w:r>
+              <w:rPr>
+                <w:rFonts w:ascii="맑은 고딕" w:hAnsi="맑은 고딕" w:eastAsia="맑은 고딕" w:cs="맑은 고딕"/>
+                <w:b/>
+                <w:sz w:val="17"/>
+              </w:rPr>
+              <w:t>PAVE</w:t>
+            </w:r>
+            <w:r>
+              <w:rPr>
+                <w:rFonts w:ascii="맑은 고딕" w:hAnsi="맑은 고딕" w:eastAsia="맑은 고딕" w:cs="맑은 고딕"/>
+                <w:b w:val="0"/>
+                <w:sz w:val="17"/>
+              </w:rPr>
+              <w:t xml:space="preserve"> 과제</w:t>
             </w:r>
           </w:p>
         </w:tc>
@@ -11776,1806 +13999,6 @@
                 <w:b w:val="0"/>
                 <w:sz w:val="17"/>
               </w:rPr>
-              <w:t>6</w:t>
-            </w:r>
-          </w:p>
-        </w:tc>
-        <w:tc>
-          <w:tcPr>
-            <w:tcW w:type="dxa" w:w="3249"/>
-          </w:tcPr>
-          <w:p>
-            <w:pPr>
-              <w:spacing w:before="20" w:after="20"/>
-            </w:pPr>
-            <w:r/>
-            <w:r>
-              <w:rPr>
-                <w:rFonts w:ascii="맑은 고딕" w:hAnsi="맑은 고딕" w:eastAsia="맑은 고딕" w:cs="맑은 고딕"/>
-                <w:b w:val="0"/>
-                <w:sz w:val="17"/>
-              </w:rPr>
-              <w:t>26%</w:t>
-            </w:r>
-          </w:p>
-        </w:tc>
-      </w:tr>
-      <w:tr>
-        <w:tc>
-          <w:tcPr>
-            <w:tcW w:type="dxa" w:w="3249"/>
-          </w:tcPr>
-          <w:p>
-            <w:pPr>
-              <w:spacing w:before="20" w:after="20"/>
-            </w:pPr>
-            <w:r/>
-            <w:r>
-              <w:rPr>
-                <w:rFonts w:ascii="맑은 고딕" w:hAnsi="맑은 고딕" w:eastAsia="맑은 고딕" w:cs="맑은 고딕"/>
-                <w:b w:val="0"/>
-                <w:sz w:val="17"/>
-              </w:rPr>
-              <w:t>자금 중단</w:t>
-            </w:r>
-          </w:p>
-        </w:tc>
-        <w:tc>
-          <w:tcPr>
-            <w:tcW w:type="dxa" w:w="3249"/>
-          </w:tcPr>
-          <w:p>
-            <w:pPr>
-              <w:spacing w:before="20" w:after="20"/>
-            </w:pPr>
-            <w:r/>
-            <w:r>
-              <w:rPr>
-                <w:rFonts w:ascii="맑은 고딕" w:hAnsi="맑은 고딕" w:eastAsia="맑은 고딕" w:cs="맑은 고딕"/>
-                <w:b w:val="0"/>
-                <w:sz w:val="17"/>
-              </w:rPr>
-              <w:t>5</w:t>
-            </w:r>
-          </w:p>
-        </w:tc>
-        <w:tc>
-          <w:tcPr>
-            <w:tcW w:type="dxa" w:w="3249"/>
-          </w:tcPr>
-          <w:p>
-            <w:pPr>
-              <w:spacing w:before="20" w:after="20"/>
-            </w:pPr>
-            <w:r/>
-            <w:r>
-              <w:rPr>
-                <w:rFonts w:ascii="맑은 고딕" w:hAnsi="맑은 고딕" w:eastAsia="맑은 고딕" w:cs="맑은 고딕"/>
-                <w:b w:val="0"/>
-                <w:sz w:val="17"/>
-              </w:rPr>
-              <w:t>22%</w:t>
-            </w:r>
-          </w:p>
-        </w:tc>
-      </w:tr>
-      <w:tr>
-        <w:tc>
-          <w:tcPr>
-            <w:tcW w:type="dxa" w:w="3249"/>
-          </w:tcPr>
-          <w:p>
-            <w:pPr>
-              <w:spacing w:before="20" w:after="20"/>
-            </w:pPr>
-            <w:r/>
-            <w:r>
-              <w:rPr>
-                <w:rFonts w:ascii="맑은 고딕" w:hAnsi="맑은 고딕" w:eastAsia="맑은 고딕" w:cs="맑은 고딕"/>
-                <w:b w:val="0"/>
-                <w:sz w:val="17"/>
-              </w:rPr>
-              <w:t>제조 실패·중단</w:t>
-            </w:r>
-          </w:p>
-        </w:tc>
-        <w:tc>
-          <w:tcPr>
-            <w:tcW w:type="dxa" w:w="3249"/>
-          </w:tcPr>
-          <w:p>
-            <w:pPr>
-              <w:spacing w:before="20" w:after="20"/>
-            </w:pPr>
-            <w:r/>
-            <w:r>
-              <w:rPr>
-                <w:rFonts w:ascii="맑은 고딕" w:hAnsi="맑은 고딕" w:eastAsia="맑은 고딕" w:cs="맑은 고딕"/>
-                <w:b w:val="0"/>
-                <w:sz w:val="17"/>
-              </w:rPr>
-              <w:t>3</w:t>
-            </w:r>
-          </w:p>
-        </w:tc>
-        <w:tc>
-          <w:tcPr>
-            <w:tcW w:type="dxa" w:w="3249"/>
-          </w:tcPr>
-          <w:p>
-            <w:pPr>
-              <w:spacing w:before="20" w:after="20"/>
-            </w:pPr>
-            <w:r/>
-            <w:r>
-              <w:rPr>
-                <w:rFonts w:ascii="맑은 고딕" w:hAnsi="맑은 고딕" w:eastAsia="맑은 고딕" w:cs="맑은 고딕"/>
-                <w:b w:val="0"/>
-                <w:sz w:val="17"/>
-              </w:rPr>
-              <w:t>13%</w:t>
-            </w:r>
-          </w:p>
-        </w:tc>
-      </w:tr>
-      <w:tr>
-        <w:tc>
-          <w:tcPr>
-            <w:tcW w:type="dxa" w:w="3249"/>
-          </w:tcPr>
-          <w:p>
-            <w:pPr>
-              <w:spacing w:before="20" w:after="20"/>
-            </w:pPr>
-            <w:r/>
-            <w:r>
-              <w:rPr>
-                <w:rFonts w:ascii="맑은 고딕" w:hAnsi="맑은 고딕" w:eastAsia="맑은 고딕" w:cs="맑은 고딕"/>
-                <w:b w:val="0"/>
-                <w:sz w:val="17"/>
-              </w:rPr>
-              <w:t>사업적 판단·우선순위</w:t>
-            </w:r>
-          </w:p>
-        </w:tc>
-        <w:tc>
-          <w:tcPr>
-            <w:tcW w:type="dxa" w:w="3249"/>
-          </w:tcPr>
-          <w:p>
-            <w:pPr>
-              <w:spacing w:before="20" w:after="20"/>
-            </w:pPr>
-            <w:r/>
-            <w:r>
-              <w:rPr>
-                <w:rFonts w:ascii="맑은 고딕" w:hAnsi="맑은 고딕" w:eastAsia="맑은 고딕" w:cs="맑은 고딕"/>
-                <w:b w:val="0"/>
-                <w:sz w:val="17"/>
-              </w:rPr>
-              <w:t>3</w:t>
-            </w:r>
-          </w:p>
-        </w:tc>
-        <w:tc>
-          <w:tcPr>
-            <w:tcW w:type="dxa" w:w="3249"/>
-          </w:tcPr>
-          <w:p>
-            <w:pPr>
-              <w:spacing w:before="20" w:after="20"/>
-            </w:pPr>
-            <w:r/>
-            <w:r>
-              <w:rPr>
-                <w:rFonts w:ascii="맑은 고딕" w:hAnsi="맑은 고딕" w:eastAsia="맑은 고딕" w:cs="맑은 고딕"/>
-                <w:b w:val="0"/>
-                <w:sz w:val="17"/>
-              </w:rPr>
-              <w:t>13%</w:t>
-            </w:r>
-          </w:p>
-        </w:tc>
-      </w:tr>
-      <w:tr>
-        <w:tc>
-          <w:tcPr>
-            <w:tcW w:type="dxa" w:w="3249"/>
-          </w:tcPr>
-          <w:p>
-            <w:pPr>
-              <w:spacing w:before="20" w:after="20"/>
-            </w:pPr>
-            <w:r/>
-            <w:r>
-              <w:rPr>
-                <w:rFonts w:ascii="맑은 고딕" w:hAnsi="맑은 고딕" w:eastAsia="맑은 고딕" w:cs="맑은 고딕"/>
-                <w:b w:val="0"/>
-                <w:sz w:val="17"/>
-              </w:rPr>
-              <w:t>운영·인력·규제절차</w:t>
-            </w:r>
-          </w:p>
-        </w:tc>
-        <w:tc>
-          <w:tcPr>
-            <w:tcW w:type="dxa" w:w="3249"/>
-          </w:tcPr>
-          <w:p>
-            <w:pPr>
-              <w:spacing w:before="20" w:after="20"/>
-            </w:pPr>
-            <w:r/>
-            <w:r>
-              <w:rPr>
-                <w:rFonts w:ascii="맑은 고딕" w:hAnsi="맑은 고딕" w:eastAsia="맑은 고딕" w:cs="맑은 고딕"/>
-                <w:b w:val="0"/>
-                <w:sz w:val="17"/>
-              </w:rPr>
-              <w:t>2</w:t>
-            </w:r>
-          </w:p>
-        </w:tc>
-        <w:tc>
-          <w:tcPr>
-            <w:tcW w:type="dxa" w:w="3249"/>
-          </w:tcPr>
-          <w:p>
-            <w:pPr>
-              <w:spacing w:before="20" w:after="20"/>
-            </w:pPr>
-            <w:r/>
-            <w:r>
-              <w:rPr>
-                <w:rFonts w:ascii="맑은 고딕" w:hAnsi="맑은 고딕" w:eastAsia="맑은 고딕" w:cs="맑은 고딕"/>
-                <w:b w:val="0"/>
-                <w:sz w:val="17"/>
-              </w:rPr>
-              <w:t>9%</w:t>
-            </w:r>
-          </w:p>
-        </w:tc>
-      </w:tr>
-      <w:tr>
-        <w:tc>
-          <w:tcPr>
-            <w:tcW w:type="dxa" w:w="3249"/>
-          </w:tcPr>
-          <w:p>
-            <w:pPr>
-              <w:spacing w:before="20" w:after="20"/>
-            </w:pPr>
-            <w:r/>
-            <w:r>
-              <w:rPr>
-                <w:rFonts w:ascii="맑은 고딕" w:hAnsi="맑은 고딕" w:eastAsia="맑은 고딕" w:cs="맑은 고딕"/>
-                <w:b w:val="0"/>
-                <w:sz w:val="17"/>
-              </w:rPr>
-              <w:t>기타·불명</w:t>
-            </w:r>
-          </w:p>
-        </w:tc>
-        <w:tc>
-          <w:tcPr>
-            <w:tcW w:type="dxa" w:w="3249"/>
-          </w:tcPr>
-          <w:p>
-            <w:pPr>
-              <w:spacing w:before="20" w:after="20"/>
-            </w:pPr>
-            <w:r/>
-            <w:r>
-              <w:rPr>
-                <w:rFonts w:ascii="맑은 고딕" w:hAnsi="맑은 고딕" w:eastAsia="맑은 고딕" w:cs="맑은 고딕"/>
-                <w:b w:val="0"/>
-                <w:sz w:val="17"/>
-              </w:rPr>
-              <w:t>4</w:t>
-            </w:r>
-          </w:p>
-        </w:tc>
-        <w:tc>
-          <w:tcPr>
-            <w:tcW w:type="dxa" w:w="3249"/>
-          </w:tcPr>
-          <w:p>
-            <w:pPr>
-              <w:spacing w:before="20" w:after="20"/>
-            </w:pPr>
-            <w:r/>
-            <w:r>
-              <w:rPr>
-                <w:rFonts w:ascii="맑은 고딕" w:hAnsi="맑은 고딕" w:eastAsia="맑은 고딕" w:cs="맑은 고딕"/>
-                <w:b w:val="0"/>
-                <w:sz w:val="17"/>
-              </w:rPr>
-              <w:t>17%</w:t>
-            </w:r>
-          </w:p>
-        </w:tc>
-      </w:tr>
-      <w:tr>
-        <w:tc>
-          <w:tcPr>
-            <w:tcW w:type="dxa" w:w="3249"/>
-          </w:tcPr>
-          <w:p>
-            <w:pPr>
-              <w:spacing w:before="20" w:after="20"/>
-            </w:pPr>
-            <w:r/>
-            <w:r>
-              <w:rPr>
-                <w:rFonts w:ascii="맑은 고딕" w:hAnsi="맑은 고딕" w:eastAsia="맑은 고딕" w:cs="맑은 고딕"/>
-                <w:b/>
-                <w:sz w:val="17"/>
-              </w:rPr>
-              <w:t>안전성</w:t>
-            </w:r>
-          </w:p>
-        </w:tc>
-        <w:tc>
-          <w:tcPr>
-            <w:tcW w:type="dxa" w:w="3249"/>
-          </w:tcPr>
-          <w:p>
-            <w:pPr>
-              <w:spacing w:before="20" w:after="20"/>
-            </w:pPr>
-            <w:r/>
-            <w:r>
-              <w:rPr>
-                <w:rFonts w:ascii="맑은 고딕" w:hAnsi="맑은 고딕" w:eastAsia="맑은 고딕" w:cs="맑은 고딕"/>
-                <w:b/>
-                <w:sz w:val="17"/>
-              </w:rPr>
-              <w:t>0</w:t>
-            </w:r>
-          </w:p>
-        </w:tc>
-        <w:tc>
-          <w:tcPr>
-            <w:tcW w:type="dxa" w:w="3249"/>
-          </w:tcPr>
-          <w:p>
-            <w:pPr>
-              <w:spacing w:before="20" w:after="20"/>
-            </w:pPr>
-            <w:r/>
-            <w:r>
-              <w:rPr>
-                <w:rFonts w:ascii="맑은 고딕" w:hAnsi="맑은 고딕" w:eastAsia="맑은 고딕" w:cs="맑은 고딕"/>
-                <w:b/>
-                <w:sz w:val="17"/>
-              </w:rPr>
-              <w:t>0%</w:t>
-            </w:r>
-          </w:p>
-        </w:tc>
-      </w:tr>
-      <w:tr>
-        <w:tc>
-          <w:tcPr>
-            <w:tcW w:type="dxa" w:w="3249"/>
-          </w:tcPr>
-          <w:p>
-            <w:pPr>
-              <w:spacing w:before="20" w:after="20"/>
-            </w:pPr>
-            <w:r/>
-            <w:r>
-              <w:rPr>
-                <w:rFonts w:ascii="맑은 고딕" w:hAnsi="맑은 고딕" w:eastAsia="맑은 고딕" w:cs="맑은 고딕"/>
-                <w:b/>
-                <w:sz w:val="17"/>
-              </w:rPr>
-              <w:t>효능부족·무효</w:t>
-            </w:r>
-          </w:p>
-        </w:tc>
-        <w:tc>
-          <w:tcPr>
-            <w:tcW w:type="dxa" w:w="3249"/>
-          </w:tcPr>
-          <w:p>
-            <w:pPr>
-              <w:spacing w:before="20" w:after="20"/>
-            </w:pPr>
-            <w:r/>
-            <w:r>
-              <w:rPr>
-                <w:rFonts w:ascii="맑은 고딕" w:hAnsi="맑은 고딕" w:eastAsia="맑은 고딕" w:cs="맑은 고딕"/>
-                <w:b/>
-                <w:sz w:val="17"/>
-              </w:rPr>
-              <w:t>0</w:t>
-            </w:r>
-          </w:p>
-        </w:tc>
-        <w:tc>
-          <w:tcPr>
-            <w:tcW w:type="dxa" w:w="3249"/>
-          </w:tcPr>
-          <w:p>
-            <w:pPr>
-              <w:spacing w:before="20" w:after="20"/>
-            </w:pPr>
-            <w:r/>
-            <w:r>
-              <w:rPr>
-                <w:rFonts w:ascii="맑은 고딕" w:hAnsi="맑은 고딕" w:eastAsia="맑은 고딕" w:cs="맑은 고딕"/>
-                <w:b/>
-                <w:sz w:val="17"/>
-              </w:rPr>
-              <w:t>0%</w:t>
-            </w:r>
-          </w:p>
-        </w:tc>
-      </w:tr>
-      <w:tr>
-        <w:tc>
-          <w:tcPr>
-            <w:tcW w:type="dxa" w:w="3249"/>
-          </w:tcPr>
-          <w:p>
-            <w:pPr>
-              <w:spacing w:before="20" w:after="20"/>
-            </w:pPr>
-            <w:r/>
-            <w:r>
-              <w:rPr>
-                <w:rFonts w:ascii="맑은 고딕" w:hAnsi="맑은 고딕" w:eastAsia="맑은 고딕" w:cs="맑은 고딕"/>
-                <w:b/>
-                <w:sz w:val="17"/>
-              </w:rPr>
-              <w:t>합계</w:t>
-            </w:r>
-          </w:p>
-        </w:tc>
-        <w:tc>
-          <w:tcPr>
-            <w:tcW w:type="dxa" w:w="3249"/>
-          </w:tcPr>
-          <w:p>
-            <w:pPr>
-              <w:spacing w:before="20" w:after="20"/>
-            </w:pPr>
-            <w:r/>
-            <w:r>
-              <w:rPr>
-                <w:rFonts w:ascii="맑은 고딕" w:hAnsi="맑은 고딕" w:eastAsia="맑은 고딕" w:cs="맑은 고딕"/>
-                <w:b/>
-                <w:sz w:val="17"/>
-              </w:rPr>
-              <w:t>23</w:t>
-            </w:r>
-          </w:p>
-        </w:tc>
-        <w:tc>
-          <w:tcPr>
-            <w:tcW w:type="dxa" w:w="3249"/>
-          </w:tcPr>
-          <w:p>
-            <w:pPr>
-              <w:spacing w:before="20" w:after="20"/>
-            </w:pPr>
-            <w:r/>
-            <w:r>
-              <w:rPr>
-                <w:rFonts w:ascii="맑은 고딕" w:hAnsi="맑은 고딕" w:eastAsia="맑은 고딕" w:cs="맑은 고딕"/>
-                <w:b w:val="0"/>
-                <w:sz w:val="17"/>
-              </w:rPr>
-              <w:t>100%</w:t>
-            </w:r>
-          </w:p>
-        </w:tc>
-      </w:tr>
-    </w:tbl>
-    <w:p>
-      <w:pPr>
-        <w:spacing w:after="80"/>
-      </w:pPr>
-    </w:p>
-    <w:p>
-      <w:pPr>
-        <w:spacing w:after="120" w:line="324" w:lineRule="auto"/>
-      </w:pPr>
-      <w:r>
-        <w:rPr>
-          <w:rFonts w:ascii="맑은 고딕" w:hAnsi="맑은 고딕" w:eastAsia="맑은 고딕" w:cs="맑은 고딕"/>
-          <w:b w:val="0"/>
-          <w:sz w:val="21"/>
-        </w:rPr>
-        <w:t xml:space="preserve">전거: </w:t>
-      </w:r>
-      <w:r>
-        <w:rPr>
-          <w:sz w:val="19"/>
-        </w:rPr>
-        <w:t>[</w:t>
-      </w:r>
-      <w:hyperlink r:id="rId19">
-        <w:r>
-          <w:rPr>
-            <w:rFonts w:ascii="D2Coding" w:hAnsi="D2Coding" w:eastAsia="D2Coding"/>
-            <w:color w:val="1D4ED8"/>
-            <w:sz w:val="19"/>
-          </w:rPr>
-          <w:t xml:space="preserve">R013</w:t>
-        </w:r>
-      </w:hyperlink>
-      <w:r>
-        <w:rPr>
-          <w:sz w:val="19"/>
-        </w:rPr>
-        <w:t>]</w:t>
-      </w:r>
-      <w:r>
-        <w:rPr>
-          <w:rFonts w:ascii="맑은 고딕" w:hAnsi="맑은 고딕" w:eastAsia="맑은 고딕" w:cs="맑은 고딕"/>
-          <w:b w:val="0"/>
-          <w:sz w:val="21"/>
-        </w:rPr>
-        <w:t xml:space="preserve">. 개별 사례로는 WashU NCT03121677이 </w:t>
-      </w:r>
-      <w:r>
-        <w:rPr>
-          <w:rFonts w:ascii="맑은 고딕" w:hAnsi="맑은 고딕" w:eastAsia="맑은 고딕" w:cs="맑은 고딕"/>
-          <w:b/>
-          <w:sz w:val="21"/>
-        </w:rPr>
-        <w:t>"백신 제조가 중단되었다"</w:t>
-      </w:r>
-      <w:r>
-        <w:rPr>
-          <w:rFonts w:ascii="맑은 고딕" w:hAnsi="맑은 고딕" w:eastAsia="맑은 고딕" w:cs="맑은 고딕"/>
-          <w:b w:val="0"/>
-          <w:sz w:val="21"/>
-        </w:rPr>
-        <w:t>를 사유로 등록</w:t>
-      </w:r>
-    </w:p>
-    <w:p>
-      <w:pPr>
-        <w:spacing w:after="120" w:line="324" w:lineRule="auto"/>
-      </w:pPr>
-      <w:r>
-        <w:rPr>
-          <w:rFonts w:ascii="맑은 고딕" w:hAnsi="맑은 고딕" w:eastAsia="맑은 고딕" w:cs="맑은 고딕"/>
-          <w:b w:val="0"/>
-          <w:sz w:val="21"/>
-        </w:rPr>
-        <w:t xml:space="preserve">4명 시점에 종료되었고 </w:t>
-      </w:r>
-      <w:r>
-        <w:rPr>
-          <w:sz w:val="19"/>
-        </w:rPr>
-        <w:t>[</w:t>
-      </w:r>
-      <w:hyperlink r:id="rId139">
-        <w:r>
-          <w:rPr>
-            <w:rFonts w:ascii="D2Coding" w:hAnsi="D2Coding" w:eastAsia="D2Coding"/>
-            <w:color w:val="1D4ED8"/>
-            <w:sz w:val="19"/>
-          </w:rPr>
-          <w:t xml:space="preserve">R014</w:t>
-        </w:r>
-      </w:hyperlink>
-      <w:r>
-        <w:rPr>
-          <w:sz w:val="19"/>
-        </w:rPr>
-        <w:t>]</w:t>
-      </w:r>
-      <w:r>
-        <w:rPr>
-          <w:sz w:val="19"/>
-        </w:rPr>
-        <w:t>[</w:t>
-      </w:r>
-      <w:hyperlink r:id="rId140">
-        <w:r>
-          <w:rPr>
-            <w:rFonts w:ascii="D2Coding" w:hAnsi="D2Coding" w:eastAsia="D2Coding"/>
-            <w:color w:val="1D4ED8"/>
-            <w:sz w:val="19"/>
-          </w:rPr>
-          <w:t xml:space="preserve">R512</w:t>
-        </w:r>
-      </w:hyperlink>
-      <w:r>
-        <w:rPr>
-          <w:sz w:val="19"/>
-        </w:rPr>
-        <w:t>]</w:t>
-      </w:r>
-      <w:r>
-        <w:rPr>
-          <w:rFonts w:ascii="맑은 고딕" w:hAnsi="맑은 고딕" w:eastAsia="맑은 고딕" w:cs="맑은 고딕"/>
-          <w:b w:val="0"/>
-          <w:sz w:val="21"/>
-        </w:rPr>
-        <w:t xml:space="preserve">, BioNTech 플랫폼의 IVAC-RCC-001은 </w:t>
-      </w:r>
-      <w:r>
-        <w:rPr>
-          <w:rFonts w:ascii="맑은 고딕" w:hAnsi="맑은 고딕" w:eastAsia="맑은 고딕" w:cs="맑은 고딕"/>
-          <w:b/>
-          <w:sz w:val="21"/>
-        </w:rPr>
-        <w:t>등록 1명</w:t>
-      </w:r>
-      <w:r>
-        <w:rPr>
-          <w:rFonts w:ascii="맑은 고딕" w:hAnsi="맑은 고딕" w:eastAsia="맑은 고딕" w:cs="맑은 고딕"/>
-          <w:b w:val="0"/>
-          <w:sz w:val="21"/>
-        </w:rPr>
-        <w:t>에서 모집</w:t>
-      </w:r>
-    </w:p>
-    <w:p>
-      <w:pPr>
-        <w:spacing w:after="120" w:line="324" w:lineRule="auto"/>
-      </w:pPr>
-      <w:r>
-        <w:rPr>
-          <w:rFonts w:ascii="맑은 고딕" w:hAnsi="맑은 고딕" w:eastAsia="맑은 고딕" w:cs="맑은 고딕"/>
-          <w:b w:val="0"/>
-          <w:sz w:val="21"/>
-        </w:rPr>
-        <w:t xml:space="preserve">저조로 조기 중단되었으며 </w:t>
-      </w:r>
-      <w:r>
-        <w:rPr>
-          <w:sz w:val="19"/>
-        </w:rPr>
-        <w:t>[</w:t>
-      </w:r>
-      <w:hyperlink r:id="rId141">
-        <w:r>
-          <w:rPr>
-            <w:rFonts w:ascii="D2Coding" w:hAnsi="D2Coding" w:eastAsia="D2Coding"/>
-            <w:color w:val="1D4ED8"/>
-            <w:sz w:val="19"/>
-          </w:rPr>
-          <w:t xml:space="preserve">R015</w:t>
-        </w:r>
-      </w:hyperlink>
-      <w:r>
-        <w:rPr>
-          <w:sz w:val="19"/>
-        </w:rPr>
-        <w:t>]</w:t>
-      </w:r>
-      <w:r>
-        <w:rPr>
-          <w:rFonts w:ascii="맑은 고딕" w:hAnsi="맑은 고딕" w:eastAsia="맑은 고딕" w:cs="맑은 고딕"/>
-          <w:b w:val="0"/>
-          <w:sz w:val="21"/>
-        </w:rPr>
-        <w:t>, NCT03422094는 "제조사가 세포치료로 방향 전환"을 사유로</w:t>
-      </w:r>
-    </w:p>
-    <w:p>
-      <w:pPr>
-        <w:spacing w:after="120" w:line="324" w:lineRule="auto"/>
-      </w:pPr>
-      <w:r>
-        <w:rPr>
-          <w:rFonts w:ascii="맑은 고딕" w:hAnsi="맑은 고딕" w:eastAsia="맑은 고딕" w:cs="맑은 고딕"/>
-          <w:b w:val="0"/>
-          <w:sz w:val="21"/>
-        </w:rPr>
-        <w:t xml:space="preserve">종료되었다 </w:t>
-      </w:r>
-      <w:r>
-        <w:rPr>
-          <w:sz w:val="19"/>
-        </w:rPr>
-        <w:t>[</w:t>
-      </w:r>
-      <w:hyperlink r:id="rId140">
-        <w:r>
-          <w:rPr>
-            <w:rFonts w:ascii="D2Coding" w:hAnsi="D2Coding" w:eastAsia="D2Coding"/>
-            <w:color w:val="1D4ED8"/>
-            <w:sz w:val="19"/>
-          </w:rPr>
-          <w:t xml:space="preserve">R512</w:t>
-        </w:r>
-      </w:hyperlink>
-      <w:r>
-        <w:rPr>
-          <w:sz w:val="19"/>
-        </w:rPr>
-        <w:t>]</w:t>
-      </w:r>
-      <w:r>
-        <w:rPr>
-          <w:rFonts w:ascii="맑은 고딕" w:hAnsi="맑은 고딕" w:eastAsia="맑은 고딕" w:cs="맑은 고딕"/>
-          <w:b w:val="0"/>
-          <w:sz w:val="21"/>
-        </w:rPr>
-        <w:t>.</w:t>
-      </w:r>
-    </w:p>
-    <w:p>
-      <w:pPr>
-        <w:spacing w:after="80"/>
-        <w:ind w:left="340"/>
-      </w:pPr>
-      <w:r>
-        <w:rPr>
-          <w:rFonts w:ascii="맑은 고딕" w:hAnsi="맑은 고딕" w:eastAsia="맑은 고딕" w:cs="맑은 고딕"/>
-          <w:b/>
-          <w:color w:val="5C6570"/>
-          <w:sz w:val="20"/>
-        </w:rPr>
-        <w:t>해석 시 반드시 병기할 한계</w:t>
-      </w:r>
-      <w:r>
-        <w:rPr>
-          <w:rFonts w:ascii="맑은 고딕" w:hAnsi="맑은 고딕" w:eastAsia="맑은 고딕" w:cs="맑은 고딕"/>
-          <w:b w:val="0"/>
-          <w:color w:val="5C6570"/>
-          <w:sz w:val="20"/>
-        </w:rPr>
-        <w:t xml:space="preserve"> — 중단 사유는 스폰서가 자발적으로 기재하며, **효능 부족을</w:t>
-      </w:r>
-    </w:p>
-    <w:p>
-      <w:pPr>
-        <w:spacing w:after="80"/>
-        <w:ind w:left="340"/>
-      </w:pPr>
-      <w:r>
-        <w:rPr>
-          <w:rFonts w:ascii="맑은 고딕" w:hAnsi="맑은 고딕" w:eastAsia="맑은 고딕" w:cs="맑은 고딕"/>
-          <w:b w:val="0"/>
-          <w:color w:val="5C6570"/>
-          <w:sz w:val="20"/>
-        </w:rPr>
-        <w:t>"사업적 판단"으로 기재할 유인이 존재한다**. 따라서 "안전성·무효 0건"을 "안전하고 효과 있다"로</w:t>
-      </w:r>
-    </w:p>
-    <w:p>
-      <w:pPr>
-        <w:spacing w:after="80"/>
-        <w:ind w:left="340"/>
-      </w:pPr>
-      <w:r>
-        <w:rPr>
-          <w:rFonts w:ascii="맑은 고딕" w:hAnsi="맑은 고딕" w:eastAsia="맑은 고딕" w:cs="맑은 고딕"/>
-          <w:b w:val="0"/>
-          <w:color w:val="5C6570"/>
-          <w:sz w:val="20"/>
-        </w:rPr>
-        <w:t xml:space="preserve">읽어서는 안 된다. 실제로 IMcode004는 안전성 사건으로 8주간 임상보류되었으나 </w:t>
-      </w:r>
-      <w:r>
-        <w:rPr>
-          <w:sz w:val="18"/>
-        </w:rPr>
-        <w:t>[</w:t>
-      </w:r>
-      <w:hyperlink r:id="rId142">
-        <w:r>
-          <w:rPr>
-            <w:rFonts w:ascii="D2Coding" w:hAnsi="D2Coding" w:eastAsia="D2Coding"/>
-            <w:color w:val="1D4ED8"/>
-            <w:sz w:val="18"/>
-          </w:rPr>
-          <w:t xml:space="preserve">R241</w:t>
-        </w:r>
-      </w:hyperlink>
-      <w:r>
-        <w:rPr>
-          <w:sz w:val="18"/>
-        </w:rPr>
-        <w:t>]</w:t>
-      </w:r>
-      <w:r>
-        <w:rPr>
-          <w:rFonts w:ascii="맑은 고딕" w:hAnsi="맑은 고딕" w:eastAsia="맑은 고딕" w:cs="맑은 고딕"/>
-          <w:b w:val="0"/>
-          <w:color w:val="5C6570"/>
-          <w:sz w:val="20"/>
-        </w:rPr>
-        <w:t xml:space="preserve"> 등록정보상</w:t>
-      </w:r>
-    </w:p>
-    <w:p>
-      <w:pPr>
-        <w:spacing w:after="80"/>
-        <w:ind w:left="340"/>
-      </w:pPr>
-      <w:r>
-        <w:rPr>
-          <w:rFonts w:ascii="맑은 고딕" w:hAnsi="맑은 고딕" w:eastAsia="맑은 고딕" w:cs="맑은 고딕"/>
-          <w:b w:val="0"/>
-          <w:color w:val="5C6570"/>
-          <w:sz w:val="20"/>
-        </w:rPr>
-        <w:t xml:space="preserve">TERMINATED가 아니어서 이 집계에 잡히지 않는다 </w:t>
-      </w:r>
-      <w:r>
-        <w:rPr>
-          <w:sz w:val="18"/>
-        </w:rPr>
-        <w:t>[</w:t>
-      </w:r>
-      <w:hyperlink r:id="rId143">
-        <w:r>
-          <w:rPr>
-            <w:rFonts w:ascii="D2Coding" w:hAnsi="D2Coding" w:eastAsia="D2Coding"/>
-            <w:color w:val="1D4ED8"/>
-            <w:sz w:val="18"/>
-          </w:rPr>
-          <w:t xml:space="preserve">R245</w:t>
-        </w:r>
-      </w:hyperlink>
-      <w:r>
-        <w:rPr>
-          <w:sz w:val="18"/>
-        </w:rPr>
-        <w:t>]</w:t>
-      </w:r>
-      <w:r>
-        <w:rPr>
-          <w:rFonts w:ascii="맑은 고딕" w:hAnsi="맑은 고딕" w:eastAsia="맑은 고딕" w:cs="맑은 고딕"/>
-          <w:b w:val="0"/>
-          <w:color w:val="5C6570"/>
-          <w:sz w:val="20"/>
-        </w:rPr>
-        <w:t>. **상태 필드만으로 실패를 집계하면</w:t>
-      </w:r>
-    </w:p>
-    <w:p>
-      <w:pPr>
-        <w:spacing w:after="80"/>
-        <w:ind w:left="340"/>
-      </w:pPr>
-      <w:r>
-        <w:rPr>
-          <w:rFonts w:ascii="맑은 고딕" w:hAnsi="맑은 고딕" w:eastAsia="맑은 고딕" w:cs="맑은 고딕"/>
-          <w:b w:val="0"/>
-          <w:color w:val="5C6570"/>
-          <w:sz w:val="20"/>
-        </w:rPr>
-        <w:t xml:space="preserve">누락이 발생한다**는 것이 방법론상 중요한 함정이다 </w:t>
-      </w:r>
-      <w:r>
-        <w:rPr>
-          <w:sz w:val="18"/>
-        </w:rPr>
-        <w:t>[</w:t>
-      </w:r>
-      <w:hyperlink r:id="rId143">
-        <w:r>
-          <w:rPr>
-            <w:rFonts w:ascii="D2Coding" w:hAnsi="D2Coding" w:eastAsia="D2Coding"/>
-            <w:color w:val="1D4ED8"/>
-            <w:sz w:val="18"/>
-          </w:rPr>
-          <w:t xml:space="preserve">R245</w:t>
-        </w:r>
-      </w:hyperlink>
-      <w:r>
-        <w:rPr>
-          <w:sz w:val="18"/>
-        </w:rPr>
-        <w:t>]</w:t>
-      </w:r>
-      <w:r>
-        <w:rPr>
-          <w:rFonts w:ascii="맑은 고딕" w:hAnsi="맑은 고딕" w:eastAsia="맑은 고딕" w:cs="맑은 고딕"/>
-          <w:b w:val="0"/>
-          <w:color w:val="5C6570"/>
-          <w:sz w:val="20"/>
-        </w:rPr>
-        <w:t>.</w:t>
-      </w:r>
-    </w:p>
-    <w:p>
-      <w:pPr>
-        <w:spacing w:after="120" w:line="324" w:lineRule="auto"/>
-      </w:pPr>
-      <w:r>
-        <w:rPr>
-          <w:rFonts w:ascii="맑은 고딕" w:hAnsi="맑은 고딕" w:eastAsia="맑은 고딕" w:cs="맑은 고딕"/>
-          <w:b w:val="0"/>
-          <w:sz w:val="21"/>
-        </w:rPr>
-        <w:t xml:space="preserve">기업 층위의 소멸은 더 웅변적이다. </w:t>
-      </w:r>
-      <w:r>
-        <w:rPr>
-          <w:rFonts w:ascii="맑은 고딕" w:hAnsi="맑은 고딕" w:eastAsia="맑은 고딕" w:cs="맑은 고딕"/>
-          <w:b/>
-          <w:sz w:val="21"/>
-        </w:rPr>
-        <w:t>Gritstone bio</w:t>
-      </w:r>
-      <w:r>
-        <w:rPr>
-          <w:rFonts w:ascii="맑은 고딕" w:hAnsi="맑은 고딕" w:eastAsia="맑은 고딕" w:cs="맑은 고딕"/>
-          <w:b w:val="0"/>
-          <w:sz w:val="21"/>
-        </w:rPr>
-        <w:t>는 GRANITE 2상이 1차 평가변수(ctDNA 분자반응)를</w:t>
-      </w:r>
-    </w:p>
-    <w:p>
-      <w:pPr>
-        <w:spacing w:after="120" w:line="324" w:lineRule="auto"/>
-      </w:pPr>
-      <w:r>
-        <w:rPr>
-          <w:rFonts w:ascii="맑은 고딕" w:hAnsi="맑은 고딕" w:eastAsia="맑은 고딕" w:cs="맑은 고딕"/>
-          <w:b w:val="0"/>
-          <w:sz w:val="21"/>
-        </w:rPr>
-        <w:t>달성하지 못하고 PFS 90% CI가 1을 포함한 뒤 2024-10-10 Chapter 11을 신청했고, EDGE AI 플랫폼을</w:t>
-      </w:r>
-    </w:p>
-    <w:p>
-      <w:pPr>
-        <w:spacing w:after="120" w:line="324" w:lineRule="auto"/>
-      </w:pPr>
-      <w:r>
-        <w:rPr>
-          <w:rFonts w:ascii="맑은 고딕" w:hAnsi="맑은 고딕" w:eastAsia="맑은 고딕" w:cs="맑은 고딕"/>
-          <w:b w:val="0"/>
-          <w:sz w:val="21"/>
-        </w:rPr>
-        <w:t xml:space="preserve">포함한 </w:t>
-      </w:r>
-      <w:r>
-        <w:rPr>
-          <w:rFonts w:ascii="맑은 고딕" w:hAnsi="맑은 고딕" w:eastAsia="맑은 고딕" w:cs="맑은 고딕"/>
-          <w:b/>
-          <w:sz w:val="21"/>
-        </w:rPr>
-        <w:t>전체 자산이 2,125만 달러</w:t>
-      </w:r>
-      <w:r>
-        <w:rPr>
-          <w:rFonts w:ascii="맑은 고딕" w:hAnsi="맑은 고딕" w:eastAsia="맑은 고딕" w:cs="맑은 고딕"/>
-          <w:b w:val="0"/>
-          <w:sz w:val="21"/>
-        </w:rPr>
-        <w:t xml:space="preserve">에 매각되었다 </w:t>
-      </w:r>
-      <w:r>
-        <w:rPr>
-          <w:sz w:val="19"/>
-        </w:rPr>
-        <w:t>[</w:t>
-      </w:r>
-      <w:hyperlink r:id="rId144">
-        <w:r>
-          <w:rPr>
-            <w:rFonts w:ascii="D2Coding" w:hAnsi="D2Coding" w:eastAsia="D2Coding"/>
-            <w:color w:val="1D4ED8"/>
-            <w:sz w:val="19"/>
-          </w:rPr>
-          <w:t xml:space="preserve">R519</w:t>
-        </w:r>
-      </w:hyperlink>
-      <w:r>
-        <w:rPr>
-          <w:sz w:val="19"/>
-        </w:rPr>
-        <w:t>]</w:t>
-      </w:r>
-      <w:r>
-        <w:rPr>
-          <w:sz w:val="19"/>
-        </w:rPr>
-        <w:t>[</w:t>
-      </w:r>
-      <w:hyperlink r:id="rId145">
-        <w:r>
-          <w:rPr>
-            <w:rFonts w:ascii="D2Coding" w:hAnsi="D2Coding" w:eastAsia="D2Coding"/>
-            <w:color w:val="1D4ED8"/>
-            <w:sz w:val="19"/>
-          </w:rPr>
-          <w:t xml:space="preserve">R517</w:t>
-        </w:r>
-      </w:hyperlink>
-      <w:r>
-        <w:rPr>
-          <w:sz w:val="19"/>
-        </w:rPr>
-        <w:t>]</w:t>
-      </w:r>
-      <w:r>
-        <w:rPr>
-          <w:sz w:val="19"/>
-        </w:rPr>
-        <w:t>[</w:t>
-      </w:r>
-      <w:hyperlink r:id="rId146">
-        <w:r>
-          <w:rPr>
-            <w:rFonts w:ascii="D2Coding" w:hAnsi="D2Coding" w:eastAsia="D2Coding"/>
-            <w:color w:val="1D4ED8"/>
-            <w:sz w:val="19"/>
-          </w:rPr>
-          <w:t xml:space="preserve">R518</w:t>
-        </w:r>
-      </w:hyperlink>
-      <w:r>
-        <w:rPr>
-          <w:sz w:val="19"/>
-        </w:rPr>
-        <w:t>]</w:t>
-      </w:r>
-      <w:r>
-        <w:rPr>
-          <w:rFonts w:ascii="맑은 고딕" w:hAnsi="맑은 고딕" w:eastAsia="맑은 고딕" w:cs="맑은 고딕"/>
-          <w:b w:val="0"/>
-          <w:sz w:val="21"/>
-        </w:rPr>
-        <w:t>. 인력은 119명 → 6명으로</w:t>
-      </w:r>
-    </w:p>
-    <w:p>
-      <w:pPr>
-        <w:spacing w:after="120" w:line="324" w:lineRule="auto"/>
-      </w:pPr>
-      <w:r>
-        <w:rPr>
-          <w:rFonts w:ascii="맑은 고딕" w:hAnsi="맑은 고딕" w:eastAsia="맑은 고딕" w:cs="맑은 고딕"/>
-          <w:b w:val="0"/>
-          <w:sz w:val="21"/>
-        </w:rPr>
-        <w:t xml:space="preserve">축소되었다 </w:t>
-      </w:r>
-      <w:r>
-        <w:rPr>
-          <w:sz w:val="19"/>
-        </w:rPr>
-        <w:t>[</w:t>
-      </w:r>
-      <w:hyperlink r:id="rId147">
-        <w:r>
-          <w:rPr>
-            <w:rFonts w:ascii="D2Coding" w:hAnsi="D2Coding" w:eastAsia="D2Coding"/>
-            <w:color w:val="1D4ED8"/>
-            <w:sz w:val="19"/>
-          </w:rPr>
-          <w:t xml:space="preserve">R1133</w:t>
-        </w:r>
-      </w:hyperlink>
-      <w:r>
-        <w:rPr>
-          <w:sz w:val="19"/>
-        </w:rPr>
-        <w:t>]</w:t>
-      </w:r>
-      <w:r>
-        <w:rPr>
-          <w:rFonts w:ascii="맑은 고딕" w:hAnsi="맑은 고딕" w:eastAsia="맑은 고딕" w:cs="맑은 고딕"/>
-          <w:b w:val="0"/>
-          <w:sz w:val="21"/>
-        </w:rPr>
-        <w:t xml:space="preserve">. </w:t>
-      </w:r>
-      <w:r>
-        <w:rPr>
-          <w:rFonts w:ascii="맑은 고딕" w:hAnsi="맑은 고딕" w:eastAsia="맑은 고딕" w:cs="맑은 고딕"/>
-          <w:b/>
-          <w:sz w:val="21"/>
-        </w:rPr>
-        <w:t>Achilles Therapeutics</w:t>
-      </w:r>
-      <w:r>
-        <w:rPr>
-          <w:rFonts w:ascii="맑은 고딕" w:hAnsi="맑은 고딕" w:eastAsia="맑은 고딕" w:cs="맑은 고딕"/>
-          <w:b w:val="0"/>
-          <w:sz w:val="21"/>
-        </w:rPr>
-        <w:t xml:space="preserve">는 현금 </w:t>
-      </w:r>
-      <w:r>
-        <w:rPr>
-          <w:rFonts w:ascii="맑은 고딕" w:hAnsi="맑은 고딕" w:eastAsia="맑은 고딕" w:cs="맑은 고딕"/>
-          <w:b/>
-          <w:sz w:val="21"/>
-        </w:rPr>
-        <w:t>9,510만 달러를 보유한 상태에서 자발적으로</w:t>
-      </w:r>
-    </w:p>
-    <w:p>
-      <w:pPr>
-        <w:spacing w:after="120" w:line="324" w:lineRule="auto"/>
-      </w:pPr>
-      <w:r>
-        <w:rPr>
-          <w:rFonts w:ascii="맑은 고딕" w:hAnsi="맑은 고딕" w:eastAsia="맑은 고딕" w:cs="맑은 고딕"/>
-          <w:b w:val="0"/>
-          <w:sz w:val="21"/>
-        </w:rPr>
-        <w:t>프로그램을 중단하며 "폐암·흑색종 연구가 상업적 성립 목표를 충족하지 못했다"고 명시했다 —</w:t>
-      </w:r>
-    </w:p>
-    <w:p>
-      <w:pPr>
-        <w:spacing w:after="120" w:line="324" w:lineRule="auto"/>
-      </w:pPr>
-      <w:r>
-        <w:rPr>
-          <w:rFonts w:ascii="맑은 고딕" w:hAnsi="맑은 고딕" w:eastAsia="맑은 고딕" w:cs="맑은 고딕"/>
-          <w:b w:val="0"/>
-          <w:sz w:val="21"/>
-        </w:rPr>
-        <w:t xml:space="preserve">자금이 아니라 </w:t>
-      </w:r>
-      <w:r>
-        <w:rPr>
-          <w:rFonts w:ascii="맑은 고딕" w:hAnsi="맑은 고딕" w:eastAsia="맑은 고딕" w:cs="맑은 고딕"/>
-          <w:b/>
-          <w:sz w:val="21"/>
-        </w:rPr>
-        <w:t>효능</w:t>
-      </w:r>
-      <w:r>
-        <w:rPr>
-          <w:rFonts w:ascii="맑은 고딕" w:hAnsi="맑은 고딕" w:eastAsia="맑은 고딕" w:cs="맑은 고딕"/>
-          <w:b w:val="0"/>
-          <w:sz w:val="21"/>
-        </w:rPr>
-        <w:t xml:space="preserve">이 원인이다 </w:t>
-      </w:r>
-      <w:r>
-        <w:rPr>
-          <w:sz w:val="19"/>
-        </w:rPr>
-        <w:t>[</w:t>
-      </w:r>
-      <w:hyperlink r:id="rId148">
-        <w:r>
-          <w:rPr>
-            <w:rFonts w:ascii="D2Coding" w:hAnsi="D2Coding" w:eastAsia="D2Coding"/>
-            <w:color w:val="1D4ED8"/>
-            <w:sz w:val="19"/>
-          </w:rPr>
-          <w:t xml:space="preserve">R521</w:t>
-        </w:r>
-      </w:hyperlink>
-      <w:r>
-        <w:rPr>
-          <w:sz w:val="19"/>
-        </w:rPr>
-        <w:t>]</w:t>
-      </w:r>
-      <w:r>
-        <w:rPr>
-          <w:sz w:val="19"/>
-        </w:rPr>
-        <w:t>[</w:t>
-      </w:r>
-      <w:hyperlink r:id="rId149">
-        <w:r>
-          <w:rPr>
-            <w:rFonts w:ascii="D2Coding" w:hAnsi="D2Coding" w:eastAsia="D2Coding"/>
-            <w:color w:val="1D4ED8"/>
-            <w:sz w:val="19"/>
-          </w:rPr>
-          <w:t xml:space="preserve">R522</w:t>
-        </w:r>
-      </w:hyperlink>
-      <w:r>
-        <w:rPr>
-          <w:sz w:val="19"/>
-        </w:rPr>
-        <w:t>]</w:t>
-      </w:r>
-      <w:r>
-        <w:rPr>
-          <w:rFonts w:ascii="맑은 고딕" w:hAnsi="맑은 고딕" w:eastAsia="맑은 고딕" w:cs="맑은 고딕"/>
-          <w:b w:val="0"/>
-          <w:sz w:val="21"/>
-        </w:rPr>
-        <w:t xml:space="preserve">. </w:t>
-      </w:r>
-      <w:r>
-        <w:rPr>
-          <w:rFonts w:ascii="맑은 고딕" w:hAnsi="맑은 고딕" w:eastAsia="맑은 고딕" w:cs="맑은 고딕"/>
-          <w:b/>
-          <w:sz w:val="21"/>
-        </w:rPr>
-        <w:t>Genocea</w:t>
-      </w:r>
-      <w:r>
-        <w:rPr>
-          <w:rFonts w:ascii="맑은 고딕" w:hAnsi="맑은 고딕" w:eastAsia="맑은 고딕" w:cs="맑은 고딕"/>
-          <w:b w:val="0"/>
-          <w:sz w:val="21"/>
-        </w:rPr>
-        <w:t>는 예측 알고리즘 대신 환자 T세포</w:t>
-      </w:r>
-    </w:p>
-    <w:p>
-      <w:pPr>
-        <w:spacing w:after="120" w:line="324" w:lineRule="auto"/>
-      </w:pPr>
-      <w:r>
-        <w:rPr>
-          <w:rFonts w:ascii="맑은 고딕" w:hAnsi="맑은 고딕" w:eastAsia="맑은 고딕" w:cs="맑은 고딕"/>
-          <w:b w:val="0"/>
-          <w:sz w:val="21"/>
-        </w:rPr>
-        <w:t xml:space="preserve">실증 스크리닝(ATLAS)을 썼음에도 49명에서 종료되고 청산되었다 </w:t>
-      </w:r>
-      <w:r>
-        <w:rPr>
-          <w:sz w:val="19"/>
-        </w:rPr>
-        <w:t>[</w:t>
-      </w:r>
-      <w:hyperlink r:id="rId150">
-        <w:r>
-          <w:rPr>
-            <w:rFonts w:ascii="D2Coding" w:hAnsi="D2Coding" w:eastAsia="D2Coding"/>
-            <w:color w:val="1D4ED8"/>
-            <w:sz w:val="19"/>
-          </w:rPr>
-          <w:t xml:space="preserve">R565</w:t>
-        </w:r>
-      </w:hyperlink>
-      <w:r>
-        <w:rPr>
-          <w:sz w:val="19"/>
-        </w:rPr>
-        <w:t>]</w:t>
-      </w:r>
-      <w:r>
-        <w:rPr>
-          <w:rFonts w:ascii="맑은 고딕" w:hAnsi="맑은 고딕" w:eastAsia="맑은 고딕" w:cs="맑은 고딕"/>
-          <w:b w:val="0"/>
-          <w:sz w:val="21"/>
-        </w:rPr>
-        <w:t xml:space="preserve"> — "더 나은 예측"이 해답이라는</w:t>
-      </w:r>
-    </w:p>
-    <w:p>
-      <w:pPr>
-        <w:spacing w:after="120" w:line="324" w:lineRule="auto"/>
-      </w:pPr>
-      <w:r>
-        <w:rPr>
-          <w:rFonts w:ascii="맑은 고딕" w:hAnsi="맑은 고딕" w:eastAsia="맑은 고딕" w:cs="맑은 고딕"/>
-          <w:b w:val="0"/>
-          <w:sz w:val="21"/>
-        </w:rPr>
-        <w:t>가설의 반례다.</w:t>
-      </w:r>
-    </w:p>
-    <w:p>
-      <w:pPr>
-        <w:spacing w:after="120" w:line="324" w:lineRule="auto"/>
-      </w:pPr>
-      <w:r>
-        <w:rPr>
-          <w:rFonts w:ascii="맑은 고딕" w:hAnsi="맑은 고딕" w:eastAsia="맑은 고딕" w:cs="맑은 고딕"/>
-          <w:b w:val="0"/>
-          <w:sz w:val="21"/>
-        </w:rPr>
-        <w:t xml:space="preserve">대형 제약사의 베팅도 축소되고 있다. Genentech는 Nykode VB10.NEO 라이선스를 해지했고 </w:t>
-      </w:r>
-      <w:r>
-        <w:rPr>
-          <w:sz w:val="19"/>
-        </w:rPr>
-        <w:t>[</w:t>
-      </w:r>
-      <w:hyperlink r:id="rId151">
-        <w:r>
-          <w:rPr>
-            <w:rFonts w:ascii="D2Coding" w:hAnsi="D2Coding" w:eastAsia="D2Coding"/>
-            <w:color w:val="1D4ED8"/>
-            <w:sz w:val="19"/>
-          </w:rPr>
-          <w:t xml:space="preserve">R523</w:t>
-        </w:r>
-      </w:hyperlink>
-      <w:r>
-        <w:rPr>
-          <w:sz w:val="19"/>
-        </w:rPr>
-        <w:t>]</w:t>
-      </w:r>
-      <w:r>
-        <w:rPr>
-          <w:rFonts w:ascii="맑은 고딕" w:hAnsi="맑은 고딕" w:eastAsia="맑은 고딕" w:cs="맑은 고딕"/>
-          <w:b w:val="0"/>
-          <w:sz w:val="21"/>
-        </w:rPr>
-        <w:t>,</w:t>
-      </w:r>
-    </w:p>
-    <w:p>
-      <w:pPr>
-        <w:spacing w:after="120" w:line="324" w:lineRule="auto"/>
-      </w:pPr>
-      <w:r>
-        <w:rPr>
-          <w:rFonts w:ascii="맑은 고딕" w:hAnsi="맑은 고딕" w:eastAsia="맑은 고딕" w:cs="맑은 고딕"/>
-          <w:b w:val="0"/>
-          <w:sz w:val="21"/>
-        </w:rPr>
-        <w:t xml:space="preserve">Roche는 ctDNA 양성 NSCLC 2상을 </w:t>
-      </w:r>
-      <w:r>
-        <w:rPr>
-          <w:rFonts w:ascii="맑은 고딕" w:hAnsi="맑은 고딕" w:eastAsia="맑은 고딕" w:cs="맑은 고딕"/>
-          <w:b/>
-          <w:sz w:val="21"/>
-        </w:rPr>
-        <w:t>등록 0명 상태에서</w:t>
-      </w:r>
-      <w:r>
-        <w:rPr>
-          <w:rFonts w:ascii="맑은 고딕" w:hAnsi="맑은 고딕" w:eastAsia="맑은 고딕" w:cs="맑은 고딕"/>
-          <w:b w:val="0"/>
-          <w:sz w:val="21"/>
-        </w:rPr>
-        <w:t xml:space="preserve"> 철회했으며 </w:t>
-      </w:r>
-      <w:r>
-        <w:rPr>
-          <w:sz w:val="19"/>
-        </w:rPr>
-        <w:t>[</w:t>
-      </w:r>
-      <w:hyperlink r:id="rId152">
-        <w:r>
-          <w:rPr>
-            <w:rFonts w:ascii="D2Coding" w:hAnsi="D2Coding" w:eastAsia="D2Coding"/>
-            <w:color w:val="1D4ED8"/>
-            <w:sz w:val="19"/>
-          </w:rPr>
-          <w:t xml:space="preserve">R504</w:t>
-        </w:r>
-      </w:hyperlink>
-      <w:r>
-        <w:rPr>
-          <w:sz w:val="19"/>
-        </w:rPr>
-        <w:t>]</w:t>
-      </w:r>
-      <w:r>
-        <w:rPr>
-          <w:rFonts w:ascii="맑은 고딕" w:hAnsi="맑은 고딕" w:eastAsia="맑은 고딕" w:cs="맑은 고딕"/>
-          <w:b w:val="0"/>
-          <w:sz w:val="21"/>
-        </w:rPr>
-        <w:t>, BioNTech은 2026년 JPM</w:t>
-      </w:r>
-    </w:p>
-    <w:p>
-      <w:pPr>
-        <w:spacing w:after="120" w:line="324" w:lineRule="auto"/>
-      </w:pPr>
-      <w:r>
-        <w:rPr>
-          <w:rFonts w:ascii="맑은 고딕" w:hAnsi="맑은 고딕" w:eastAsia="맑은 고딕" w:cs="맑은 고딕"/>
-          <w:b w:val="0"/>
-          <w:sz w:val="21"/>
-        </w:rPr>
-        <w:t xml:space="preserve">최우선 프로그램에서 창업 정체성이던 BNT122를 제외했다 </w:t>
-      </w:r>
-      <w:r>
-        <w:rPr>
-          <w:sz w:val="19"/>
-        </w:rPr>
-        <w:t>[</w:t>
-      </w:r>
-      <w:hyperlink r:id="rId153">
-        <w:r>
-          <w:rPr>
-            <w:rFonts w:ascii="D2Coding" w:hAnsi="D2Coding" w:eastAsia="D2Coding"/>
-            <w:color w:val="1D4ED8"/>
-            <w:sz w:val="19"/>
-          </w:rPr>
-          <w:t xml:space="preserve">R553</w:t>
-        </w:r>
-      </w:hyperlink>
-      <w:r>
-        <w:rPr>
-          <w:sz w:val="19"/>
-        </w:rPr>
-        <w:t>]</w:t>
-      </w:r>
-      <w:r>
-        <w:rPr>
-          <w:rFonts w:ascii="맑은 고딕" w:hAnsi="맑은 고딕" w:eastAsia="맑은 고딕" w:cs="맑은 고딕"/>
-          <w:b w:val="0"/>
-          <w:sz w:val="21"/>
-        </w:rPr>
-        <w:t>.</w:t>
-      </w:r>
-    </w:p>
-    <w:p>
-      <w:pPr>
-        <w:keepNext/>
-        <w:spacing w:before="200" w:after="80"/>
-      </w:pPr>
-      <w:r>
-        <w:rPr>
-          <w:rFonts w:ascii="맑은 고딕" w:hAnsi="맑은 고딕" w:eastAsia="맑은 고딕" w:cs="맑은 고딕"/>
-          <w:b/>
-          <w:color w:val="16191D"/>
-          <w:sz w:val="25"/>
-        </w:rPr>
-        <w:t>2.8 국내 현황 — 개발국이 아니라 임상 사이트 공급국</w:t>
-      </w:r>
-    </w:p>
-    <w:p>
-      <w:pPr>
-        <w:spacing w:after="120" w:line="324" w:lineRule="auto"/>
-      </w:pPr>
-      <w:r>
-        <w:rPr>
-          <w:rFonts w:ascii="맑은 고딕" w:hAnsi="맑은 고딕" w:eastAsia="맑은 고딕" w:cs="맑은 고딕"/>
-          <w:b/>
-          <w:sz w:val="21"/>
-        </w:rPr>
-        <w:t>확인된 사실은 명확하다.</w:t>
-      </w:r>
-      <w:r>
-        <w:rPr>
-          <w:rFonts w:ascii="맑은 고딕" w:hAnsi="맑은 고딕" w:eastAsia="맑은 고딕" w:cs="맑은 고딕"/>
-          <w:b w:val="0"/>
-          <w:sz w:val="21"/>
-        </w:rPr>
-        <w:t xml:space="preserve"> ClinicalTrials.gov 전수 조회 결과 **한국 기업·기관이 스폰서인</w:t>
-      </w:r>
-    </w:p>
-    <w:p>
-      <w:pPr>
-        <w:spacing w:after="120" w:line="324" w:lineRule="auto"/>
-      </w:pPr>
-      <w:r>
-        <w:rPr>
-          <w:rFonts w:ascii="맑은 고딕" w:hAnsi="맑은 고딕" w:eastAsia="맑은 고딕" w:cs="맑은 고딕"/>
-          <w:b w:val="0"/>
-          <w:sz w:val="21"/>
-        </w:rPr>
-        <w:t xml:space="preserve">개인맞춤형 신항원 mRNA 항암백신 임상시험은 0건**이다 </w:t>
-      </w:r>
-      <w:r>
-        <w:rPr>
-          <w:sz w:val="19"/>
-        </w:rPr>
-        <w:t>[</w:t>
-      </w:r>
-      <w:hyperlink r:id="rId154">
-        <w:r>
-          <w:rPr>
-            <w:rFonts w:ascii="D2Coding" w:hAnsi="D2Coding" w:eastAsia="D2Coding"/>
-            <w:color w:val="1D4ED8"/>
-            <w:sz w:val="19"/>
-          </w:rPr>
-          <w:t xml:space="preserve">R419</w:t>
-        </w:r>
-      </w:hyperlink>
-      <w:r>
-        <w:rPr>
-          <w:sz w:val="19"/>
-        </w:rPr>
-        <w:t>]</w:t>
-      </w:r>
-      <w:r>
-        <w:rPr>
-          <w:rFonts w:ascii="맑은 고딕" w:hAnsi="맑은 고딕" w:eastAsia="맑은 고딕" w:cs="맑은 고딕"/>
-          <w:b w:val="0"/>
-          <w:sz w:val="21"/>
-        </w:rPr>
-        <w:t>. 반면 한국은 글로벌 시험의 사이트로는</w:t>
-      </w:r>
-    </w:p>
-    <w:p>
-      <w:pPr>
-        <w:spacing w:after="120" w:line="324" w:lineRule="auto"/>
-      </w:pPr>
-      <w:r>
-        <w:rPr>
-          <w:rFonts w:ascii="맑은 고딕" w:hAnsi="맑은 고딕" w:eastAsia="맑은 고딕" w:cs="맑은 고딕"/>
-          <w:b w:val="0"/>
-          <w:sz w:val="21"/>
-        </w:rPr>
-        <w:t xml:space="preserve">깊이 편입되어 있어, intismeran·cevumeran 관련 12건에 국내 기관이 참여하고 </w:t>
-      </w:r>
-      <w:r>
-        <w:rPr>
-          <w:sz w:val="19"/>
-        </w:rPr>
-        <w:t>[</w:t>
-      </w:r>
-      <w:hyperlink r:id="rId44">
-        <w:r>
-          <w:rPr>
-            <w:rFonts w:ascii="D2Coding" w:hAnsi="D2Coding" w:eastAsia="D2Coding"/>
-            <w:color w:val="1D4ED8"/>
-            <w:sz w:val="19"/>
-          </w:rPr>
-          <w:t xml:space="preserve">R012</w:t>
-        </w:r>
-      </w:hyperlink>
-      <w:r>
-        <w:rPr>
-          <w:sz w:val="19"/>
-        </w:rPr>
-        <w:t>]</w:t>
-      </w:r>
-      <w:r>
-        <w:rPr>
-          <w:rFonts w:ascii="맑은 고딕" w:hAnsi="맑은 고딕" w:eastAsia="맑은 고딕" w:cs="맑은 고딕"/>
-          <w:b w:val="0"/>
-          <w:sz w:val="21"/>
-        </w:rPr>
-        <w:t xml:space="preserve"> INTerpath</w:t>
-      </w:r>
-    </w:p>
-    <w:p>
-      <w:pPr>
-        <w:spacing w:after="120" w:line="324" w:lineRule="auto"/>
-      </w:pPr>
-      <w:r>
-        <w:rPr>
-          <w:rFonts w:ascii="맑은 고딕" w:hAnsi="맑은 고딕" w:eastAsia="맑은 고딕" w:cs="맑은 고딕"/>
-          <w:b w:val="0"/>
-          <w:sz w:val="21"/>
-        </w:rPr>
-        <w:t xml:space="preserve">계열에만 </w:t>
-      </w:r>
-      <w:r>
-        <w:rPr>
-          <w:rFonts w:ascii="맑은 고딕" w:hAnsi="맑은 고딕" w:eastAsia="맑은 고딕" w:cs="맑은 고딕"/>
-          <w:b/>
-          <w:sz w:val="21"/>
-        </w:rPr>
-        <w:t>32개 기관</w:t>
-      </w:r>
-      <w:r>
-        <w:rPr>
-          <w:rFonts w:ascii="맑은 고딕" w:hAnsi="맑은 고딕" w:eastAsia="맑은 고딕" w:cs="맑은 고딕"/>
-          <w:b w:val="0"/>
-          <w:sz w:val="21"/>
-        </w:rPr>
-        <w:t xml:space="preserve">이 들어가 있다(일본 33, 대만 35와 유사 규모) </w:t>
-      </w:r>
-      <w:r>
-        <w:rPr>
-          <w:sz w:val="19"/>
-        </w:rPr>
-        <w:t>[</w:t>
-      </w:r>
-      <w:hyperlink r:id="rId45">
-        <w:r>
-          <w:rPr>
-            <w:rFonts w:ascii="D2Coding" w:hAnsi="D2Coding" w:eastAsia="D2Coding"/>
-            <w:color w:val="1D4ED8"/>
-            <w:sz w:val="19"/>
-          </w:rPr>
-          <w:t xml:space="preserve">R151</w:t>
-        </w:r>
-      </w:hyperlink>
-      <w:r>
-        <w:rPr>
-          <w:sz w:val="19"/>
-        </w:rPr>
-        <w:t>]</w:t>
-      </w:r>
-      <w:r>
-        <w:rPr>
-          <w:rFonts w:ascii="맑은 고딕" w:hAnsi="맑은 고딕" w:eastAsia="맑은 고딕" w:cs="맑은 고딕"/>
-          <w:b w:val="0"/>
-          <w:sz w:val="21"/>
-        </w:rPr>
-        <w:t>. 서울대병원(6개 중 5개)과</w:t>
-      </w:r>
-    </w:p>
-    <w:p>
-      <w:pPr>
-        <w:spacing w:after="120" w:line="324" w:lineRule="auto"/>
-      </w:pPr>
-      <w:r>
-        <w:rPr>
-          <w:rFonts w:ascii="맑은 고딕" w:hAnsi="맑은 고딕" w:eastAsia="맑은 고딕" w:cs="맑은 고딕"/>
-          <w:b w:val="0"/>
-          <w:sz w:val="21"/>
-        </w:rPr>
-        <w:t xml:space="preserve">삼성서울병원(5개)에 집중된다 </w:t>
-      </w:r>
-      <w:r>
-        <w:rPr>
-          <w:sz w:val="19"/>
-        </w:rPr>
-        <w:t>[</w:t>
-      </w:r>
-      <w:hyperlink r:id="rId155">
-        <w:r>
-          <w:rPr>
-            <w:rFonts w:ascii="D2Coding" w:hAnsi="D2Coding" w:eastAsia="D2Coding"/>
-            <w:color w:val="1D4ED8"/>
-            <w:sz w:val="19"/>
-          </w:rPr>
-          <w:t xml:space="preserve">R152</w:t>
-        </w:r>
-      </w:hyperlink>
-      <w:r>
-        <w:rPr>
-          <w:sz w:val="19"/>
-        </w:rPr>
-        <w:t>]</w:t>
-      </w:r>
-      <w:r>
-        <w:rPr>
-          <w:sz w:val="19"/>
-        </w:rPr>
-        <w:t>[</w:t>
-      </w:r>
-      <w:hyperlink r:id="rId156">
-        <w:r>
-          <w:rPr>
-            <w:rFonts w:ascii="D2Coding" w:hAnsi="D2Coding" w:eastAsia="D2Coding"/>
-            <w:color w:val="1D4ED8"/>
-            <w:sz w:val="19"/>
-          </w:rPr>
-          <w:t xml:space="preserve">R153</w:t>
-        </w:r>
-      </w:hyperlink>
-      <w:r>
-        <w:rPr>
-          <w:sz w:val="19"/>
-        </w:rPr>
-        <w:t>]</w:t>
-      </w:r>
-      <w:r>
-        <w:rPr>
-          <w:rFonts w:ascii="맑은 고딕" w:hAnsi="맑은 고딕" w:eastAsia="맑은 고딕" w:cs="맑은 고딕"/>
-          <w:b w:val="0"/>
-          <w:sz w:val="21"/>
-        </w:rPr>
-        <w:t>.</w:t>
-      </w:r>
-    </w:p>
-    <w:tbl>
-      <w:tblPr>
-        <w:tblStyle w:val="TableGrid"/>
-        <w:tblW w:type="auto" w:w="0"/>
-        <w:jc w:val="center"/>
-        <w:tblLayout w:type="autofit"/>
-        <w:tblLook w:firstColumn="1" w:firstRow="1" w:lastColumn="0" w:lastRow="0" w:noHBand="0" w:noVBand="1" w:val="04A0"/>
-      </w:tblPr>
-      <w:tblGrid>
-        <w:gridCol w:w="3249"/>
-        <w:gridCol w:w="3249"/>
-        <w:gridCol w:w="3249"/>
-      </w:tblGrid>
-      <w:tr>
-        <w:tc>
-          <w:tcPr>
-            <w:tcW w:type="dxa" w:w="3249"/>
-            <w:shd w:val="clear" w:fill="EDF0F3"/>
-          </w:tcPr>
-          <w:p>
-            <w:pPr>
-              <w:spacing w:before="20" w:after="20"/>
-            </w:pPr>
-            <w:r/>
-            <w:r>
-              <w:rPr>
-                <w:rFonts w:ascii="맑은 고딕" w:hAnsi="맑은 고딕" w:eastAsia="맑은 고딕" w:cs="맑은 고딕"/>
-                <w:b/>
-                <w:sz w:val="17"/>
-              </w:rPr>
-              <w:t>국내 주체</w:t>
-            </w:r>
-          </w:p>
-        </w:tc>
-        <w:tc>
-          <w:tcPr>
-            <w:tcW w:type="dxa" w:w="3249"/>
-            <w:shd w:val="clear" w:fill="EDF0F3"/>
-          </w:tcPr>
-          <w:p>
-            <w:pPr>
-              <w:spacing w:before="20" w:after="20"/>
-            </w:pPr>
-            <w:r/>
-            <w:r>
-              <w:rPr>
-                <w:rFonts w:ascii="맑은 고딕" w:hAnsi="맑은 고딕" w:eastAsia="맑은 고딕" w:cs="맑은 고딕"/>
-                <w:b/>
-                <w:sz w:val="17"/>
-              </w:rPr>
-              <w:t>실체</w:t>
-            </w:r>
-          </w:p>
-        </w:tc>
-        <w:tc>
-          <w:tcPr>
-            <w:tcW w:type="dxa" w:w="3249"/>
-            <w:shd w:val="clear" w:fill="EDF0F3"/>
-          </w:tcPr>
-          <w:p>
-            <w:pPr>
-              <w:spacing w:before="20" w:after="20"/>
-            </w:pPr>
-            <w:r/>
-            <w:r>
-              <w:rPr>
-                <w:rFonts w:ascii="맑은 고딕" w:hAnsi="맑은 고딕" w:eastAsia="맑은 고딕" w:cs="맑은 고딕"/>
-                <w:b/>
-                <w:sz w:val="17"/>
-              </w:rPr>
-              <w:t>평가</w:t>
-            </w:r>
-          </w:p>
-        </w:tc>
-      </w:tr>
-      <w:tr>
-        <w:tc>
-          <w:tcPr>
-            <w:tcW w:type="dxa" w:w="3249"/>
-          </w:tcPr>
-          <w:p>
-            <w:pPr>
-              <w:spacing w:before="20" w:after="20"/>
-            </w:pPr>
-            <w:r/>
-            <w:r>
-              <w:rPr>
-                <w:rFonts w:ascii="맑은 고딕" w:hAnsi="맑은 고딕" w:eastAsia="맑은 고딕" w:cs="맑은 고딕"/>
-                <w:b w:val="0"/>
-                <w:sz w:val="17"/>
-              </w:rPr>
-              <w:t xml:space="preserve">ARPA-H </w:t>
-            </w:r>
-            <w:r>
-              <w:rPr>
-                <w:rFonts w:ascii="맑은 고딕" w:hAnsi="맑은 고딕" w:eastAsia="맑은 고딕" w:cs="맑은 고딕"/>
-                <w:b/>
-                <w:sz w:val="17"/>
-              </w:rPr>
-              <w:t>PAVE</w:t>
-            </w:r>
-            <w:r>
-              <w:rPr>
-                <w:rFonts w:ascii="맑은 고딕" w:hAnsi="맑은 고딕" w:eastAsia="맑은 고딕" w:cs="맑은 고딕"/>
-                <w:b w:val="0"/>
-                <w:sz w:val="17"/>
-              </w:rPr>
-              <w:t xml:space="preserve"> 과제</w:t>
-            </w:r>
-          </w:p>
-        </w:tc>
-        <w:tc>
-          <w:tcPr>
-            <w:tcW w:type="dxa" w:w="3249"/>
-          </w:tcPr>
-          <w:p>
-            <w:pPr>
-              <w:spacing w:before="20" w:after="20"/>
-            </w:pPr>
-            <w:r/>
-            <w:r>
-              <w:rPr>
-                <w:rFonts w:ascii="맑은 고딕" w:hAnsi="맑은 고딕" w:eastAsia="맑은 고딕" w:cs="맑은 고딕"/>
-                <w:b w:val="0"/>
-                <w:sz w:val="17"/>
-              </w:rPr>
               <w:t xml:space="preserve">개인맞춤 항암백신 전용 국가예산 사실상 유일. 5년 175억원(공고) / 4.5년 최대 191억원 </w:t>
             </w:r>
             <w:r>
@@ -13584,7 +14007,7 @@
               </w:rPr>
               <w:t>[</w:t>
             </w:r>
-            <w:hyperlink r:id="rId157">
+            <w:hyperlink r:id="rId158">
               <w:r>
                 <w:rPr>
                   <w:rFonts w:ascii="D2Coding" w:hAnsi="D2Coding" w:eastAsia="D2Coding"/>
@@ -13606,7 +14029,7 @@
               </w:rPr>
               <w:t>[</w:t>
             </w:r>
-            <w:hyperlink r:id="rId158">
+            <w:hyperlink r:id="rId159">
               <w:r>
                 <w:rPr>
                   <w:rFonts w:ascii="D2Coding" w:hAnsi="D2Coding" w:eastAsia="D2Coding"/>
@@ -13652,7 +14075,7 @@
               </w:rPr>
               <w:t>[</w:t>
             </w:r>
-            <w:hyperlink r:id="rId159">
+            <w:hyperlink r:id="rId160">
               <w:r>
                 <w:rPr>
                   <w:rFonts w:ascii="D2Coding" w:hAnsi="D2Coding" w:eastAsia="D2Coding"/>
@@ -13693,7 +14116,7 @@
               </w:rPr>
               <w:t>[</w:t>
             </w:r>
-            <w:hyperlink r:id="rId160">
+            <w:hyperlink r:id="rId161">
               <w:r>
                 <w:rPr>
                   <w:rFonts w:ascii="D2Coding" w:hAnsi="D2Coding" w:eastAsia="D2Coding"/>
@@ -13782,7 +14205,7 @@
               </w:rPr>
               <w:t>[</w:t>
             </w:r>
-            <w:hyperlink r:id="rId161">
+            <w:hyperlink r:id="rId162">
               <w:r>
                 <w:rPr>
                   <w:rFonts w:ascii="D2Coding" w:hAnsi="D2Coding" w:eastAsia="D2Coding"/>
@@ -13812,7 +14235,7 @@
               </w:rPr>
               <w:t>[</w:t>
             </w:r>
-            <w:hyperlink r:id="rId162">
+            <w:hyperlink r:id="rId163">
               <w:r>
                 <w:rPr>
                   <w:rFonts w:ascii="D2Coding" w:hAnsi="D2Coding" w:eastAsia="D2Coding"/>
@@ -13874,7 +14297,7 @@
               </w:rPr>
               <w:t>[</w:t>
             </w:r>
-            <w:hyperlink r:id="rId163">
+            <w:hyperlink r:id="rId164">
               <w:r>
                 <w:rPr>
                   <w:rFonts w:ascii="D2Coding" w:hAnsi="D2Coding" w:eastAsia="D2Coding"/>
@@ -13931,7 +14354,7 @@
               </w:rPr>
               <w:t>[</w:t>
             </w:r>
-            <w:hyperlink r:id="rId164">
+            <w:hyperlink r:id="rId165">
               <w:r>
                 <w:rPr>
                   <w:rFonts w:ascii="D2Coding" w:hAnsi="D2Coding" w:eastAsia="D2Coding"/>
@@ -13977,7 +14400,7 @@
               </w:rPr>
               <w:t>[</w:t>
             </w:r>
-            <w:hyperlink r:id="rId165">
+            <w:hyperlink r:id="rId166">
               <w:r>
                 <w:rPr>
                   <w:rFonts w:ascii="D2Coding" w:hAnsi="D2Coding" w:eastAsia="D2Coding"/>
@@ -14047,7 +14470,7 @@
               </w:rPr>
               <w:t>[</w:t>
             </w:r>
-            <w:hyperlink r:id="rId166">
+            <w:hyperlink r:id="rId167">
               <w:r>
                 <w:rPr>
                   <w:rFonts w:ascii="D2Coding" w:hAnsi="D2Coding" w:eastAsia="D2Coding"/>
@@ -14088,7 +14511,7 @@
               </w:rPr>
               <w:t>[</w:t>
             </w:r>
-            <w:hyperlink r:id="rId167">
+            <w:hyperlink r:id="rId168">
               <w:r>
                 <w:rPr>
                   <w:rFonts w:ascii="D2Coding" w:hAnsi="D2Coding" w:eastAsia="D2Coding"/>
@@ -14158,7 +14581,7 @@
               </w:rPr>
               <w:t>[</w:t>
             </w:r>
-            <w:hyperlink r:id="rId168">
+            <w:hyperlink r:id="rId169">
               <w:r>
                 <w:rPr>
                   <w:rFonts w:ascii="D2Coding" w:hAnsi="D2Coding" w:eastAsia="D2Coding"/>
@@ -14207,7 +14630,7 @@
               </w:rPr>
               <w:t>[</w:t>
             </w:r>
-            <w:hyperlink r:id="rId169">
+            <w:hyperlink r:id="rId170">
               <w:r>
                 <w:rPr>
                   <w:rFonts w:ascii="D2Coding" w:hAnsi="D2Coding" w:eastAsia="D2Coding"/>
@@ -14237,7 +14660,7 @@
               </w:rPr>
               <w:t>[</w:t>
             </w:r>
-            <w:hyperlink r:id="rId170">
+            <w:hyperlink r:id="rId171">
               <w:r>
                 <w:rPr>
                   <w:rFonts w:ascii="D2Coding" w:hAnsi="D2Coding" w:eastAsia="D2Coding"/>
@@ -14267,7 +14690,7 @@
               </w:rPr>
               <w:t>[</w:t>
             </w:r>
-            <w:hyperlink r:id="rId171">
+            <w:hyperlink r:id="rId172">
               <w:r>
                 <w:rPr>
                   <w:rFonts w:ascii="D2Coding" w:hAnsi="D2Coding" w:eastAsia="D2Coding"/>
@@ -14289,7 +14712,7 @@
               </w:rPr>
               <w:t>[</w:t>
             </w:r>
-            <w:hyperlink r:id="rId172">
+            <w:hyperlink r:id="rId173">
               <w:r>
                 <w:rPr>
                   <w:rFonts w:ascii="D2Coding" w:hAnsi="D2Coding" w:eastAsia="D2Coding"/>
@@ -14351,7 +14774,7 @@
               </w:rPr>
               <w:t>[</w:t>
             </w:r>
-            <w:hyperlink r:id="rId173">
+            <w:hyperlink r:id="rId174">
               <w:r>
                 <w:rPr>
                   <w:rFonts w:ascii="D2Coding" w:hAnsi="D2Coding" w:eastAsia="D2Coding"/>
@@ -14438,7 +14861,7 @@
               </w:rPr>
               <w:t>[</w:t>
             </w:r>
-            <w:hyperlink r:id="rId174">
+            <w:hyperlink r:id="rId175">
               <w:r>
                 <w:rPr>
                   <w:rFonts w:ascii="D2Coding" w:hAnsi="D2Coding" w:eastAsia="D2Coding"/>
@@ -14612,7 +15035,7 @@
         </w:rPr>
         <w:t>[</w:t>
       </w:r>
-      <w:hyperlink r:id="rId175">
+      <w:hyperlink r:id="rId176">
         <w:r>
           <w:rPr>
             <w:rFonts w:ascii="D2Coding" w:hAnsi="D2Coding" w:eastAsia="D2Coding"/>
@@ -14634,7 +15057,7 @@
         </w:rPr>
         <w:t>[</w:t>
       </w:r>
-      <w:hyperlink r:id="rId176">
+      <w:hyperlink r:id="rId177">
         <w:r>
           <w:rPr>
             <w:rFonts w:ascii="D2Coding" w:hAnsi="D2Coding" w:eastAsia="D2Coding"/>
@@ -14677,7 +15100,7 @@
         </w:rPr>
         <w:t>[</w:t>
       </w:r>
-      <w:hyperlink r:id="rId177">
+      <w:hyperlink r:id="rId178">
         <w:r>
           <w:rPr>
             <w:rFonts w:ascii="D2Coding" w:hAnsi="D2Coding" w:eastAsia="D2Coding"/>
@@ -14746,7 +15169,7 @@
         </w:rPr>
         <w:t>[</w:t>
       </w:r>
-      <w:hyperlink r:id="rId178">
+      <w:hyperlink r:id="rId179">
         <w:r>
           <w:rPr>
             <w:rFonts w:ascii="D2Coding" w:hAnsi="D2Coding" w:eastAsia="D2Coding"/>
@@ -14768,7 +15191,7 @@
         </w:rPr>
         <w:t>[</w:t>
       </w:r>
-      <w:hyperlink r:id="rId154">
+      <w:hyperlink r:id="rId155">
         <w:r>
           <w:rPr>
             <w:rFonts w:ascii="D2Coding" w:hAnsi="D2Coding" w:eastAsia="D2Coding"/>
@@ -14901,7 +15324,7 @@
         </w:rPr>
         <w:t>[</w:t>
       </w:r>
-      <w:hyperlink r:id="rId179">
+      <w:hyperlink r:id="rId180">
         <w:r>
           <w:rPr>
             <w:rFonts w:ascii="D2Coding" w:hAnsi="D2Coding" w:eastAsia="D2Coding"/>
@@ -14923,7 +15346,7 @@
         </w:rPr>
         <w:t>[</w:t>
       </w:r>
-      <w:hyperlink r:id="rId180">
+      <w:hyperlink r:id="rId181">
         <w:r>
           <w:rPr>
             <w:rFonts w:ascii="D2Coding" w:hAnsi="D2Coding" w:eastAsia="D2Coding"/>
@@ -15003,7 +15426,7 @@
         </w:rPr>
         <w:t>[</w:t>
       </w:r>
-      <w:hyperlink r:id="rId181">
+      <w:hyperlink r:id="rId182">
         <w:r>
           <w:rPr>
             <w:rFonts w:ascii="D2Coding" w:hAnsi="D2Coding" w:eastAsia="D2Coding"/>
@@ -15025,7 +15448,7 @@
         </w:rPr>
         <w:t>[</w:t>
       </w:r>
-      <w:hyperlink r:id="rId182">
+      <w:hyperlink r:id="rId183">
         <w:r>
           <w:rPr>
             <w:rFonts w:ascii="D2Coding" w:hAnsi="D2Coding" w:eastAsia="D2Coding"/>
@@ -15089,7 +15512,7 @@
         </w:rPr>
         <w:t>[</w:t>
       </w:r>
-      <w:hyperlink r:id="rId183">
+      <w:hyperlink r:id="rId184">
         <w:r>
           <w:rPr>
             <w:rFonts w:ascii="D2Coding" w:hAnsi="D2Coding" w:eastAsia="D2Coding"/>
@@ -15148,7 +15571,7 @@
         </w:rPr>
         <w:t>[</w:t>
       </w:r>
-      <w:hyperlink r:id="rId184">
+      <w:hyperlink r:id="rId185">
         <w:r>
           <w:rPr>
             <w:rFonts w:ascii="D2Coding" w:hAnsi="D2Coding" w:eastAsia="D2Coding"/>
@@ -15308,7 +15731,7 @@
         </w:rPr>
         <w:t>[</w:t>
       </w:r>
-      <w:hyperlink r:id="rId185">
+      <w:hyperlink r:id="rId186">
         <w:r>
           <w:rPr>
             <w:rFonts w:ascii="D2Coding" w:hAnsi="D2Coding" w:eastAsia="D2Coding"/>
@@ -15330,7 +15753,7 @@
         </w:rPr>
         <w:t>[</w:t>
       </w:r>
-      <w:hyperlink r:id="rId186">
+      <w:hyperlink r:id="rId187">
         <w:r>
           <w:rPr>
             <w:rFonts w:ascii="D2Coding" w:hAnsi="D2Coding" w:eastAsia="D2Coding"/>
@@ -15754,7 +16177,7 @@
         </w:rPr>
         <w:t>[</w:t>
       </w:r>
-      <w:hyperlink r:id="rId187">
+      <w:hyperlink r:id="rId188">
         <w:r>
           <w:rPr>
             <w:rFonts w:ascii="D2Coding" w:hAnsi="D2Coding" w:eastAsia="D2Coding"/>
@@ -15776,7 +16199,7 @@
         </w:rPr>
         <w:t>[</w:t>
       </w:r>
-      <w:hyperlink r:id="rId188">
+      <w:hyperlink r:id="rId189">
         <w:r>
           <w:rPr>
             <w:rFonts w:ascii="D2Coding" w:hAnsi="D2Coding" w:eastAsia="D2Coding"/>
@@ -15860,7 +16283,7 @@
         </w:rPr>
         <w:t>[</w:t>
       </w:r>
-      <w:hyperlink r:id="rId189">
+      <w:hyperlink r:id="rId190">
         <w:r>
           <w:rPr>
             <w:rFonts w:ascii="D2Coding" w:hAnsi="D2Coding" w:eastAsia="D2Coding"/>
@@ -15882,7 +16305,7 @@
         </w:rPr>
         <w:t>[</w:t>
       </w:r>
-      <w:hyperlink r:id="rId190">
+      <w:hyperlink r:id="rId191">
         <w:r>
           <w:rPr>
             <w:rFonts w:ascii="D2Coding" w:hAnsi="D2Coding" w:eastAsia="D2Coding"/>
@@ -15954,7 +16377,7 @@
         </w:rPr>
         <w:t>[</w:t>
       </w:r>
-      <w:hyperlink r:id="rId191">
+      <w:hyperlink r:id="rId192">
         <w:r>
           <w:rPr>
             <w:rFonts w:ascii="D2Coding" w:hAnsi="D2Coding" w:eastAsia="D2Coding"/>
@@ -15976,7 +16399,7 @@
         </w:rPr>
         <w:t>[</w:t>
       </w:r>
-      <w:hyperlink r:id="rId192">
+      <w:hyperlink r:id="rId193">
         <w:r>
           <w:rPr>
             <w:rFonts w:ascii="D2Coding" w:hAnsi="D2Coding" w:eastAsia="D2Coding"/>
@@ -16069,7 +16492,7 @@
         </w:rPr>
         <w:t>[</w:t>
       </w:r>
-      <w:hyperlink r:id="rId193">
+      <w:hyperlink r:id="rId194">
         <w:r>
           <w:rPr>
             <w:rFonts w:ascii="D2Coding" w:hAnsi="D2Coding" w:eastAsia="D2Coding"/>
@@ -16112,7 +16535,7 @@
         </w:rPr>
         <w:t>[</w:t>
       </w:r>
-      <w:hyperlink r:id="rId194">
+      <w:hyperlink r:id="rId195">
         <w:r>
           <w:rPr>
             <w:rFonts w:ascii="D2Coding" w:hAnsi="D2Coding" w:eastAsia="D2Coding"/>
@@ -16134,7 +16557,7 @@
         </w:rPr>
         <w:t>[</w:t>
       </w:r>
-      <w:hyperlink r:id="rId195">
+      <w:hyperlink r:id="rId196">
         <w:r>
           <w:rPr>
             <w:rFonts w:ascii="D2Coding" w:hAnsi="D2Coding" w:eastAsia="D2Coding"/>
@@ -16156,7 +16579,7 @@
         </w:rPr>
         <w:t>[</w:t>
       </w:r>
-      <w:hyperlink r:id="rId196">
+      <w:hyperlink r:id="rId197">
         <w:r>
           <w:rPr>
             <w:rFonts w:ascii="D2Coding" w:hAnsi="D2Coding" w:eastAsia="D2Coding"/>
@@ -16212,7 +16635,7 @@
         </w:rPr>
         <w:t>[</w:t>
       </w:r>
-      <w:hyperlink r:id="rId197">
+      <w:hyperlink r:id="rId198">
         <w:r>
           <w:rPr>
             <w:rFonts w:ascii="D2Coding" w:hAnsi="D2Coding" w:eastAsia="D2Coding"/>
@@ -16234,7 +16657,7 @@
         </w:rPr>
         <w:t>[</w:t>
       </w:r>
-      <w:hyperlink r:id="rId198">
+      <w:hyperlink r:id="rId199">
         <w:r>
           <w:rPr>
             <w:rFonts w:ascii="D2Coding" w:hAnsi="D2Coding" w:eastAsia="D2Coding"/>
@@ -16295,7 +16718,7 @@
         </w:rPr>
         <w:t>[</w:t>
       </w:r>
-      <w:hyperlink r:id="rId199">
+      <w:hyperlink r:id="rId200">
         <w:r>
           <w:rPr>
             <w:rFonts w:ascii="D2Coding" w:hAnsi="D2Coding" w:eastAsia="D2Coding"/>
@@ -16354,7 +16777,7 @@
         </w:rPr>
         <w:t>[</w:t>
       </w:r>
-      <w:hyperlink r:id="rId200">
+      <w:hyperlink r:id="rId201">
         <w:r>
           <w:rPr>
             <w:rFonts w:ascii="D2Coding" w:hAnsi="D2Coding" w:eastAsia="D2Coding"/>
@@ -16413,7 +16836,7 @@
         </w:rPr>
         <w:t>[</w:t>
       </w:r>
-      <w:hyperlink r:id="rId201">
+      <w:hyperlink r:id="rId202">
         <w:r>
           <w:rPr>
             <w:rFonts w:ascii="D2Coding" w:hAnsi="D2Coding" w:eastAsia="D2Coding"/>
@@ -16485,7 +16908,7 @@
         </w:rPr>
         <w:t>[</w:t>
       </w:r>
-      <w:hyperlink r:id="rId202">
+      <w:hyperlink r:id="rId203">
         <w:r>
           <w:rPr>
             <w:rFonts w:ascii="D2Coding" w:hAnsi="D2Coding" w:eastAsia="D2Coding"/>
@@ -16507,7 +16930,7 @@
         </w:rPr>
         <w:t>[</w:t>
       </w:r>
-      <w:hyperlink r:id="rId203">
+      <w:hyperlink r:id="rId204">
         <w:r>
           <w:rPr>
             <w:rFonts w:ascii="D2Coding" w:hAnsi="D2Coding" w:eastAsia="D2Coding"/>
@@ -16593,7 +17016,7 @@
         </w:rPr>
         <w:t>[</w:t>
       </w:r>
-      <w:hyperlink r:id="rId204">
+      <w:hyperlink r:id="rId205">
         <w:r>
           <w:rPr>
             <w:rFonts w:ascii="D2Coding" w:hAnsi="D2Coding" w:eastAsia="D2Coding"/>
@@ -16615,7 +17038,7 @@
         </w:rPr>
         <w:t>[</w:t>
       </w:r>
-      <w:hyperlink r:id="rId205">
+      <w:hyperlink r:id="rId206">
         <w:r>
           <w:rPr>
             <w:rFonts w:ascii="D2Coding" w:hAnsi="D2Coding" w:eastAsia="D2Coding"/>
@@ -16637,7 +17060,7 @@
         </w:rPr>
         <w:t>[</w:t>
       </w:r>
-      <w:hyperlink r:id="rId206">
+      <w:hyperlink r:id="rId207">
         <w:r>
           <w:rPr>
             <w:rFonts w:ascii="D2Coding" w:hAnsi="D2Coding" w:eastAsia="D2Coding"/>
@@ -16695,7 +17118,7 @@
         </w:rPr>
         <w:t>[</w:t>
       </w:r>
-      <w:hyperlink r:id="rId207">
+      <w:hyperlink r:id="rId208">
         <w:r>
           <w:rPr>
             <w:rFonts w:ascii="D2Coding" w:hAnsi="D2Coding" w:eastAsia="D2Coding"/>
@@ -16878,7 +17301,7 @@
         </w:rPr>
         <w:t>[</w:t>
       </w:r>
-      <w:hyperlink r:id="rId208">
+      <w:hyperlink r:id="rId209">
         <w:r>
           <w:rPr>
             <w:rFonts w:ascii="D2Coding" w:hAnsi="D2Coding" w:eastAsia="D2Coding"/>
@@ -16900,7 +17323,7 @@
         </w:rPr>
         <w:t>[</w:t>
       </w:r>
-      <w:hyperlink r:id="rId209">
+      <w:hyperlink r:id="rId210">
         <w:r>
           <w:rPr>
             <w:rFonts w:ascii="D2Coding" w:hAnsi="D2Coding" w:eastAsia="D2Coding"/>
@@ -16974,7 +17397,7 @@
         </w:rPr>
         <w:t>[</w:t>
       </w:r>
-      <w:hyperlink r:id="rId210">
+      <w:hyperlink r:id="rId211">
         <w:r>
           <w:rPr>
             <w:rFonts w:ascii="D2Coding" w:hAnsi="D2Coding" w:eastAsia="D2Coding"/>
@@ -17048,7 +17471,7 @@
         </w:rPr>
         <w:t>[</w:t>
       </w:r>
-      <w:hyperlink r:id="rId211">
+      <w:hyperlink r:id="rId212">
         <w:r>
           <w:rPr>
             <w:rFonts w:ascii="D2Coding" w:hAnsi="D2Coding" w:eastAsia="D2Coding"/>
@@ -17070,7 +17493,7 @@
         </w:rPr>
         <w:t>[</w:t>
       </w:r>
-      <w:hyperlink r:id="rId212">
+      <w:hyperlink r:id="rId213">
         <w:r>
           <w:rPr>
             <w:rFonts w:ascii="D2Coding" w:hAnsi="D2Coding" w:eastAsia="D2Coding"/>
@@ -17163,7 +17586,7 @@
         </w:rPr>
         <w:t>[</w:t>
       </w:r>
-      <w:hyperlink r:id="rId213">
+      <w:hyperlink r:id="rId214">
         <w:r>
           <w:rPr>
             <w:rFonts w:ascii="D2Coding" w:hAnsi="D2Coding" w:eastAsia="D2Coding"/>
@@ -17233,7 +17656,7 @@
         </w:rPr>
         <w:t>[</w:t>
       </w:r>
-      <w:hyperlink r:id="rId214">
+      <w:hyperlink r:id="rId215">
         <w:r>
           <w:rPr>
             <w:rFonts w:ascii="D2Coding" w:hAnsi="D2Coding" w:eastAsia="D2Coding"/>
@@ -17365,7 +17788,7 @@
         </w:rPr>
         <w:t>[</w:t>
       </w:r>
-      <w:hyperlink r:id="rId215">
+      <w:hyperlink r:id="rId216">
         <w:r>
           <w:rPr>
             <w:rFonts w:ascii="D2Coding" w:hAnsi="D2Coding" w:eastAsia="D2Coding"/>
@@ -17413,7 +17836,7 @@
         </w:rPr>
         <w:t>[</w:t>
       </w:r>
-      <w:hyperlink r:id="rId216">
+      <w:hyperlink r:id="rId217">
         <w:r>
           <w:rPr>
             <w:rFonts w:ascii="D2Coding" w:hAnsi="D2Coding" w:eastAsia="D2Coding"/>
@@ -17472,7 +17895,7 @@
         </w:rPr>
         <w:t>[</w:t>
       </w:r>
-      <w:hyperlink r:id="rId216">
+      <w:hyperlink r:id="rId217">
         <w:r>
           <w:rPr>
             <w:rFonts w:ascii="D2Coding" w:hAnsi="D2Coding" w:eastAsia="D2Coding"/>
@@ -17552,7 +17975,7 @@
         </w:rPr>
         <w:t>[</w:t>
       </w:r>
-      <w:hyperlink r:id="rId217">
+      <w:hyperlink r:id="rId218">
         <w:r>
           <w:rPr>
             <w:rFonts w:ascii="D2Coding" w:hAnsi="D2Coding" w:eastAsia="D2Coding"/>
@@ -17595,7 +18018,7 @@
         </w:rPr>
         <w:t>[</w:t>
       </w:r>
-      <w:hyperlink r:id="rId217">
+      <w:hyperlink r:id="rId218">
         <w:r>
           <w:rPr>
             <w:rFonts w:ascii="D2Coding" w:hAnsi="D2Coding" w:eastAsia="D2Coding"/>
@@ -17667,7 +18090,7 @@
         </w:rPr>
         <w:t>[</w:t>
       </w:r>
-      <w:hyperlink r:id="rId218">
+      <w:hyperlink r:id="rId219">
         <w:r>
           <w:rPr>
             <w:rFonts w:ascii="D2Coding" w:hAnsi="D2Coding" w:eastAsia="D2Coding"/>
@@ -17689,7 +18112,7 @@
         </w:rPr>
         <w:t>[</w:t>
       </w:r>
-      <w:hyperlink r:id="rId219">
+      <w:hyperlink r:id="rId220">
         <w:r>
           <w:rPr>
             <w:rFonts w:ascii="D2Coding" w:hAnsi="D2Coding" w:eastAsia="D2Coding"/>
@@ -17963,7 +18386,7 @@
               </w:rPr>
               <w:t>[</w:t>
             </w:r>
-            <w:hyperlink r:id="rId220">
+            <w:hyperlink r:id="rId221">
               <w:r>
                 <w:rPr>
                   <w:rFonts w:ascii="D2Coding" w:hAnsi="D2Coding" w:eastAsia="D2Coding"/>
@@ -17985,7 +18408,7 @@
               </w:rPr>
               <w:t>[</w:t>
             </w:r>
-            <w:hyperlink r:id="rId221">
+            <w:hyperlink r:id="rId222">
               <w:r>
                 <w:rPr>
                   <w:rFonts w:ascii="D2Coding" w:hAnsi="D2Coding" w:eastAsia="D2Coding"/>
@@ -18007,7 +18430,7 @@
               </w:rPr>
               <w:t>[</w:t>
             </w:r>
-            <w:hyperlink r:id="rId222">
+            <w:hyperlink r:id="rId223">
               <w:r>
                 <w:rPr>
                   <w:rFonts w:ascii="D2Coding" w:hAnsi="D2Coding" w:eastAsia="D2Coding"/>
@@ -18029,7 +18452,7 @@
               </w:rPr>
               <w:t>[</w:t>
             </w:r>
-            <w:hyperlink r:id="rId223">
+            <w:hyperlink r:id="rId224">
               <w:r>
                 <w:rPr>
                   <w:rFonts w:ascii="D2Coding" w:hAnsi="D2Coding" w:eastAsia="D2Coding"/>
@@ -18148,7 +18571,7 @@
               </w:rPr>
               <w:t>[</w:t>
             </w:r>
-            <w:hyperlink r:id="rId224">
+            <w:hyperlink r:id="rId225">
               <w:r>
                 <w:rPr>
                   <w:rFonts w:ascii="D2Coding" w:hAnsi="D2Coding" w:eastAsia="D2Coding"/>
@@ -18170,7 +18593,7 @@
               </w:rPr>
               <w:t>[</w:t>
             </w:r>
-            <w:hyperlink r:id="rId225">
+            <w:hyperlink r:id="rId226">
               <w:r>
                 <w:rPr>
                   <w:rFonts w:ascii="D2Coding" w:hAnsi="D2Coding" w:eastAsia="D2Coding"/>
@@ -18289,7 +18712,7 @@
               </w:rPr>
               <w:t>[</w:t>
             </w:r>
-            <w:hyperlink r:id="rId226">
+            <w:hyperlink r:id="rId227">
               <w:r>
                 <w:rPr>
                   <w:rFonts w:ascii="D2Coding" w:hAnsi="D2Coding" w:eastAsia="D2Coding"/>
@@ -18408,7 +18831,7 @@
               </w:rPr>
               <w:t>[</w:t>
             </w:r>
-            <w:hyperlink r:id="rId227">
+            <w:hyperlink r:id="rId228">
               <w:r>
                 <w:rPr>
                   <w:rFonts w:ascii="D2Coding" w:hAnsi="D2Coding" w:eastAsia="D2Coding"/>
@@ -18519,7 +18942,7 @@
               </w:rPr>
               <w:t>[</w:t>
             </w:r>
-            <w:hyperlink r:id="rId228">
+            <w:hyperlink r:id="rId229">
               <w:r>
                 <w:rPr>
                   <w:rFonts w:ascii="D2Coding" w:hAnsi="D2Coding" w:eastAsia="D2Coding"/>
@@ -18630,7 +19053,7 @@
               </w:rPr>
               <w:t>[</w:t>
             </w:r>
-            <w:hyperlink r:id="rId229">
+            <w:hyperlink r:id="rId230">
               <w:r>
                 <w:rPr>
                   <w:rFonts w:ascii="D2Coding" w:hAnsi="D2Coding" w:eastAsia="D2Coding"/>
@@ -18882,7 +19305,7 @@
               </w:rPr>
               <w:t>[</w:t>
             </w:r>
-            <w:hyperlink r:id="rId230">
+            <w:hyperlink r:id="rId231">
               <w:r>
                 <w:rPr>
                   <w:rFonts w:ascii="D2Coding" w:hAnsi="D2Coding" w:eastAsia="D2Coding"/>
@@ -19001,7 +19424,7 @@
               </w:rPr>
               <w:t>[</w:t>
             </w:r>
-            <w:hyperlink r:id="rId231">
+            <w:hyperlink r:id="rId232">
               <w:r>
                 <w:rPr>
                   <w:rFonts w:ascii="D2Coding" w:hAnsi="D2Coding" w:eastAsia="D2Coding"/>
@@ -19023,7 +19446,7 @@
               </w:rPr>
               <w:t>[</w:t>
             </w:r>
-            <w:hyperlink r:id="rId232">
+            <w:hyperlink r:id="rId233">
               <w:r>
                 <w:rPr>
                   <w:rFonts w:ascii="D2Coding" w:hAnsi="D2Coding" w:eastAsia="D2Coding"/>
@@ -19142,7 +19565,7 @@
               </w:rPr>
               <w:t>[</w:t>
             </w:r>
-            <w:hyperlink r:id="rId233">
+            <w:hyperlink r:id="rId234">
               <w:r>
                 <w:rPr>
                   <w:rFonts w:ascii="D2Coding" w:hAnsi="D2Coding" w:eastAsia="D2Coding"/>
@@ -19164,7 +19587,7 @@
               </w:rPr>
               <w:t>[</w:t>
             </w:r>
-            <w:hyperlink r:id="rId234">
+            <w:hyperlink r:id="rId235">
               <w:r>
                 <w:rPr>
                   <w:rFonts w:ascii="D2Coding" w:hAnsi="D2Coding" w:eastAsia="D2Coding"/>
@@ -19283,7 +19706,7 @@
               </w:rPr>
               <w:t>[</w:t>
             </w:r>
-            <w:hyperlink r:id="rId235">
+            <w:hyperlink r:id="rId236">
               <w:r>
                 <w:rPr>
                   <w:rFonts w:ascii="D2Coding" w:hAnsi="D2Coding" w:eastAsia="D2Coding"/>
@@ -19334,7 +19757,7 @@
         </w:rPr>
         <w:t>[</w:t>
       </w:r>
-      <w:hyperlink r:id="rId236">
+      <w:hyperlink r:id="rId237">
         <w:r>
           <w:rPr>
             <w:rFonts w:ascii="D2Coding" w:hAnsi="D2Coding" w:eastAsia="D2Coding"/>
@@ -19377,7 +19800,7 @@
         </w:rPr>
         <w:t>[</w:t>
       </w:r>
-      <w:hyperlink r:id="rId231">
+      <w:hyperlink r:id="rId232">
         <w:r>
           <w:rPr>
             <w:rFonts w:ascii="D2Coding" w:hAnsi="D2Coding" w:eastAsia="D2Coding"/>
@@ -19527,7 +19950,7 @@
         </w:rPr>
         <w:t>[</w:t>
       </w:r>
-      <w:hyperlink r:id="rId237">
+      <w:hyperlink r:id="rId238">
         <w:r>
           <w:rPr>
             <w:rFonts w:ascii="D2Coding" w:hAnsi="D2Coding" w:eastAsia="D2Coding"/>
@@ -19679,7 +20102,7 @@
         </w:rPr>
         <w:t>[</w:t>
       </w:r>
-      <w:hyperlink r:id="rId224">
+      <w:hyperlink r:id="rId225">
         <w:r>
           <w:rPr>
             <w:rFonts w:ascii="D2Coding" w:hAnsi="D2Coding" w:eastAsia="D2Coding"/>
@@ -19701,7 +20124,7 @@
         </w:rPr>
         <w:t>[</w:t>
       </w:r>
-      <w:hyperlink r:id="rId238">
+      <w:hyperlink r:id="rId239">
         <w:r>
           <w:rPr>
             <w:rFonts w:ascii="D2Coding" w:hAnsi="D2Coding" w:eastAsia="D2Coding"/>
@@ -19736,7 +20159,7 @@
         </w:rPr>
         <w:t>[</w:t>
       </w:r>
-      <w:hyperlink r:id="rId220">
+      <w:hyperlink r:id="rId221">
         <w:r>
           <w:rPr>
             <w:rFonts w:ascii="D2Coding" w:hAnsi="D2Coding" w:eastAsia="D2Coding"/>
@@ -19758,7 +20181,7 @@
         </w:rPr>
         <w:t>[</w:t>
       </w:r>
-      <w:hyperlink r:id="rId239">
+      <w:hyperlink r:id="rId240">
         <w:r>
           <w:rPr>
             <w:rFonts w:ascii="D2Coding" w:hAnsi="D2Coding" w:eastAsia="D2Coding"/>
@@ -19780,7 +20203,7 @@
         </w:rPr>
         <w:t>[</w:t>
       </w:r>
-      <w:hyperlink r:id="rId223">
+      <w:hyperlink r:id="rId224">
         <w:r>
           <w:rPr>
             <w:rFonts w:ascii="D2Coding" w:hAnsi="D2Coding" w:eastAsia="D2Coding"/>
@@ -19849,7 +20272,7 @@
         </w:rPr>
         <w:t>[</w:t>
       </w:r>
-      <w:hyperlink r:id="rId240">
+      <w:hyperlink r:id="rId241">
         <w:r>
           <w:rPr>
             <w:rFonts w:ascii="D2Coding" w:hAnsi="D2Coding" w:eastAsia="D2Coding"/>
@@ -19905,7 +20328,7 @@
         </w:rPr>
         <w:t>[</w:t>
       </w:r>
-      <w:hyperlink r:id="rId241">
+      <w:hyperlink r:id="rId242">
         <w:r>
           <w:rPr>
             <w:rFonts w:ascii="D2Coding" w:hAnsi="D2Coding" w:eastAsia="D2Coding"/>
@@ -20067,7 +20490,7 @@
               </w:rPr>
               <w:t>[</w:t>
             </w:r>
-            <w:hyperlink r:id="rId242">
+            <w:hyperlink r:id="rId243">
               <w:r>
                 <w:rPr>
                   <w:rFonts w:ascii="D2Coding" w:hAnsi="D2Coding" w:eastAsia="D2Coding"/>
@@ -20097,7 +20520,7 @@
               </w:rPr>
               <w:t>[</w:t>
             </w:r>
-            <w:hyperlink r:id="rId243">
+            <w:hyperlink r:id="rId244">
               <w:r>
                 <w:rPr>
                   <w:rFonts w:ascii="D2Coding" w:hAnsi="D2Coding" w:eastAsia="D2Coding"/>
@@ -20159,7 +20582,7 @@
               </w:rPr>
               <w:t>[</w:t>
             </w:r>
-            <w:hyperlink r:id="rId232">
+            <w:hyperlink r:id="rId233">
               <w:r>
                 <w:rPr>
                   <w:rFonts w:ascii="D2Coding" w:hAnsi="D2Coding" w:eastAsia="D2Coding"/>
@@ -20221,7 +20644,7 @@
               </w:rPr>
               <w:t>[</w:t>
             </w:r>
-            <w:hyperlink r:id="rId230">
+            <w:hyperlink r:id="rId231">
               <w:r>
                 <w:rPr>
                   <w:rFonts w:ascii="D2Coding" w:hAnsi="D2Coding" w:eastAsia="D2Coding"/>
@@ -20267,7 +20690,7 @@
               </w:rPr>
               <w:t>[</w:t>
             </w:r>
-            <w:hyperlink r:id="rId234">
+            <w:hyperlink r:id="rId235">
               <w:r>
                 <w:rPr>
                   <w:rFonts w:ascii="D2Coding" w:hAnsi="D2Coding" w:eastAsia="D2Coding"/>
@@ -20448,7 +20871,7 @@
               </w:rPr>
               <w:t>[</w:t>
             </w:r>
-            <w:hyperlink r:id="rId229">
+            <w:hyperlink r:id="rId230">
               <w:r>
                 <w:rPr>
                   <w:rFonts w:ascii="D2Coding" w:hAnsi="D2Coding" w:eastAsia="D2Coding"/>
@@ -20569,7 +20992,7 @@
               </w:rPr>
               <w:t>[</w:t>
             </w:r>
-            <w:hyperlink r:id="rId226">
+            <w:hyperlink r:id="rId227">
               <w:r>
                 <w:rPr>
                   <w:rFonts w:ascii="D2Coding" w:hAnsi="D2Coding" w:eastAsia="D2Coding"/>
@@ -20599,7 +21022,7 @@
               </w:rPr>
               <w:t>[</w:t>
             </w:r>
-            <w:hyperlink r:id="rId228">
+            <w:hyperlink r:id="rId229">
               <w:r>
                 <w:rPr>
                   <w:rFonts w:ascii="D2Coding" w:hAnsi="D2Coding" w:eastAsia="D2Coding"/>
@@ -20621,7 +21044,7 @@
               </w:rPr>
               <w:t>[</w:t>
             </w:r>
-            <w:hyperlink r:id="rId244">
+            <w:hyperlink r:id="rId245">
               <w:r>
                 <w:rPr>
                   <w:rFonts w:ascii="D2Coding" w:hAnsi="D2Coding" w:eastAsia="D2Coding"/>
@@ -20664,7 +21087,7 @@
         </w:rPr>
         <w:t>[</w:t>
       </w:r>
-      <w:hyperlink r:id="rId245">
+      <w:hyperlink r:id="rId246">
         <w:r>
           <w:rPr>
             <w:rFonts w:ascii="D2Coding" w:hAnsi="D2Coding" w:eastAsia="D2Coding"/>
@@ -20686,7 +21109,7 @@
         </w:rPr>
         <w:t>[</w:t>
       </w:r>
-      <w:hyperlink r:id="rId246">
+      <w:hyperlink r:id="rId247">
         <w:r>
           <w:rPr>
             <w:rFonts w:ascii="D2Coding" w:hAnsi="D2Coding" w:eastAsia="D2Coding"/>
@@ -20708,7 +21131,7 @@
         </w:rPr>
         <w:t>[</w:t>
       </w:r>
-      <w:hyperlink r:id="rId247">
+      <w:hyperlink r:id="rId248">
         <w:r>
           <w:rPr>
             <w:rFonts w:ascii="D2Coding" w:hAnsi="D2Coding" w:eastAsia="D2Coding"/>
@@ -20811,7 +21234,7 @@
         </w:rPr>
         <w:t>[</w:t>
       </w:r>
-      <w:hyperlink r:id="rId248">
+      <w:hyperlink r:id="rId249">
         <w:r>
           <w:rPr>
             <w:rFonts w:ascii="D2Coding" w:hAnsi="D2Coding" w:eastAsia="D2Coding"/>
@@ -20891,7 +21314,7 @@
         </w:rPr>
         <w:t>[</w:t>
       </w:r>
-      <w:hyperlink r:id="rId249">
+      <w:hyperlink r:id="rId250">
         <w:r>
           <w:rPr>
             <w:rFonts w:ascii="D2Coding" w:hAnsi="D2Coding" w:eastAsia="D2Coding"/>
@@ -20913,7 +21336,7 @@
         </w:rPr>
         <w:t>[</w:t>
       </w:r>
-      <w:hyperlink r:id="rId250">
+      <w:hyperlink r:id="rId251">
         <w:r>
           <w:rPr>
             <w:rFonts w:ascii="D2Coding" w:hAnsi="D2Coding" w:eastAsia="D2Coding"/>
@@ -21006,7 +21429,7 @@
         </w:rPr>
         <w:t>[</w:t>
       </w:r>
-      <w:hyperlink r:id="rId251">
+      <w:hyperlink r:id="rId252">
         <w:r>
           <w:rPr>
             <w:rFonts w:ascii="D2Coding" w:hAnsi="D2Coding" w:eastAsia="D2Coding"/>
@@ -21092,7 +21515,7 @@
         </w:rPr>
         <w:t>[</w:t>
       </w:r>
-      <w:hyperlink r:id="rId252">
+      <w:hyperlink r:id="rId253">
         <w:r>
           <w:rPr>
             <w:rFonts w:ascii="D2Coding" w:hAnsi="D2Coding" w:eastAsia="D2Coding"/>
@@ -21114,7 +21537,7 @@
         </w:rPr>
         <w:t>[</w:t>
       </w:r>
-      <w:hyperlink r:id="rId253">
+      <w:hyperlink r:id="rId254">
         <w:r>
           <w:rPr>
             <w:rFonts w:ascii="D2Coding" w:hAnsi="D2Coding" w:eastAsia="D2Coding"/>
@@ -21175,7 +21598,7 @@
         </w:rPr>
         <w:t>[</w:t>
       </w:r>
-      <w:hyperlink r:id="rId254">
+      <w:hyperlink r:id="rId255">
         <w:r>
           <w:rPr>
             <w:rFonts w:ascii="D2Coding" w:hAnsi="D2Coding" w:eastAsia="D2Coding"/>
@@ -21278,7 +21701,7 @@
         </w:rPr>
         <w:t>[</w:t>
       </w:r>
-      <w:hyperlink r:id="rId255">
+      <w:hyperlink r:id="rId256">
         <w:r>
           <w:rPr>
             <w:rFonts w:ascii="D2Coding" w:hAnsi="D2Coding" w:eastAsia="D2Coding"/>
@@ -21300,7 +21723,7 @@
         </w:rPr>
         <w:t>[</w:t>
       </w:r>
-      <w:hyperlink r:id="rId256">
+      <w:hyperlink r:id="rId257">
         <w:r>
           <w:rPr>
             <w:rFonts w:ascii="D2Coding" w:hAnsi="D2Coding" w:eastAsia="D2Coding"/>
@@ -21345,7 +21768,7 @@
         </w:rPr>
         <w:t>[</w:t>
       </w:r>
-      <w:hyperlink r:id="rId257">
+      <w:hyperlink r:id="rId258">
         <w:r>
           <w:rPr>
             <w:rFonts w:ascii="D2Coding" w:hAnsi="D2Coding" w:eastAsia="D2Coding"/>
@@ -21367,7 +21790,7 @@
         </w:rPr>
         <w:t>[</w:t>
       </w:r>
-      <w:hyperlink r:id="rId258">
+      <w:hyperlink r:id="rId259">
         <w:r>
           <w:rPr>
             <w:rFonts w:ascii="D2Coding" w:hAnsi="D2Coding" w:eastAsia="D2Coding"/>
@@ -21426,7 +21849,7 @@
         </w:rPr>
         <w:t>[</w:t>
       </w:r>
-      <w:hyperlink r:id="rId259">
+      <w:hyperlink r:id="rId260">
         <w:r>
           <w:rPr>
             <w:rFonts w:ascii="D2Coding" w:hAnsi="D2Coding" w:eastAsia="D2Coding"/>
@@ -21508,7 +21931,7 @@
         </w:rPr>
         <w:t>[</w:t>
       </w:r>
-      <w:hyperlink r:id="rId260">
+      <w:hyperlink r:id="rId261">
         <w:r>
           <w:rPr>
             <w:rFonts w:ascii="D2Coding" w:hAnsi="D2Coding" w:eastAsia="D2Coding"/>
@@ -21592,7 +22015,7 @@
         </w:rPr>
         <w:t>[</w:t>
       </w:r>
-      <w:hyperlink r:id="rId235">
+      <w:hyperlink r:id="rId236">
         <w:r>
           <w:rPr>
             <w:rFonts w:ascii="D2Coding" w:hAnsi="D2Coding" w:eastAsia="D2Coding"/>
@@ -21614,7 +22037,7 @@
         </w:rPr>
         <w:t>[</w:t>
       </w:r>
-      <w:hyperlink r:id="rId261">
+      <w:hyperlink r:id="rId262">
         <w:r>
           <w:rPr>
             <w:rFonts w:ascii="D2Coding" w:hAnsi="D2Coding" w:eastAsia="D2Coding"/>
@@ -21691,7 +22114,7 @@
         </w:rPr>
         <w:t>[</w:t>
       </w:r>
-      <w:hyperlink r:id="rId262">
+      <w:hyperlink r:id="rId263">
         <w:r>
           <w:rPr>
             <w:rFonts w:ascii="D2Coding" w:hAnsi="D2Coding" w:eastAsia="D2Coding"/>
@@ -21734,7 +22157,7 @@
         </w:rPr>
         <w:t>[</w:t>
       </w:r>
-      <w:hyperlink r:id="rId263">
+      <w:hyperlink r:id="rId264">
         <w:r>
           <w:rPr>
             <w:rFonts w:ascii="D2Coding" w:hAnsi="D2Coding" w:eastAsia="D2Coding"/>
@@ -21798,7 +22221,7 @@
         </w:rPr>
         <w:t>[</w:t>
       </w:r>
-      <w:hyperlink r:id="rId264">
+      <w:hyperlink r:id="rId265">
         <w:r>
           <w:rPr>
             <w:rFonts w:ascii="D2Coding" w:hAnsi="D2Coding" w:eastAsia="D2Coding"/>
@@ -21820,7 +22243,7 @@
         </w:rPr>
         <w:t>[</w:t>
       </w:r>
-      <w:hyperlink r:id="rId265">
+      <w:hyperlink r:id="rId266">
         <w:r>
           <w:rPr>
             <w:rFonts w:ascii="D2Coding" w:hAnsi="D2Coding" w:eastAsia="D2Coding"/>
@@ -21897,7 +22320,7 @@
         </w:rPr>
         <w:t>[</w:t>
       </w:r>
-      <w:hyperlink r:id="rId266">
+      <w:hyperlink r:id="rId267">
         <w:r>
           <w:rPr>
             <w:rFonts w:ascii="D2Coding" w:hAnsi="D2Coding" w:eastAsia="D2Coding"/>
@@ -21919,7 +22342,7 @@
         </w:rPr>
         <w:t>[</w:t>
       </w:r>
-      <w:hyperlink r:id="rId267">
+      <w:hyperlink r:id="rId268">
         <w:r>
           <w:rPr>
             <w:rFonts w:ascii="D2Coding" w:hAnsi="D2Coding" w:eastAsia="D2Coding"/>
@@ -21941,7 +22364,7 @@
         </w:rPr>
         <w:t>[</w:t>
       </w:r>
-      <w:hyperlink r:id="rId268">
+      <w:hyperlink r:id="rId269">
         <w:r>
           <w:rPr>
             <w:rFonts w:ascii="D2Coding" w:hAnsi="D2Coding" w:eastAsia="D2Coding"/>
@@ -22026,7 +22449,7 @@
         </w:rPr>
         <w:t>[</w:t>
       </w:r>
-      <w:hyperlink r:id="rId246">
+      <w:hyperlink r:id="rId247">
         <w:r>
           <w:rPr>
             <w:rFonts w:ascii="D2Coding" w:hAnsi="D2Coding" w:eastAsia="D2Coding"/>
@@ -22069,7 +22492,7 @@
         </w:rPr>
         <w:t>[</w:t>
       </w:r>
-      <w:hyperlink r:id="rId269">
+      <w:hyperlink r:id="rId270">
         <w:r>
           <w:rPr>
             <w:rFonts w:ascii="D2Coding" w:hAnsi="D2Coding" w:eastAsia="D2Coding"/>
@@ -22125,7 +22548,7 @@
         </w:rPr>
         <w:t>[</w:t>
       </w:r>
-      <w:hyperlink r:id="rId270">
+      <w:hyperlink r:id="rId271">
         <w:r>
           <w:rPr>
             <w:rFonts w:ascii="D2Coding" w:hAnsi="D2Coding" w:eastAsia="D2Coding"/>
@@ -22173,7 +22596,7 @@
         </w:rPr>
         <w:t>[</w:t>
       </w:r>
-      <w:hyperlink r:id="rId271">
+      <w:hyperlink r:id="rId272">
         <w:r>
           <w:rPr>
             <w:rFonts w:ascii="D2Coding" w:hAnsi="D2Coding" w:eastAsia="D2Coding"/>
@@ -22195,7 +22618,7 @@
         </w:rPr>
         <w:t>[</w:t>
       </w:r>
-      <w:hyperlink r:id="rId272">
+      <w:hyperlink r:id="rId273">
         <w:r>
           <w:rPr>
             <w:rFonts w:ascii="D2Coding" w:hAnsi="D2Coding" w:eastAsia="D2Coding"/>
@@ -22296,7 +22719,7 @@
         </w:rPr>
         <w:t>[</w:t>
       </w:r>
-      <w:hyperlink r:id="rId273">
+      <w:hyperlink r:id="rId274">
         <w:r>
           <w:rPr>
             <w:rFonts w:ascii="D2Coding" w:hAnsi="D2Coding" w:eastAsia="D2Coding"/>
@@ -22530,7 +22953,7 @@
               </w:rPr>
               <w:t>[</w:t>
             </w:r>
-            <w:hyperlink r:id="rId274">
+            <w:hyperlink r:id="rId275">
               <w:r>
                 <w:rPr>
                   <w:rFonts w:ascii="D2Coding" w:hAnsi="D2Coding" w:eastAsia="D2Coding"/>
@@ -22552,7 +22975,7 @@
               </w:rPr>
               <w:t>[</w:t>
             </w:r>
-            <w:hyperlink r:id="rId275">
+            <w:hyperlink r:id="rId276">
               <w:r>
                 <w:rPr>
                   <w:rFonts w:ascii="D2Coding" w:hAnsi="D2Coding" w:eastAsia="D2Coding"/>
@@ -22644,7 +23067,7 @@
               </w:rPr>
               <w:t>[</w:t>
             </w:r>
-            <w:hyperlink r:id="rId276">
+            <w:hyperlink r:id="rId277">
               <w:r>
                 <w:rPr>
                   <w:rFonts w:ascii="D2Coding" w:hAnsi="D2Coding" w:eastAsia="D2Coding"/>
@@ -22666,7 +23089,7 @@
               </w:rPr>
               <w:t>[</w:t>
             </w:r>
-            <w:hyperlink r:id="rId277">
+            <w:hyperlink r:id="rId278">
               <w:r>
                 <w:rPr>
                   <w:rFonts w:ascii="D2Coding" w:hAnsi="D2Coding" w:eastAsia="D2Coding"/>
@@ -22758,7 +23181,7 @@
               </w:rPr>
               <w:t>[</w:t>
             </w:r>
-            <w:hyperlink r:id="rId278">
+            <w:hyperlink r:id="rId279">
               <w:r>
                 <w:rPr>
                   <w:rFonts w:ascii="D2Coding" w:hAnsi="D2Coding" w:eastAsia="D2Coding"/>
@@ -22780,7 +23203,7 @@
               </w:rPr>
               <w:t>[</w:t>
             </w:r>
-            <w:hyperlink r:id="rId277">
+            <w:hyperlink r:id="rId278">
               <w:r>
                 <w:rPr>
                   <w:rFonts w:ascii="D2Coding" w:hAnsi="D2Coding" w:eastAsia="D2Coding"/>
@@ -22839,7 +23262,7 @@
         </w:rPr>
         <w:t>[</w:t>
       </w:r>
-      <w:hyperlink r:id="rId279">
+      <w:hyperlink r:id="rId280">
         <w:r>
           <w:rPr>
             <w:rFonts w:ascii="D2Coding" w:hAnsi="D2Coding" w:eastAsia="D2Coding"/>
@@ -22895,7 +23318,7 @@
         </w:rPr>
         <w:t>[</w:t>
       </w:r>
-      <w:hyperlink r:id="rId280">
+      <w:hyperlink r:id="rId281">
         <w:r>
           <w:rPr>
             <w:rFonts w:ascii="D2Coding" w:hAnsi="D2Coding" w:eastAsia="D2Coding"/>
@@ -22917,7 +23340,7 @@
         </w:rPr>
         <w:t>[</w:t>
       </w:r>
-      <w:hyperlink r:id="rId281">
+      <w:hyperlink r:id="rId282">
         <w:r>
           <w:rPr>
             <w:rFonts w:ascii="D2Coding" w:hAnsi="D2Coding" w:eastAsia="D2Coding"/>
@@ -22973,7 +23396,7 @@
         </w:rPr>
         <w:t>[</w:t>
       </w:r>
-      <w:hyperlink r:id="rId275">
+      <w:hyperlink r:id="rId276">
         <w:r>
           <w:rPr>
             <w:rFonts w:ascii="D2Coding" w:hAnsi="D2Coding" w:eastAsia="D2Coding"/>
@@ -23061,7 +23484,7 @@
         </w:rPr>
         <w:t>[</w:t>
       </w:r>
-      <w:hyperlink r:id="rId282">
+      <w:hyperlink r:id="rId283">
         <w:r>
           <w:rPr>
             <w:rFonts w:ascii="D2Coding" w:hAnsi="D2Coding" w:eastAsia="D2Coding"/>
@@ -23126,7 +23549,7 @@
         </w:rPr>
         <w:t>[</w:t>
       </w:r>
-      <w:hyperlink r:id="rId283">
+      <w:hyperlink r:id="rId284">
         <w:r>
           <w:rPr>
             <w:rFonts w:ascii="D2Coding" w:hAnsi="D2Coding" w:eastAsia="D2Coding"/>
@@ -23148,7 +23571,7 @@
         </w:rPr>
         <w:t>[</w:t>
       </w:r>
-      <w:hyperlink r:id="rId284">
+      <w:hyperlink r:id="rId285">
         <w:r>
           <w:rPr>
             <w:rFonts w:ascii="D2Coding" w:hAnsi="D2Coding" w:eastAsia="D2Coding"/>
@@ -23235,7 +23658,7 @@
         </w:rPr>
         <w:t>[</w:t>
       </w:r>
-      <w:hyperlink r:id="rId285">
+      <w:hyperlink r:id="rId286">
         <w:r>
           <w:rPr>
             <w:rFonts w:ascii="D2Coding" w:hAnsi="D2Coding" w:eastAsia="D2Coding"/>
@@ -23321,7 +23744,7 @@
         </w:rPr>
         <w:t>[</w:t>
       </w:r>
-      <w:hyperlink r:id="rId286">
+      <w:hyperlink r:id="rId287">
         <w:r>
           <w:rPr>
             <w:rFonts w:ascii="D2Coding" w:hAnsi="D2Coding" w:eastAsia="D2Coding"/>
@@ -23389,7 +23812,7 @@
         </w:rPr>
         <w:t>[</w:t>
       </w:r>
-      <w:hyperlink r:id="rId287">
+      <w:hyperlink r:id="rId288">
         <w:r>
           <w:rPr>
             <w:rFonts w:ascii="D2Coding" w:hAnsi="D2Coding" w:eastAsia="D2Coding"/>
@@ -23474,7 +23897,7 @@
         </w:rPr>
         <w:t>[</w:t>
       </w:r>
-      <w:hyperlink r:id="rId288">
+      <w:hyperlink r:id="rId289">
         <w:r>
           <w:rPr>
             <w:rFonts w:ascii="D2Coding" w:hAnsi="D2Coding" w:eastAsia="D2Coding"/>
@@ -23496,7 +23919,7 @@
         </w:rPr>
         <w:t>[</w:t>
       </w:r>
-      <w:hyperlink r:id="rId289">
+      <w:hyperlink r:id="rId290">
         <w:r>
           <w:rPr>
             <w:rFonts w:ascii="D2Coding" w:hAnsi="D2Coding" w:eastAsia="D2Coding"/>
@@ -23518,7 +23941,7 @@
         </w:rPr>
         <w:t>[</w:t>
       </w:r>
-      <w:hyperlink r:id="rId290">
+      <w:hyperlink r:id="rId291">
         <w:r>
           <w:rPr>
             <w:rFonts w:ascii="D2Coding" w:hAnsi="D2Coding" w:eastAsia="D2Coding"/>
@@ -23540,7 +23963,7 @@
         </w:rPr>
         <w:t>[</w:t>
       </w:r>
-      <w:hyperlink r:id="rId291">
+      <w:hyperlink r:id="rId292">
         <w:r>
           <w:rPr>
             <w:rFonts w:ascii="D2Coding" w:hAnsi="D2Coding" w:eastAsia="D2Coding"/>
@@ -23596,7 +24019,7 @@
         </w:rPr>
         <w:t>[</w:t>
       </w:r>
-      <w:hyperlink r:id="rId292">
+      <w:hyperlink r:id="rId293">
         <w:r>
           <w:rPr>
             <w:rFonts w:ascii="D2Coding" w:hAnsi="D2Coding" w:eastAsia="D2Coding"/>
@@ -23724,7 +24147,7 @@
         </w:rPr>
         <w:t>[</w:t>
       </w:r>
-      <w:hyperlink r:id="rId293">
+      <w:hyperlink r:id="rId294">
         <w:r>
           <w:rPr>
             <w:rFonts w:ascii="D2Coding" w:hAnsi="D2Coding" w:eastAsia="D2Coding"/>
@@ -23746,7 +24169,7 @@
         </w:rPr>
         <w:t>[</w:t>
       </w:r>
-      <w:hyperlink r:id="rId294">
+      <w:hyperlink r:id="rId295">
         <w:r>
           <w:rPr>
             <w:rFonts w:ascii="D2Coding" w:hAnsi="D2Coding" w:eastAsia="D2Coding"/>
@@ -23839,7 +24262,7 @@
         </w:rPr>
         <w:t>[</w:t>
       </w:r>
-      <w:hyperlink r:id="rId295">
+      <w:hyperlink r:id="rId296">
         <w:r>
           <w:rPr>
             <w:rFonts w:ascii="D2Coding" w:hAnsi="D2Coding" w:eastAsia="D2Coding"/>
@@ -23861,7 +24284,7 @@
         </w:rPr>
         <w:t>[</w:t>
       </w:r>
-      <w:hyperlink r:id="rId296">
+      <w:hyperlink r:id="rId297">
         <w:r>
           <w:rPr>
             <w:rFonts w:ascii="D2Coding" w:hAnsi="D2Coding" w:eastAsia="D2Coding"/>
@@ -23883,7 +24306,7 @@
         </w:rPr>
         <w:t>[</w:t>
       </w:r>
-      <w:hyperlink r:id="rId297">
+      <w:hyperlink r:id="rId298">
         <w:r>
           <w:rPr>
             <w:rFonts w:ascii="D2Coding" w:hAnsi="D2Coding" w:eastAsia="D2Coding"/>
@@ -23955,7 +24378,7 @@
         </w:rPr>
         <w:t>[</w:t>
       </w:r>
-      <w:hyperlink r:id="rId298">
+      <w:hyperlink r:id="rId299">
         <w:r>
           <w:rPr>
             <w:rFonts w:ascii="D2Coding" w:hAnsi="D2Coding" w:eastAsia="D2Coding"/>
@@ -23998,7 +24421,7 @@
         </w:rPr>
         <w:t>[</w:t>
       </w:r>
-      <w:hyperlink r:id="rId299">
+      <w:hyperlink r:id="rId300">
         <w:r>
           <w:rPr>
             <w:rFonts w:ascii="D2Coding" w:hAnsi="D2Coding" w:eastAsia="D2Coding"/>
@@ -24050,11 +24473,19 @@
       </w:r>
       <w:r>
         <w:rPr>
+          <w:rFonts w:ascii="D2Coding" w:hAnsi="D2Coding" w:eastAsia="D2Coding" w:cs="D2Coding"/>
+          <w:color w:val="A32020"/>
+          <w:sz w:val="20"/>
+        </w:rPr>
+        <w:t>[EST]</w:t>
+      </w:r>
+      <w:r>
+        <w:rPr>
           <w:sz w:val="19"/>
         </w:rPr>
         <w:t>[</w:t>
       </w:r>
-      <w:hyperlink r:id="rId300">
+      <w:hyperlink r:id="rId301">
         <w:r>
           <w:rPr>
             <w:rFonts w:ascii="D2Coding" w:hAnsi="D2Coding" w:eastAsia="D2Coding"/>
@@ -24141,7 +24572,7 @@
         </w:rPr>
         <w:t>[</w:t>
       </w:r>
-      <w:hyperlink r:id="rId301">
+      <w:hyperlink r:id="rId302">
         <w:r>
           <w:rPr>
             <w:rFonts w:ascii="D2Coding" w:hAnsi="D2Coding" w:eastAsia="D2Coding"/>
@@ -24163,7 +24594,7 @@
         </w:rPr>
         <w:t>[</w:t>
       </w:r>
-      <w:hyperlink r:id="rId302">
+      <w:hyperlink r:id="rId303">
         <w:r>
           <w:rPr>
             <w:rFonts w:ascii="D2Coding" w:hAnsi="D2Coding" w:eastAsia="D2Coding"/>
@@ -24222,7 +24653,7 @@
         </w:rPr>
         <w:t>[</w:t>
       </w:r>
-      <w:hyperlink r:id="rId303">
+      <w:hyperlink r:id="rId304">
         <w:r>
           <w:rPr>
             <w:rFonts w:ascii="D2Coding" w:hAnsi="D2Coding" w:eastAsia="D2Coding"/>
@@ -24265,7 +24696,7 @@
         </w:rPr>
         <w:t>[</w:t>
       </w:r>
-      <w:hyperlink r:id="rId302">
+      <w:hyperlink r:id="rId303">
         <w:r>
           <w:rPr>
             <w:rFonts w:ascii="D2Coding" w:hAnsi="D2Coding" w:eastAsia="D2Coding"/>
@@ -24308,7 +24739,7 @@
         </w:rPr>
         <w:t>[</w:t>
       </w:r>
-      <w:hyperlink r:id="rId301">
+      <w:hyperlink r:id="rId302">
         <w:r>
           <w:rPr>
             <w:rFonts w:ascii="D2Coding" w:hAnsi="D2Coding" w:eastAsia="D2Coding"/>
@@ -24402,7 +24833,7 @@
         </w:rPr>
         <w:t>[</w:t>
       </w:r>
-      <w:hyperlink r:id="rId304">
+      <w:hyperlink r:id="rId305">
         <w:r>
           <w:rPr>
             <w:rFonts w:ascii="D2Coding" w:hAnsi="D2Coding" w:eastAsia="D2Coding"/>
@@ -24424,7 +24855,7 @@
         </w:rPr>
         <w:t>[</w:t>
       </w:r>
-      <w:hyperlink r:id="rId305">
+      <w:hyperlink r:id="rId306">
         <w:r>
           <w:rPr>
             <w:rFonts w:ascii="D2Coding" w:hAnsi="D2Coding" w:eastAsia="D2Coding"/>
@@ -24490,7 +24921,7 @@
         </w:rPr>
         <w:t>[</w:t>
       </w:r>
-      <w:hyperlink r:id="rId306">
+      <w:hyperlink r:id="rId307">
         <w:r>
           <w:rPr>
             <w:rFonts w:ascii="D2Coding" w:hAnsi="D2Coding" w:eastAsia="D2Coding"/>
@@ -24512,7 +24943,7 @@
         </w:rPr>
         <w:t>[</w:t>
       </w:r>
-      <w:hyperlink r:id="rId307">
+      <w:hyperlink r:id="rId308">
         <w:r>
           <w:rPr>
             <w:rFonts w:ascii="D2Coding" w:hAnsi="D2Coding" w:eastAsia="D2Coding"/>
@@ -24589,7 +25020,7 @@
         </w:rPr>
         <w:t>[</w:t>
       </w:r>
-      <w:hyperlink r:id="rId308">
+      <w:hyperlink r:id="rId309">
         <w:r>
           <w:rPr>
             <w:rFonts w:ascii="D2Coding" w:hAnsi="D2Coding" w:eastAsia="D2Coding"/>
@@ -24611,7 +25042,7 @@
         </w:rPr>
         <w:t>[</w:t>
       </w:r>
-      <w:hyperlink r:id="rId309">
+      <w:hyperlink r:id="rId310">
         <w:r>
           <w:rPr>
             <w:rFonts w:ascii="D2Coding" w:hAnsi="D2Coding" w:eastAsia="D2Coding"/>
@@ -24677,7 +25108,7 @@
         </w:rPr>
         <w:t>[</w:t>
       </w:r>
-      <w:hyperlink r:id="rId310">
+      <w:hyperlink r:id="rId311">
         <w:r>
           <w:rPr>
             <w:rFonts w:ascii="D2Coding" w:hAnsi="D2Coding" w:eastAsia="D2Coding"/>
@@ -24699,7 +25130,7 @@
         </w:rPr>
         <w:t>[</w:t>
       </w:r>
-      <w:hyperlink r:id="rId311">
+      <w:hyperlink r:id="rId312">
         <w:r>
           <w:rPr>
             <w:rFonts w:ascii="D2Coding" w:hAnsi="D2Coding" w:eastAsia="D2Coding"/>
@@ -24794,7 +25225,7 @@
         </w:rPr>
         <w:t>[</w:t>
       </w:r>
-      <w:hyperlink r:id="rId312">
+      <w:hyperlink r:id="rId313">
         <w:r>
           <w:rPr>
             <w:rFonts w:ascii="D2Coding" w:hAnsi="D2Coding" w:eastAsia="D2Coding"/>
@@ -24816,7 +25247,7 @@
         </w:rPr>
         <w:t>[</w:t>
       </w:r>
-      <w:hyperlink r:id="rId313">
+      <w:hyperlink r:id="rId314">
         <w:r>
           <w:rPr>
             <w:rFonts w:ascii="D2Coding" w:hAnsi="D2Coding" w:eastAsia="D2Coding"/>
@@ -24918,7 +25349,7 @@
         </w:rPr>
         <w:t>[</w:t>
       </w:r>
-      <w:hyperlink r:id="rId314">
+      <w:hyperlink r:id="rId315">
         <w:r>
           <w:rPr>
             <w:rFonts w:ascii="D2Coding" w:hAnsi="D2Coding" w:eastAsia="D2Coding"/>
@@ -24940,7 +25371,7 @@
         </w:rPr>
         <w:t>[</w:t>
       </w:r>
-      <w:hyperlink r:id="rId315">
+      <w:hyperlink r:id="rId316">
         <w:r>
           <w:rPr>
             <w:rFonts w:ascii="D2Coding" w:hAnsi="D2Coding" w:eastAsia="D2Coding"/>
@@ -25053,7 +25484,7 @@
         </w:rPr>
         <w:t>[</w:t>
       </w:r>
-      <w:hyperlink r:id="rId316">
+      <w:hyperlink r:id="rId317">
         <w:r>
           <w:rPr>
             <w:rFonts w:ascii="D2Coding" w:hAnsi="D2Coding" w:eastAsia="D2Coding"/>
@@ -25075,7 +25506,7 @@
         </w:rPr>
         <w:t>[</w:t>
       </w:r>
-      <w:hyperlink r:id="rId317">
+      <w:hyperlink r:id="rId318">
         <w:r>
           <w:rPr>
             <w:rFonts w:ascii="D2Coding" w:hAnsi="D2Coding" w:eastAsia="D2Coding"/>
@@ -25134,7 +25565,7 @@
         </w:rPr>
         <w:t>[</w:t>
       </w:r>
-      <w:hyperlink r:id="rId316">
+      <w:hyperlink r:id="rId317">
         <w:r>
           <w:rPr>
             <w:rFonts w:ascii="D2Coding" w:hAnsi="D2Coding" w:eastAsia="D2Coding"/>
@@ -25177,7 +25608,7 @@
         </w:rPr>
         <w:t>[</w:t>
       </w:r>
-      <w:hyperlink r:id="rId316">
+      <w:hyperlink r:id="rId317">
         <w:r>
           <w:rPr>
             <w:rFonts w:ascii="D2Coding" w:hAnsi="D2Coding" w:eastAsia="D2Coding"/>
@@ -25233,7 +25664,7 @@
         </w:rPr>
         <w:t>[</w:t>
       </w:r>
-      <w:hyperlink r:id="rId157">
+      <w:hyperlink r:id="rId158">
         <w:r>
           <w:rPr>
             <w:rFonts w:ascii="D2Coding" w:hAnsi="D2Coding" w:eastAsia="D2Coding"/>
@@ -25263,7 +25694,7 @@
         </w:rPr>
         <w:t>[</w:t>
       </w:r>
-      <w:hyperlink r:id="rId175">
+      <w:hyperlink r:id="rId176">
         <w:r>
           <w:rPr>
             <w:rFonts w:ascii="D2Coding" w:hAnsi="D2Coding" w:eastAsia="D2Coding"/>
@@ -25327,7 +25758,7 @@
         </w:rPr>
         <w:t>[</w:t>
       </w:r>
-      <w:hyperlink r:id="rId318">
+      <w:hyperlink r:id="rId319">
         <w:r>
           <w:rPr>
             <w:rFonts w:ascii="D2Coding" w:hAnsi="D2Coding" w:eastAsia="D2Coding"/>
@@ -25349,7 +25780,7 @@
         </w:rPr>
         <w:t>[</w:t>
       </w:r>
-      <w:hyperlink r:id="rId319">
+      <w:hyperlink r:id="rId320">
         <w:r>
           <w:rPr>
             <w:rFonts w:ascii="D2Coding" w:hAnsi="D2Coding" w:eastAsia="D2Coding"/>
@@ -25555,7 +25986,7 @@
               </w:rPr>
               <w:t>[</w:t>
             </w:r>
-            <w:hyperlink r:id="rId320">
+            <w:hyperlink r:id="rId321">
               <w:r>
                 <w:rPr>
                   <w:rFonts w:ascii="D2Coding" w:hAnsi="D2Coding" w:eastAsia="D2Coding"/>
@@ -25577,7 +26008,7 @@
               </w:rPr>
               <w:t>[</w:t>
             </w:r>
-            <w:hyperlink r:id="rId321">
+            <w:hyperlink r:id="rId322">
               <w:r>
                 <w:rPr>
                   <w:rFonts w:ascii="D2Coding" w:hAnsi="D2Coding" w:eastAsia="D2Coding"/>
@@ -25658,7 +26089,7 @@
               </w:rPr>
               <w:t>[</w:t>
             </w:r>
-            <w:hyperlink r:id="rId322">
+            <w:hyperlink r:id="rId323">
               <w:r>
                 <w:rPr>
                   <w:rFonts w:ascii="D2Coding" w:hAnsi="D2Coding" w:eastAsia="D2Coding"/>
@@ -25747,7 +26178,7 @@
               </w:rPr>
               <w:t>[</w:t>
             </w:r>
-            <w:hyperlink r:id="rId323">
+            <w:hyperlink r:id="rId324">
               <w:r>
                 <w:rPr>
                   <w:rFonts w:ascii="D2Coding" w:hAnsi="D2Coding" w:eastAsia="D2Coding"/>
@@ -25828,7 +26259,7 @@
               </w:rPr>
               <w:t>[</w:t>
             </w:r>
-            <w:hyperlink r:id="rId324">
+            <w:hyperlink r:id="rId325">
               <w:r>
                 <w:rPr>
                   <w:rFonts w:ascii="D2Coding" w:hAnsi="D2Coding" w:eastAsia="D2Coding"/>
@@ -25917,7 +26348,7 @@
               </w:rPr>
               <w:t>[</w:t>
             </w:r>
-            <w:hyperlink r:id="rId325">
+            <w:hyperlink r:id="rId326">
               <w:r>
                 <w:rPr>
                   <w:rFonts w:ascii="D2Coding" w:hAnsi="D2Coding" w:eastAsia="D2Coding"/>
@@ -25998,7 +26429,7 @@
               </w:rPr>
               <w:t>[</w:t>
             </w:r>
-            <w:hyperlink r:id="rId326">
+            <w:hyperlink r:id="rId327">
               <w:r>
                 <w:rPr>
                   <w:rFonts w:ascii="D2Coding" w:hAnsi="D2Coding" w:eastAsia="D2Coding"/>
@@ -26117,7 +26548,7 @@
               </w:rPr>
               <w:t>[</w:t>
             </w:r>
-            <w:hyperlink r:id="rId327">
+            <w:hyperlink r:id="rId328">
               <w:r>
                 <w:rPr>
                   <w:rFonts w:ascii="D2Coding" w:hAnsi="D2Coding" w:eastAsia="D2Coding"/>
@@ -26139,7 +26570,7 @@
               </w:rPr>
               <w:t>[</w:t>
             </w:r>
-            <w:hyperlink r:id="rId328">
+            <w:hyperlink r:id="rId329">
               <w:r>
                 <w:rPr>
                   <w:rFonts w:ascii="D2Coding" w:hAnsi="D2Coding" w:eastAsia="D2Coding"/>
@@ -26220,7 +26651,7 @@
               </w:rPr>
               <w:t>[</w:t>
             </w:r>
-            <w:hyperlink r:id="rId329">
+            <w:hyperlink r:id="rId330">
               <w:r>
                 <w:rPr>
                   <w:rFonts w:ascii="D2Coding" w:hAnsi="D2Coding" w:eastAsia="D2Coding"/>
@@ -26242,7 +26673,7 @@
               </w:rPr>
               <w:t>[</w:t>
             </w:r>
-            <w:hyperlink r:id="rId330">
+            <w:hyperlink r:id="rId331">
               <w:r>
                 <w:rPr>
                   <w:rFonts w:ascii="D2Coding" w:hAnsi="D2Coding" w:eastAsia="D2Coding"/>
@@ -26327,7 +26758,7 @@
         </w:rPr>
         <w:t>[</w:t>
       </w:r>
-      <w:hyperlink r:id="rId331">
+      <w:hyperlink r:id="rId332">
         <w:r>
           <w:rPr>
             <w:rFonts w:ascii="D2Coding" w:hAnsi="D2Coding" w:eastAsia="D2Coding"/>
@@ -26349,7 +26780,7 @@
         </w:rPr>
         <w:t>[</w:t>
       </w:r>
-      <w:hyperlink r:id="rId332">
+      <w:hyperlink r:id="rId333">
         <w:r>
           <w:rPr>
             <w:rFonts w:ascii="D2Coding" w:hAnsi="D2Coding" w:eastAsia="D2Coding"/>
@@ -26408,7 +26839,7 @@
         </w:rPr>
         <w:t>[</w:t>
       </w:r>
-      <w:hyperlink r:id="rId333">
+      <w:hyperlink r:id="rId334">
         <w:r>
           <w:rPr>
             <w:rFonts w:ascii="D2Coding" w:hAnsi="D2Coding" w:eastAsia="D2Coding"/>
@@ -26451,7 +26882,7 @@
         </w:rPr>
         <w:t>[</w:t>
       </w:r>
-      <w:hyperlink r:id="rId334">
+      <w:hyperlink r:id="rId335">
         <w:r>
           <w:rPr>
             <w:rFonts w:ascii="D2Coding" w:hAnsi="D2Coding" w:eastAsia="D2Coding"/>
@@ -26523,7 +26954,7 @@
         </w:rPr>
         <w:t>[</w:t>
       </w:r>
-      <w:hyperlink r:id="rId328">
+      <w:hyperlink r:id="rId329">
         <w:r>
           <w:rPr>
             <w:rFonts w:ascii="D2Coding" w:hAnsi="D2Coding" w:eastAsia="D2Coding"/>
@@ -26566,7 +26997,7 @@
         </w:rPr>
         <w:t>[</w:t>
       </w:r>
-      <w:hyperlink r:id="rId335">
+      <w:hyperlink r:id="rId336">
         <w:r>
           <w:rPr>
             <w:rFonts w:ascii="D2Coding" w:hAnsi="D2Coding" w:eastAsia="D2Coding"/>
@@ -26588,7 +27019,7 @@
         </w:rPr>
         <w:t>[</w:t>
       </w:r>
-      <w:hyperlink r:id="rId336">
+      <w:hyperlink r:id="rId337">
         <w:r>
           <w:rPr>
             <w:rFonts w:ascii="D2Coding" w:hAnsi="D2Coding" w:eastAsia="D2Coding"/>
@@ -26631,7 +27062,7 @@
         </w:rPr>
         <w:t>[</w:t>
       </w:r>
-      <w:hyperlink r:id="rId328">
+      <w:hyperlink r:id="rId329">
         <w:r>
           <w:rPr>
             <w:rFonts w:ascii="D2Coding" w:hAnsi="D2Coding" w:eastAsia="D2Coding"/>
@@ -26653,7 +27084,7 @@
         </w:rPr>
         <w:t>[</w:t>
       </w:r>
-      <w:hyperlink r:id="rId335">
+      <w:hyperlink r:id="rId336">
         <w:r>
           <w:rPr>
             <w:rFonts w:ascii="D2Coding" w:hAnsi="D2Coding" w:eastAsia="D2Coding"/>
@@ -26942,7 +27373,7 @@
               </w:rPr>
               <w:t>[</w:t>
             </w:r>
-            <w:hyperlink r:id="rId337">
+            <w:hyperlink r:id="rId338">
               <w:r>
                 <w:rPr>
                   <w:rFonts w:ascii="D2Coding" w:hAnsi="D2Coding" w:eastAsia="D2Coding"/>
@@ -27298,7 +27729,7 @@
               </w:rPr>
               <w:t>[</w:t>
             </w:r>
-            <w:hyperlink r:id="rId288">
+            <w:hyperlink r:id="rId289">
               <w:r>
                 <w:rPr>
                   <w:rFonts w:ascii="D2Coding" w:hAnsi="D2Coding" w:eastAsia="D2Coding"/>
@@ -27436,7 +27867,7 @@
               </w:rPr>
               <w:t>[</w:t>
             </w:r>
-            <w:hyperlink r:id="rId338">
+            <w:hyperlink r:id="rId140">
               <w:r>
                 <w:rPr>
                   <w:rFonts w:ascii="D2Coding" w:hAnsi="D2Coding" w:eastAsia="D2Coding"/>
@@ -27892,7 +28323,7 @@
               </w:rPr>
               <w:t>[</w:t>
             </w:r>
-            <w:hyperlink r:id="rId234">
+            <w:hyperlink r:id="rId235">
               <w:r>
                 <w:rPr>
                   <w:rFonts w:ascii="D2Coding" w:hAnsi="D2Coding" w:eastAsia="D2Coding"/>
@@ -28174,7 +28605,7 @@
               </w:rPr>
               <w:t>[</w:t>
             </w:r>
-            <w:hyperlink r:id="rId204">
+            <w:hyperlink r:id="rId205">
               <w:r>
                 <w:rPr>
                   <w:rFonts w:ascii="D2Coding" w:hAnsi="D2Coding" w:eastAsia="D2Coding"/>
@@ -28348,7 +28779,7 @@
               </w:rPr>
               <w:t>[</w:t>
             </w:r>
-            <w:hyperlink r:id="rId213">
+            <w:hyperlink r:id="rId214">
               <w:r>
                 <w:rPr>
                   <w:rFonts w:ascii="D2Coding" w:hAnsi="D2Coding" w:eastAsia="D2Coding"/>
@@ -28630,7 +29061,7 @@
               </w:rPr>
               <w:t>[</w:t>
             </w:r>
-            <w:hyperlink r:id="rId333">
+            <w:hyperlink r:id="rId334">
               <w:r>
                 <w:rPr>
                   <w:rFonts w:ascii="D2Coding" w:hAnsi="D2Coding" w:eastAsia="D2Coding"/>
@@ -28652,7 +29083,7 @@
               </w:rPr>
               <w:t>[</w:t>
             </w:r>
-            <w:hyperlink r:id="rId323">
+            <w:hyperlink r:id="rId324">
               <w:r>
                 <w:rPr>
                   <w:rFonts w:ascii="D2Coding" w:hAnsi="D2Coding" w:eastAsia="D2Coding"/>
@@ -28782,7 +29213,7 @@
               </w:rPr>
               <w:t>[</w:t>
             </w:r>
-            <w:hyperlink r:id="rId316">
+            <w:hyperlink r:id="rId317">
               <w:r>
                 <w:rPr>
                   <w:rFonts w:ascii="D2Coding" w:hAnsi="D2Coding" w:eastAsia="D2Coding"/>
@@ -28804,7 +29235,7 @@
               </w:rPr>
               <w:t>[</w:t>
             </w:r>
-            <w:hyperlink r:id="rId317">
+            <w:hyperlink r:id="rId318">
               <w:r>
                 <w:rPr>
                   <w:rFonts w:ascii="D2Coding" w:hAnsi="D2Coding" w:eastAsia="D2Coding"/>
@@ -28934,7 +29365,7 @@
               </w:rPr>
               <w:t>[</w:t>
             </w:r>
-            <w:hyperlink r:id="rId304">
+            <w:hyperlink r:id="rId305">
               <w:r>
                 <w:rPr>
                   <w:rFonts w:ascii="D2Coding" w:hAnsi="D2Coding" w:eastAsia="D2Coding"/>
@@ -28956,7 +29387,7 @@
               </w:rPr>
               <w:t>[</w:t>
             </w:r>
-            <w:hyperlink r:id="rId306">
+            <w:hyperlink r:id="rId307">
               <w:r>
                 <w:rPr>
                   <w:rFonts w:ascii="D2Coding" w:hAnsi="D2Coding" w:eastAsia="D2Coding"/>
@@ -29744,7 +30175,7 @@
         </w:rPr>
         <w:t>[</w:t>
       </w:r>
-      <w:hyperlink r:id="rId282">
+      <w:hyperlink r:id="rId283">
         <w:r>
           <w:rPr>
             <w:rFonts w:ascii="D2Coding" w:hAnsi="D2Coding" w:eastAsia="D2Coding"/>
@@ -29774,7 +30205,7 @@
         </w:rPr>
         <w:t>[</w:t>
       </w:r>
-      <w:hyperlink r:id="rId288">
+      <w:hyperlink r:id="rId289">
         <w:r>
           <w:rPr>
             <w:rFonts w:ascii="D2Coding" w:hAnsi="D2Coding" w:eastAsia="D2Coding"/>
@@ -29966,7 +30397,7 @@
         </w:rPr>
         <w:t>[</w:t>
       </w:r>
-      <w:hyperlink r:id="rId215">
+      <w:hyperlink r:id="rId216">
         <w:r>
           <w:rPr>
             <w:rFonts w:ascii="D2Coding" w:hAnsi="D2Coding" w:eastAsia="D2Coding"/>
@@ -29996,7 +30427,7 @@
         </w:rPr>
         <w:t>[</w:t>
       </w:r>
-      <w:hyperlink r:id="rId216">
+      <w:hyperlink r:id="rId217">
         <w:r>
           <w:rPr>
             <w:rFonts w:ascii="D2Coding" w:hAnsi="D2Coding" w:eastAsia="D2Coding"/>
@@ -31388,7 +31819,7 @@
         </w:rPr>
         <w:t>[</w:t>
       </w:r>
-      <w:hyperlink r:id="rId150">
+      <w:hyperlink r:id="rId151">
         <w:r>
           <w:rPr>
             <w:rFonts w:ascii="D2Coding" w:hAnsi="D2Coding" w:eastAsia="D2Coding"/>
@@ -31829,7 +32260,7 @@
               </w:rPr>
               <w:t>[</w:t>
             </w:r>
-            <w:hyperlink r:id="rId282">
+            <w:hyperlink r:id="rId283">
               <w:r>
                 <w:rPr>
                   <w:rFonts w:ascii="D2Coding" w:hAnsi="D2Coding" w:eastAsia="D2Coding"/>
@@ -31948,7 +32379,7 @@
               </w:rPr>
               <w:t>[</w:t>
             </w:r>
-            <w:hyperlink r:id="rId338">
+            <w:hyperlink r:id="rId140">
               <w:r>
                 <w:rPr>
                   <w:rFonts w:ascii="D2Coding" w:hAnsi="D2Coding" w:eastAsia="D2Coding"/>
@@ -32081,7 +32512,7 @@
               </w:rPr>
               <w:t>[</w:t>
             </w:r>
-            <w:hyperlink r:id="rId234">
+            <w:hyperlink r:id="rId235">
               <w:r>
                 <w:rPr>
                   <w:rFonts w:ascii="D2Coding" w:hAnsi="D2Coding" w:eastAsia="D2Coding"/>
@@ -32200,7 +32631,7 @@
               </w:rPr>
               <w:t>[</w:t>
             </w:r>
-            <w:hyperlink r:id="rId333">
+            <w:hyperlink r:id="rId334">
               <w:r>
                 <w:rPr>
                   <w:rFonts w:ascii="D2Coding" w:hAnsi="D2Coding" w:eastAsia="D2Coding"/>
@@ -32453,7 +32884,7 @@
               </w:rPr>
               <w:t>[</w:t>
             </w:r>
-            <w:hyperlink r:id="rId220">
+            <w:hyperlink r:id="rId221">
               <w:r>
                 <w:rPr>
                   <w:rFonts w:ascii="D2Coding" w:hAnsi="D2Coding" w:eastAsia="D2Coding"/>
@@ -32578,7 +33009,15 @@
                 <w:b w:val="0"/>
                 <w:sz w:val="17"/>
               </w:rPr>
-              <w:t>필요 투자</w:t>
+              <w:t xml:space="preserve">필요 투자 </w:t>
+            </w:r>
+            <w:r>
+              <w:rPr>
+                <w:rFonts w:ascii="D2Coding" w:hAnsi="D2Coding" w:eastAsia="D2Coding" w:cs="D2Coding"/>
+                <w:color w:val="A32020"/>
+                <w:sz w:val="16"/>
+              </w:rPr>
+              <w:t>[EST]</w:t>
             </w:r>
           </w:p>
         </w:tc>
@@ -32656,7 +33095,15 @@
                 <w:b w:val="0"/>
                 <w:sz w:val="17"/>
               </w:rPr>
-              <w:t>리드타임</w:t>
+              <w:t xml:space="preserve">리드타임 </w:t>
+            </w:r>
+            <w:r>
+              <w:rPr>
+                <w:rFonts w:ascii="D2Coding" w:hAnsi="D2Coding" w:eastAsia="D2Coding" w:cs="D2Coding"/>
+                <w:color w:val="A32020"/>
+                <w:sz w:val="16"/>
+              </w:rPr>
+              <w:t>[EST]</w:t>
             </w:r>
           </w:p>
         </w:tc>
@@ -33055,7 +33502,7 @@
               </w:rPr>
               <w:t>[</w:t>
             </w:r>
-            <w:hyperlink r:id="rId234">
+            <w:hyperlink r:id="rId235">
               <w:r>
                 <w:rPr>
                   <w:rFonts w:ascii="D2Coding" w:hAnsi="D2Coding" w:eastAsia="D2Coding"/>
@@ -33085,7 +33532,7 @@
               </w:rPr>
               <w:t>[</w:t>
             </w:r>
-            <w:hyperlink r:id="rId232">
+            <w:hyperlink r:id="rId233">
               <w:r>
                 <w:rPr>
                   <w:rFonts w:ascii="D2Coding" w:hAnsi="D2Coding" w:eastAsia="D2Coding"/>
@@ -33107,7 +33554,7 @@
               </w:rPr>
               <w:t>[</w:t>
             </w:r>
-            <w:hyperlink r:id="rId230">
+            <w:hyperlink r:id="rId231">
               <w:r>
                 <w:rPr>
                   <w:rFonts w:ascii="D2Coding" w:hAnsi="D2Coding" w:eastAsia="D2Coding"/>
@@ -33238,7 +33685,7 @@
               </w:rPr>
               <w:t>[</w:t>
             </w:r>
-            <w:hyperlink r:id="rId165">
+            <w:hyperlink r:id="rId166">
               <w:r>
                 <w:rPr>
                   <w:rFonts w:ascii="D2Coding" w:hAnsi="D2Coding" w:eastAsia="D2Coding"/>
@@ -33442,7 +33889,7 @@
         </w:rPr>
         <w:t>[</w:t>
       </w:r>
-      <w:hyperlink r:id="rId234">
+      <w:hyperlink r:id="rId235">
         <w:r>
           <w:rPr>
             <w:rFonts w:ascii="D2Coding" w:hAnsi="D2Coding" w:eastAsia="D2Coding"/>
@@ -33895,7 +34342,7 @@
         </w:rPr>
         <w:t>[</w:t>
       </w:r>
-      <w:hyperlink r:id="rId234">
+      <w:hyperlink r:id="rId235">
         <w:r>
           <w:rPr>
             <w:rFonts w:ascii="D2Coding" w:hAnsi="D2Coding" w:eastAsia="D2Coding"/>
@@ -33948,7 +34395,7 @@
         </w:rPr>
         <w:t>[</w:t>
       </w:r>
-      <w:hyperlink r:id="rId154">
+      <w:hyperlink r:id="rId155">
         <w:r>
           <w:rPr>
             <w:rFonts w:ascii="D2Coding" w:hAnsi="D2Coding" w:eastAsia="D2Coding"/>
@@ -34633,19 +35080,11 @@
             <w:r/>
             <w:r>
               <w:rPr>
-                <w:rFonts w:ascii="D2Coding" w:hAnsi="D2Coding" w:eastAsia="D2Coding" w:cs="D2Coding"/>
-                <w:color w:val="A32020"/>
-                <w:sz w:val="16"/>
-              </w:rPr>
-              <w:t>V_audit.md</w:t>
-            </w:r>
-            <w:r>
-              <w:rPr>
                 <w:rFonts w:ascii="맑은 고딕" w:hAnsi="맑은 고딕" w:eastAsia="맑은 고딕" w:cs="맑은 고딕"/>
                 <w:b w:val="0"/>
                 <w:sz w:val="17"/>
               </w:rPr>
-              <w:t xml:space="preserve"> 참조</w:t>
+              <w:t>충족</w:t>
             </w:r>
           </w:p>
         </w:tc>
@@ -34664,7 +35103,23 @@
                 <w:b w:val="0"/>
                 <w:sz w:val="17"/>
               </w:rPr>
-              <w:t>—</w:t>
+              <w:t xml:space="preserve">적발 6건 전부 교정 완료. </w:t>
+            </w:r>
+            <w:r>
+              <w:rPr>
+                <w:rFonts w:ascii="D2Coding" w:hAnsi="D2Coding" w:eastAsia="D2Coding" w:cs="D2Coding"/>
+                <w:color w:val="A32020"/>
+                <w:sz w:val="16"/>
+              </w:rPr>
+              <w:t>V_audit.md</w:t>
+            </w:r>
+            <w:r>
+              <w:rPr>
+                <w:rFonts w:ascii="맑은 고딕" w:hAnsi="맑은 고딕" w:eastAsia="맑은 고딕" w:cs="맑은 고딕"/>
+                <w:b w:val="0"/>
+                <w:sz w:val="17"/>
+              </w:rPr>
+              <w:t xml:space="preserve"> 참조</w:t>
             </w:r>
           </w:p>
         </w:tc>
@@ -34832,6 +35287,140 @@
       <w:pPr>
         <w:spacing w:after="80"/>
       </w:pPr>
+    </w:p>
+    <w:p>
+      <w:pPr>
+        <w:spacing w:after="120" w:line="324" w:lineRule="auto"/>
+      </w:pPr>
+      <w:r>
+        <w:rPr>
+          <w:rFonts w:ascii="맑은 고딕" w:hAnsi="맑은 고딕" w:eastAsia="맑은 고딕" w:cs="맑은 고딕"/>
+          <w:b/>
+          <w:sz w:val="21"/>
+        </w:rPr>
+        <w:t>V 감사 독립성에 관한 고지</w:t>
+      </w:r>
+      <w:r>
+        <w:rPr>
+          <w:rFonts w:ascii="맑은 고딕" w:hAnsi="맑은 고딕" w:eastAsia="맑은 고딕" w:cs="맑은 고딕"/>
+          <w:b w:val="0"/>
+          <w:sz w:val="21"/>
+        </w:rPr>
+        <w:t xml:space="preserve"> — 규칙 3은 V를 조사 에이전트와 분리된 주체로 실행할 것을 요구한다.</w:t>
+      </w:r>
+    </w:p>
+    <w:p>
+      <w:pPr>
+        <w:spacing w:after="120" w:line="324" w:lineRule="auto"/>
+      </w:pPr>
+      <w:r>
+        <w:rPr>
+          <w:rFonts w:ascii="맑은 고딕" w:hAnsi="맑은 고딕" w:eastAsia="맑은 고딕" w:cs="맑은 고딕"/>
+          <w:b w:val="0"/>
+          <w:sz w:val="21"/>
+        </w:rPr>
+        <w:t>본 실행에서 V를 별도 서브에이전트 3인으로 기동했으나 환경 장애(워크플로 서브에이전트의 권한</w:t>
+      </w:r>
+    </w:p>
+    <w:p>
+      <w:pPr>
+        <w:spacing w:after="120" w:line="324" w:lineRule="auto"/>
+      </w:pPr>
+      <w:r>
+        <w:rPr>
+          <w:rFonts w:ascii="맑은 고딕" w:hAnsi="맑은 고딕" w:eastAsia="맑은 고딕" w:cs="맑은 고딕"/>
+          <w:b w:val="0"/>
+          <w:sz w:val="21"/>
+        </w:rPr>
+        <w:t>핸들러가 도구 입력을 제거해 반환)로 실패해, 오케스트레이터가 직접 감사를 수행했다. 조사 근거</w:t>
+      </w:r>
+    </w:p>
+    <w:p>
+      <w:pPr>
+        <w:spacing w:after="120" w:line="324" w:lineRule="auto"/>
+      </w:pPr>
+      <w:r>
+        <w:rPr>
+          <w:rFonts w:ascii="맑은 고딕" w:hAnsi="맑은 고딕" w:eastAsia="맑은 고딕" w:cs="맑은 고딕"/>
+          <w:b w:val="0"/>
+          <w:sz w:val="21"/>
+        </w:rPr>
+        <w:t xml:space="preserve">977건은 별도 프로세스의 산출물이므로 조사-감사 분리는 확보되었으나, </w:t>
+      </w:r>
+      <w:r>
+        <w:rPr>
+          <w:rFonts w:ascii="맑은 고딕" w:hAnsi="맑은 고딕" w:eastAsia="맑은 고딕" w:cs="맑은 고딕"/>
+          <w:b/>
+          <w:sz w:val="21"/>
+        </w:rPr>
+        <w:t>감사자가 집필자를 겸한다</w:t>
+      </w:r>
+      <w:r>
+        <w:rPr>
+          <w:rFonts w:ascii="맑은 고딕" w:hAnsi="맑은 고딕" w:eastAsia="맑은 고딕" w:cs="맑은 고딕"/>
+          <w:b w:val="0"/>
+          <w:sz w:val="21"/>
+        </w:rPr>
+        <w:t>는</w:t>
+      </w:r>
+    </w:p>
+    <w:p>
+      <w:pPr>
+        <w:spacing w:after="120" w:line="324" w:lineRule="auto"/>
+      </w:pPr>
+      <w:r>
+        <w:rPr>
+          <w:rFonts w:ascii="맑은 고딕" w:hAnsi="맑은 고딕" w:eastAsia="맑은 고딕" w:cs="맑은 고딕"/>
+          <w:b w:val="0"/>
+          <w:sz w:val="21"/>
+        </w:rPr>
+        <w:t>구조적 약점이 남는다. 이를 보정하기 위해 판단이 개입하지 않는 기계 검증을 전수 적용하고 그</w:t>
+      </w:r>
+    </w:p>
+    <w:p>
+      <w:pPr>
+        <w:spacing w:after="120" w:line="324" w:lineRule="auto"/>
+      </w:pPr>
+      <w:r>
+        <w:rPr>
+          <w:rFonts w:ascii="맑은 고딕" w:hAnsi="맑은 고딕" w:eastAsia="맑은 고딕" w:cs="맑은 고딕"/>
+          <w:b w:val="0"/>
+          <w:sz w:val="21"/>
+        </w:rPr>
+        <w:t xml:space="preserve">결과를 </w:t>
+      </w:r>
+      <w:r>
+        <w:rPr>
+          <w:rFonts w:ascii="D2Coding" w:hAnsi="D2Coding" w:eastAsia="D2Coding" w:cs="D2Coding"/>
+          <w:color w:val="A32020"/>
+          <w:sz w:val="20"/>
+        </w:rPr>
+        <w:t>V_audit.md</w:t>
+      </w:r>
+      <w:r>
+        <w:rPr>
+          <w:rFonts w:ascii="맑은 고딕" w:hAnsi="맑은 고딕" w:eastAsia="맑은 고딕" w:cs="맑은 고딕"/>
+          <w:b w:val="0"/>
+          <w:sz w:val="21"/>
+        </w:rPr>
+        <w:t xml:space="preserve">에 원값으로 공개했다. 상세 한계와 후속 권고는 </w:t>
+      </w:r>
+      <w:r>
+        <w:rPr>
+          <w:rFonts w:ascii="D2Coding" w:hAnsi="D2Coding" w:eastAsia="D2Coding" w:cs="D2Coding"/>
+          <w:color w:val="A32020"/>
+          <w:sz w:val="20"/>
+        </w:rPr>
+        <w:t>V_audit.md</w:t>
+      </w:r>
+      <w:r>
+        <w:rPr>
+          <w:rFonts w:ascii="맑은 고딕" w:hAnsi="맑은 고딕" w:eastAsia="맑은 고딕" w:cs="맑은 고딕"/>
+          <w:b w:val="0"/>
+          <w:sz w:val="21"/>
+        </w:rPr>
+        <w:t xml:space="preserve"> §0·§7 참조.</w:t>
+      </w:r>
     </w:p>
     <w:p>
       <w:pPr>
